--- a/01-电源电路/02-开关电源/半桥/半桥LLC电路/半桥LLC电路.docx
+++ b/01-电源电路/02-开关电源/半桥/半桥LLC电路/半桥LLC电路.docx
@@ -3113,6 +3113,20 @@
     </w:p>
     <w:bookmarkEnd w:id="26"/>
     <w:bookmarkEnd w:id="27"/>
+    <w:p>
+      <w:pPr>
+        <w:spacing w:before="360"/>
+        <w:jc w:val="center"/>
+      </w:pPr>
+      <w:r>
+        <w:rPr>
+          <w:rFonts w:ascii="Times New Roman" w:hAnsi="Times New Roman"/>
+          <w:color w:val="555555"/>
+          <w:sz w:val="21"/>
+        </w:rPr>
+        <w:t>材料收集者：杜文杰</w:t>
+      </w:r>
+    </w:p>
     <w:sectPr>
       <w:headerReference r:id="rId9" w:type="default"/>
       <w:footerReference r:id="rId10" w:type="default"/>

--- a/01-电源电路/02-开关电源/半桥/半桥LLC电路/半桥LLC电路.docx
+++ b/01-电源电路/02-开关电源/半桥/半桥LLC电路/半桥LLC电路.docx
@@ -1,6 +1,6 @@
 
 <file path=word/document.xml><?xml version="1.0" encoding="utf-8"?>
-<w:document xmlns:w="http://schemas.openxmlformats.org/wordprocessingml/2006/main" xmlns:m="http://schemas.openxmlformats.org/officeDocument/2006/math" xmlns:r="http://schemas.openxmlformats.org/officeDocument/2006/relationships" xmlns:o="urn:schemas-microsoft-com:office:office" xmlns:v="urn:schemas-microsoft-com:vml" xmlns:w10="urn:schemas-microsoft-com:office:word" xmlns:a="http://schemas.openxmlformats.org/drawingml/2006/main" xmlns:pic="http://schemas.openxmlformats.org/drawingml/2006/picture" xmlns:wp="http://schemas.openxmlformats.org/drawingml/2006/wordprocessingDrawing">
+<w:document xmlns:m="http://schemas.openxmlformats.org/officeDocument/2006/math" xmlns:r="http://schemas.openxmlformats.org/officeDocument/2006/relationships" xmlns:w="http://schemas.openxmlformats.org/wordprocessingml/2006/main" xmlns:o="urn:schemas-microsoft-com:office:office" xmlns:v="urn:schemas-microsoft-com:vml" xmlns:w10="urn:schemas-microsoft-com:office:word" xmlns:a="http://schemas.openxmlformats.org/drawingml/2006/main" xmlns:pic="http://schemas.openxmlformats.org/drawingml/2006/picture" xmlns:wp="http://schemas.openxmlformats.org/drawingml/2006/wordprocessingDrawing">
   <w:body>
     <w:bookmarkStart w:id="27" w:name="半桥-llc-电路"/>
     <w:p>
@@ -9,16 +9,19 @@
       </w:pPr>
       <w:r>
         <w:rPr>
-          <w:rFonts w:hint="eastAsia"/>
+          <w:rFonts w:hint="eastAsia" w:eastAsia="黑体"/>
         </w:rPr>
         <w:t xml:space="preserve">半桥</w:t>
       </w:r>
       <w:r>
+        <w:rPr>
+          <w:rFonts w:eastAsia="黑体"/>
+        </w:rPr>
         <w:t xml:space="preserve"> LLC </w:t>
       </w:r>
       <w:r>
         <w:rPr>
-          <w:rFonts w:hint="eastAsia"/>
+          <w:rFonts w:hint="eastAsia" w:eastAsia="黑体"/>
         </w:rPr>
         <w:t xml:space="preserve">电路</w:t>
       </w:r>
@@ -30,7 +33,7 @@
       </w:pPr>
       <w:r>
         <w:rPr>
-          <w:rFonts w:hint="eastAsia"/>
+          <w:rFonts w:hint="eastAsia" w:eastAsia="黑体"/>
         </w:rPr>
         <w:t xml:space="preserve">拓扑描述</w:t>
       </w:r>
@@ -41,16 +44,19 @@
       </w:pPr>
       <w:r>
         <w:rPr>
-          <w:rFonts w:hint="eastAsia"/>
+          <w:rFonts w:hint="eastAsia" w:eastAsia="黑体"/>
         </w:rPr>
         <w:t xml:space="preserve">由</w:t>
       </w:r>
       <w:r>
+        <w:rPr>
+          <w:rFonts w:eastAsia="黑体"/>
+        </w:rPr>
         <w:t xml:space="preserve"> </w:t>
       </w:r>
       <w:r>
         <w:rPr>
-          <w:rFonts w:hint="eastAsia"/>
+          <w:rFonts w:hint="eastAsia" w:eastAsia="黑体"/>
           <w:b/>
           <w:bCs/>
         </w:rPr>
@@ -58,6 +64,7 @@
       </w:r>
       <w:r>
         <w:rPr>
+          <w:rFonts w:eastAsia="黑体"/>
           <w:b/>
           <w:bCs/>
         </w:rPr>
@@ -79,6 +86,7 @@
       </m:oMath>
       <w:r>
         <w:rPr>
+          <w:rFonts w:eastAsia="黑体"/>
           <w:b/>
           <w:bCs/>
         </w:rPr>
@@ -100,6 +108,7 @@
       </m:oMath>
       <w:r>
         <w:rPr>
+          <w:rFonts w:eastAsia="黑体"/>
           <w:b/>
           <w:bCs/>
         </w:rPr>
@@ -107,18 +116,21 @@
       </w:r>
       <w:r>
         <w:rPr>
-          <w:rFonts w:hint="eastAsia"/>
+          <w:rFonts w:hint="eastAsia" w:eastAsia="黑体"/>
           <w:b/>
           <w:bCs/>
         </w:rPr>
         <w:t xml:space="preserve">构成的半桥桥臂</w:t>
       </w:r>
       <w:r>
+        <w:rPr>
+          <w:rFonts w:eastAsia="黑体"/>
+        </w:rPr>
         <w:t xml:space="preserve">、</w:t>
       </w:r>
       <w:r>
         <w:rPr>
-          <w:rFonts w:hint="eastAsia"/>
+          <w:rFonts w:hint="eastAsia" w:eastAsia="黑体"/>
           <w:b/>
           <w:bCs/>
         </w:rPr>
@@ -126,6 +138,7 @@
       </w:r>
       <w:r>
         <w:rPr>
+          <w:rFonts w:eastAsia="黑体"/>
           <w:b/>
           <w:bCs/>
         </w:rPr>
@@ -146,11 +159,14 @@
         </m:sSub>
       </m:oMath>
       <w:r>
+        <w:rPr>
+          <w:rFonts w:eastAsia="黑体"/>
+        </w:rPr>
         <w:t xml:space="preserve">、</w:t>
       </w:r>
       <w:r>
         <w:rPr>
-          <w:rFonts w:hint="eastAsia"/>
+          <w:rFonts w:hint="eastAsia" w:eastAsia="黑体"/>
           <w:b/>
           <w:bCs/>
         </w:rPr>
@@ -158,6 +174,7 @@
       </w:r>
       <w:r>
         <w:rPr>
+          <w:rFonts w:eastAsia="黑体"/>
           <w:b/>
           <w:bCs/>
         </w:rPr>
@@ -178,11 +195,14 @@
         </m:sSub>
       </m:oMath>
       <w:r>
+        <w:rPr>
+          <w:rFonts w:eastAsia="黑体"/>
+        </w:rPr>
         <w:t xml:space="preserve">、</w:t>
       </w:r>
       <w:r>
         <w:rPr>
-          <w:rFonts w:hint="eastAsia"/>
+          <w:rFonts w:hint="eastAsia" w:eastAsia="黑体"/>
           <w:b/>
           <w:bCs/>
         </w:rPr>
@@ -190,6 +210,7 @@
       </w:r>
       <w:r>
         <w:rPr>
+          <w:rFonts w:eastAsia="黑体"/>
           <w:b/>
           <w:bCs/>
         </w:rPr>
@@ -210,11 +231,14 @@
         </m:sSub>
       </m:oMath>
       <w:r>
+        <w:rPr>
+          <w:rFonts w:eastAsia="黑体"/>
+        </w:rPr>
         <w:t xml:space="preserve">、</w:t>
       </w:r>
       <w:r>
         <w:rPr>
-          <w:rFonts w:hint="eastAsia"/>
+          <w:rFonts w:hint="eastAsia" w:eastAsia="黑体"/>
           <w:b/>
           <w:bCs/>
         </w:rPr>
@@ -222,6 +246,7 @@
       </w:r>
       <w:r>
         <w:rPr>
+          <w:rFonts w:eastAsia="黑体"/>
           <w:b/>
           <w:bCs/>
         </w:rPr>
@@ -233,28 +258,34 @@
         </m:r>
       </m:oMath>
       <w:r>
+        <w:rPr>
+          <w:rFonts w:eastAsia="黑体"/>
+        </w:rPr>
         <w:t xml:space="preserve">、</w:t>
       </w:r>
       <w:r>
         <w:rPr>
-          <w:rFonts w:hint="eastAsia"/>
+          <w:rFonts w:hint="eastAsia" w:eastAsia="黑体"/>
           <w:b/>
           <w:bCs/>
         </w:rPr>
         <w:t xml:space="preserve">副边整流二极管与输出滤波电容</w:t>
       </w:r>
       <w:r>
+        <w:rPr>
+          <w:rFonts w:eastAsia="黑体"/>
+        </w:rPr>
         <w:t xml:space="preserve"> </w:t>
       </w:r>
       <w:r>
         <w:rPr>
-          <w:rFonts w:hint="eastAsia"/>
+          <w:rFonts w:hint="eastAsia" w:eastAsia="黑体"/>
         </w:rPr>
         <w:t xml:space="preserve">组成。电路关键节点：</w:t>
       </w:r>
       <w:r>
         <w:rPr>
-          <w:rFonts w:hint="eastAsia"/>
+          <w:rFonts w:hint="eastAsia" w:eastAsia="黑体"/>
           <w:b/>
           <w:bCs/>
         </w:rPr>
@@ -262,6 +293,7 @@
       </w:r>
       <w:r>
         <w:rPr>
+          <w:rFonts w:eastAsia="黑体"/>
           <w:b/>
           <w:bCs/>
         </w:rPr>
@@ -269,7 +301,7 @@
       </w:r>
       <w:r>
         <w:rPr>
-          <w:rFonts w:hint="eastAsia"/>
+          <w:rFonts w:hint="eastAsia" w:eastAsia="黑体"/>
           <w:b/>
           <w:bCs/>
         </w:rPr>
@@ -277,6 +309,7 @@
       </w:r>
       <w:r>
         <w:rPr>
+          <w:rFonts w:eastAsia="黑体"/>
           <w:b/>
           <w:bCs/>
         </w:rPr>
@@ -307,7 +340,7 @@
       </m:oMath>
       <w:r>
         <w:rPr>
-          <w:rFonts w:hint="eastAsia"/>
+          <w:rFonts w:hint="eastAsia" w:eastAsia="黑体"/>
         </w:rPr>
         <w:t xml:space="preserve">（</w:t>
       </w:r>
@@ -326,17 +359,20 @@
         </m:sSub>
       </m:oMath>
       <w:r>
+        <w:rPr>
+          <w:rFonts w:eastAsia="黑体"/>
+        </w:rPr>
         <w:t xml:space="preserve"> </w:t>
       </w:r>
       <w:r>
         <w:rPr>
-          <w:rFonts w:hint="eastAsia"/>
+          <w:rFonts w:hint="eastAsia" w:eastAsia="黑体"/>
         </w:rPr>
         <w:t xml:space="preserve">漏极相连）；</w:t>
       </w:r>
       <w:r>
         <w:rPr>
-          <w:rFonts w:hint="eastAsia"/>
+          <w:rFonts w:hint="eastAsia" w:eastAsia="黑体"/>
           <w:b/>
           <w:bCs/>
         </w:rPr>
@@ -344,6 +380,7 @@
       </w:r>
       <w:r>
         <w:rPr>
+          <w:rFonts w:eastAsia="黑体"/>
           <w:b/>
           <w:bCs/>
         </w:rPr>
@@ -351,7 +388,7 @@
       </w:r>
       <w:r>
         <w:rPr>
-          <w:rFonts w:hint="eastAsia"/>
+          <w:rFonts w:hint="eastAsia" w:eastAsia="黑体"/>
           <w:b/>
           <w:bCs/>
         </w:rPr>
@@ -359,6 +396,7 @@
       </w:r>
       <w:r>
         <w:rPr>
+          <w:rFonts w:eastAsia="黑体"/>
           <w:b/>
           <w:bCs/>
         </w:rPr>
@@ -366,7 +404,7 @@
       </w:r>
       <w:r>
         <w:rPr>
-          <w:rFonts w:hint="eastAsia"/>
+          <w:rFonts w:hint="eastAsia" w:eastAsia="黑体"/>
         </w:rPr>
         <w:t xml:space="preserve">（</w:t>
       </w:r>
@@ -385,17 +423,20 @@
         </m:sSub>
       </m:oMath>
       <w:r>
+        <w:rPr>
+          <w:rFonts w:eastAsia="黑体"/>
+        </w:rPr>
         <w:t xml:space="preserve"> </w:t>
       </w:r>
       <w:r>
         <w:rPr>
-          <w:rFonts w:hint="eastAsia"/>
+          <w:rFonts w:hint="eastAsia" w:eastAsia="黑体"/>
         </w:rPr>
         <w:t xml:space="preserve">源极相连）；</w:t>
       </w:r>
       <w:r>
         <w:rPr>
-          <w:rFonts w:hint="eastAsia"/>
+          <w:rFonts w:hint="eastAsia" w:eastAsia="黑体"/>
           <w:b/>
           <w:bCs/>
         </w:rPr>
@@ -403,6 +444,7 @@
       </w:r>
       <w:r>
         <w:rPr>
+          <w:rFonts w:eastAsia="黑体"/>
           <w:b/>
           <w:bCs/>
         </w:rPr>
@@ -410,7 +452,7 @@
       </w:r>
       <w:r>
         <w:rPr>
-          <w:rFonts w:hint="eastAsia"/>
+          <w:rFonts w:hint="eastAsia" w:eastAsia="黑体"/>
           <w:b/>
           <w:bCs/>
         </w:rPr>
@@ -418,6 +460,7 @@
       </w:r>
       <w:r>
         <w:rPr>
+          <w:rFonts w:eastAsia="黑体"/>
           <w:b/>
           <w:bCs/>
         </w:rPr>
@@ -425,7 +468,7 @@
       </w:r>
       <w:r>
         <w:rPr>
-          <w:rFonts w:hint="eastAsia"/>
+          <w:rFonts w:hint="eastAsia" w:eastAsia="黑体"/>
           <w:b/>
           <w:bCs/>
         </w:rPr>
@@ -433,7 +476,7 @@
       </w:r>
       <w:r>
         <w:rPr>
-          <w:rFonts w:hint="eastAsia"/>
+          <w:rFonts w:hint="eastAsia" w:eastAsia="黑体"/>
         </w:rPr>
         <w:t xml:space="preserve">（</w:t>
       </w:r>
@@ -452,11 +495,14 @@
         </m:sSub>
       </m:oMath>
       <w:r>
+        <w:rPr>
+          <w:rFonts w:eastAsia="黑体"/>
+        </w:rPr>
         <w:t xml:space="preserve"> </w:t>
       </w:r>
       <w:r>
         <w:rPr>
-          <w:rFonts w:hint="eastAsia"/>
+          <w:rFonts w:hint="eastAsia" w:eastAsia="黑体"/>
         </w:rPr>
         <w:t xml:space="preserve">源极、</w:t>
       </w:r>
@@ -475,11 +521,14 @@
         </m:sSub>
       </m:oMath>
       <w:r>
+        <w:rPr>
+          <w:rFonts w:eastAsia="黑体"/>
+        </w:rPr>
         <w:t xml:space="preserve"> </w:t>
       </w:r>
       <w:r>
         <w:rPr>
-          <w:rFonts w:hint="eastAsia"/>
+          <w:rFonts w:hint="eastAsia" w:eastAsia="黑体"/>
         </w:rPr>
         <w:t xml:space="preserve">漏极、</w:t>
       </w:r>
@@ -498,17 +547,20 @@
         </m:sSub>
       </m:oMath>
       <w:r>
+        <w:rPr>
+          <w:rFonts w:eastAsia="黑体"/>
+        </w:rPr>
         <w:t xml:space="preserve"> </w:t>
       </w:r>
       <w:r>
         <w:rPr>
-          <w:rFonts w:hint="eastAsia"/>
+          <w:rFonts w:hint="eastAsia" w:eastAsia="黑体"/>
         </w:rPr>
         <w:t xml:space="preserve">一端相连）；</w:t>
       </w:r>
       <w:r>
         <w:rPr>
-          <w:rFonts w:hint="eastAsia"/>
+          <w:rFonts w:hint="eastAsia" w:eastAsia="黑体"/>
           <w:b/>
           <w:bCs/>
         </w:rPr>
@@ -516,6 +568,7 @@
       </w:r>
       <w:r>
         <w:rPr>
+          <w:rFonts w:eastAsia="黑体"/>
           <w:b/>
           <w:bCs/>
         </w:rPr>
@@ -523,7 +576,7 @@
       </w:r>
       <w:r>
         <w:rPr>
-          <w:rFonts w:hint="eastAsia"/>
+          <w:rFonts w:hint="eastAsia" w:eastAsia="黑体"/>
           <w:b/>
           <w:bCs/>
         </w:rPr>
@@ -531,6 +584,7 @@
       </w:r>
       <w:r>
         <w:rPr>
+          <w:rFonts w:eastAsia="黑体"/>
           <w:b/>
           <w:bCs/>
         </w:rPr>
@@ -538,7 +592,7 @@
       </w:r>
       <w:r>
         <w:rPr>
-          <w:rFonts w:hint="eastAsia"/>
+          <w:rFonts w:hint="eastAsia" w:eastAsia="黑体"/>
           <w:b/>
           <w:bCs/>
         </w:rPr>
@@ -560,6 +614,7 @@
       </m:oMath>
       <w:r>
         <w:rPr>
+          <w:rFonts w:eastAsia="黑体"/>
           <w:b/>
           <w:bCs/>
         </w:rPr>
@@ -581,6 +636,7 @@
       </m:oMath>
       <w:r>
         <w:rPr>
+          <w:rFonts w:eastAsia="黑体"/>
           <w:b/>
           <w:bCs/>
         </w:rPr>
@@ -588,7 +644,7 @@
       </w:r>
       <w:r>
         <w:rPr>
-          <w:rFonts w:hint="eastAsia"/>
+          <w:rFonts w:hint="eastAsia" w:eastAsia="黑体"/>
           <w:b/>
           <w:bCs/>
         </w:rPr>
@@ -596,7 +652,7 @@
       </w:r>
       <w:r>
         <w:rPr>
-          <w:rFonts w:hint="eastAsia"/>
+          <w:rFonts w:hint="eastAsia" w:eastAsia="黑体"/>
         </w:rPr>
         <w:t xml:space="preserve">（</w:t>
       </w:r>
@@ -615,15 +671,21 @@
         </m:sSub>
       </m:oMath>
       <w:r>
+        <w:rPr>
+          <w:rFonts w:eastAsia="黑体"/>
+        </w:rPr>
         <w:t xml:space="preserve"> </w:t>
       </w:r>
       <w:r>
         <w:rPr>
-          <w:rFonts w:hint="eastAsia"/>
+          <w:rFonts w:hint="eastAsia" w:eastAsia="黑体"/>
         </w:rPr>
         <w:t xml:space="preserve">另一端与</w:t>
       </w:r>
       <w:r>
+        <w:rPr>
+          <w:rFonts w:eastAsia="黑体"/>
+        </w:rPr>
         <w:t xml:space="preserve"> </w:t>
       </w:r>
       <m:oMath>
@@ -641,17 +703,20 @@
         </m:sSub>
       </m:oMath>
       <w:r>
+        <w:rPr>
+          <w:rFonts w:eastAsia="黑体"/>
+        </w:rPr>
         <w:t xml:space="preserve"> </w:t>
       </w:r>
       <w:r>
         <w:rPr>
-          <w:rFonts w:hint="eastAsia"/>
+          <w:rFonts w:hint="eastAsia" w:eastAsia="黑体"/>
         </w:rPr>
         <w:t xml:space="preserve">一端相连）；</w:t>
       </w:r>
       <w:r>
         <w:rPr>
-          <w:rFonts w:hint="eastAsia"/>
+          <w:rFonts w:hint="eastAsia" w:eastAsia="黑体"/>
           <w:b/>
           <w:bCs/>
         </w:rPr>
@@ -659,6 +724,7 @@
       </w:r>
       <w:r>
         <w:rPr>
+          <w:rFonts w:eastAsia="黑体"/>
           <w:b/>
           <w:bCs/>
         </w:rPr>
@@ -666,7 +732,7 @@
       </w:r>
       <w:r>
         <w:rPr>
-          <w:rFonts w:hint="eastAsia"/>
+          <w:rFonts w:hint="eastAsia" w:eastAsia="黑体"/>
           <w:b/>
           <w:bCs/>
         </w:rPr>
@@ -674,6 +740,7 @@
       </w:r>
       <w:r>
         <w:rPr>
+          <w:rFonts w:eastAsia="黑体"/>
           <w:b/>
           <w:bCs/>
         </w:rPr>
@@ -681,7 +748,7 @@
       </w:r>
       <w:r>
         <w:rPr>
-          <w:rFonts w:hint="eastAsia"/>
+          <w:rFonts w:hint="eastAsia" w:eastAsia="黑体"/>
         </w:rPr>
         <w:t xml:space="preserve">（</w:t>
       </w:r>
@@ -700,11 +767,14 @@
         </m:sSub>
       </m:oMath>
       <w:r>
+        <w:rPr>
+          <w:rFonts w:eastAsia="黑体"/>
+        </w:rPr>
         <w:t xml:space="preserve"> </w:t>
       </w:r>
       <w:r>
         <w:rPr>
-          <w:rFonts w:hint="eastAsia"/>
+          <w:rFonts w:hint="eastAsia" w:eastAsia="黑体"/>
         </w:rPr>
         <w:t xml:space="preserve">另一端、变压器初级一端、</w:t>
       </w:r>
@@ -723,17 +793,20 @@
         </m:sSub>
       </m:oMath>
       <w:r>
+        <w:rPr>
+          <w:rFonts w:eastAsia="黑体"/>
+        </w:rPr>
         <w:t xml:space="preserve"> </w:t>
       </w:r>
       <w:r>
         <w:rPr>
-          <w:rFonts w:hint="eastAsia"/>
+          <w:rFonts w:hint="eastAsia" w:eastAsia="黑体"/>
         </w:rPr>
         <w:t xml:space="preserve">一端相连）；</w:t>
       </w:r>
       <w:r>
         <w:rPr>
-          <w:rFonts w:hint="eastAsia"/>
+          <w:rFonts w:hint="eastAsia" w:eastAsia="黑体"/>
           <w:b/>
           <w:bCs/>
         </w:rPr>
@@ -741,6 +814,7 @@
       </w:r>
       <w:r>
         <w:rPr>
+          <w:rFonts w:eastAsia="黑体"/>
           <w:b/>
           <w:bCs/>
         </w:rPr>
@@ -748,7 +822,7 @@
       </w:r>
       <w:r>
         <w:rPr>
-          <w:rFonts w:hint="eastAsia"/>
+          <w:rFonts w:hint="eastAsia" w:eastAsia="黑体"/>
           <w:b/>
           <w:bCs/>
         </w:rPr>
@@ -756,7 +830,7 @@
       </w:r>
       <w:r>
         <w:rPr>
-          <w:rFonts w:hint="eastAsia"/>
+          <w:rFonts w:hint="eastAsia" w:eastAsia="黑体"/>
         </w:rPr>
         <w:t xml:space="preserve">（变压器初级另一端、</w:t>
       </w:r>
@@ -775,11 +849,14 @@
         </m:sSub>
       </m:oMath>
       <w:r>
+        <w:rPr>
+          <w:rFonts w:eastAsia="黑体"/>
+        </w:rPr>
         <w:t xml:space="preserve"> </w:t>
       </w:r>
       <w:r>
         <w:rPr>
-          <w:rFonts w:hint="eastAsia"/>
+          <w:rFonts w:hint="eastAsia" w:eastAsia="黑体"/>
         </w:rPr>
         <w:t xml:space="preserve">另一端相连，接分压电容中点或地）。</w:t>
       </w:r>
@@ -788,7 +865,7 @@
       <w:pPr/>
       <w:r>
         <w:rPr>
-          <w:rFonts w:hint="eastAsia"/>
+          <w:rFonts w:hint="eastAsia" w:eastAsia="黑体"/>
         </w:rPr>
         <w:t xml:space="preserve">各元件管脚连接：</w:t>
       </w:r>
@@ -807,15 +884,21 @@
         </m:sSub>
       </m:oMath>
       <w:r>
+        <w:rPr>
+          <w:rFonts w:eastAsia="黑体"/>
+        </w:rPr>
         <w:t xml:space="preserve"> </w:t>
       </w:r>
       <w:r>
         <w:rPr>
-          <w:rFonts w:hint="eastAsia"/>
+          <w:rFonts w:hint="eastAsia" w:eastAsia="黑体"/>
         </w:rPr>
         <w:t xml:space="preserve">漏极接</w:t>
       </w:r>
       <w:r>
+        <w:rPr>
+          <w:rFonts w:eastAsia="黑体"/>
+        </w:rPr>
         <w:t xml:space="preserve"> </w:t>
       </w:r>
       <m:oMath>
@@ -843,16 +926,19 @@
       </m:oMath>
       <w:r>
         <w:rPr>
-          <w:rFonts w:hint="eastAsia"/>
+          <w:rFonts w:hint="eastAsia" w:eastAsia="黑体"/>
         </w:rPr>
         <w:t xml:space="preserve">、源极接开关节点</w:t>
       </w:r>
       <w:r>
+        <w:rPr>
+          <w:rFonts w:eastAsia="黑体"/>
+        </w:rPr>
         <w:t xml:space="preserve"> </w:t>
       </w:r>
       <w:r>
         <w:rPr>
-          <w:rFonts w:hint="eastAsia"/>
+          <w:rFonts w:hint="eastAsia" w:eastAsia="黑体"/>
         </w:rPr>
         <w:t xml:space="preserve">A、栅极接驱动；</w:t>
       </w:r>
@@ -871,20 +957,26 @@
         </m:sSub>
       </m:oMath>
       <w:r>
+        <w:rPr>
+          <w:rFonts w:eastAsia="黑体"/>
+        </w:rPr>
         <w:t xml:space="preserve"> </w:t>
       </w:r>
       <w:r>
         <w:rPr>
-          <w:rFonts w:hint="eastAsia"/>
+          <w:rFonts w:hint="eastAsia" w:eastAsia="黑体"/>
         </w:rPr>
         <w:t xml:space="preserve">漏极接开关节点</w:t>
       </w:r>
       <w:r>
+        <w:rPr>
+          <w:rFonts w:eastAsia="黑体"/>
+        </w:rPr>
         <w:t xml:space="preserve"> </w:t>
       </w:r>
       <w:r>
         <w:rPr>
-          <w:rFonts w:hint="eastAsia"/>
+          <w:rFonts w:hint="eastAsia" w:eastAsia="黑体"/>
         </w:rPr>
         <w:t xml:space="preserve">A、源极接地、栅极接驱动；</w:t>
       </w:r>
@@ -903,29 +995,38 @@
         </m:sSub>
       </m:oMath>
       <w:r>
+        <w:rPr>
+          <w:rFonts w:eastAsia="黑体"/>
+        </w:rPr>
         <w:t xml:space="preserve"> </w:t>
       </w:r>
       <w:r>
         <w:rPr>
-          <w:rFonts w:hint="eastAsia"/>
+          <w:rFonts w:hint="eastAsia" w:eastAsia="黑体"/>
         </w:rPr>
         <w:t xml:space="preserve">一端接开关节点</w:t>
       </w:r>
       <w:r>
+        <w:rPr>
+          <w:rFonts w:eastAsia="黑体"/>
+        </w:rPr>
         <w:t xml:space="preserve"> </w:t>
       </w:r>
       <w:r>
         <w:rPr>
-          <w:rFonts w:hint="eastAsia"/>
+          <w:rFonts w:hint="eastAsia" w:eastAsia="黑体"/>
         </w:rPr>
         <w:t xml:space="preserve">A、另一端接谐振节点</w:t>
       </w:r>
       <w:r>
+        <w:rPr>
+          <w:rFonts w:eastAsia="黑体"/>
+        </w:rPr>
         <w:t xml:space="preserve"> </w:t>
       </w:r>
       <w:r>
         <w:rPr>
-          <w:rFonts w:hint="eastAsia"/>
+          <w:rFonts w:hint="eastAsia" w:eastAsia="黑体"/>
         </w:rPr>
         <w:t xml:space="preserve">C；</w:t>
       </w:r>
@@ -944,35 +1045,44 @@
         </m:sSub>
       </m:oMath>
       <w:r>
+        <w:rPr>
+          <w:rFonts w:eastAsia="黑体"/>
+        </w:rPr>
         <w:t xml:space="preserve"> </w:t>
       </w:r>
       <w:r>
         <w:rPr>
-          <w:rFonts w:hint="eastAsia"/>
+          <w:rFonts w:hint="eastAsia" w:eastAsia="黑体"/>
         </w:rPr>
         <w:t xml:space="preserve">一端接谐振节点</w:t>
       </w:r>
       <w:r>
+        <w:rPr>
+          <w:rFonts w:eastAsia="黑体"/>
+        </w:rPr>
         <w:t xml:space="preserve"> </w:t>
       </w:r>
       <w:r>
         <w:rPr>
-          <w:rFonts w:hint="eastAsia"/>
+          <w:rFonts w:hint="eastAsia" w:eastAsia="黑体"/>
         </w:rPr>
         <w:t xml:space="preserve">C、另一端接节点</w:t>
       </w:r>
       <w:r>
+        <w:rPr>
+          <w:rFonts w:eastAsia="黑体"/>
+        </w:rPr>
         <w:t xml:space="preserve"> </w:t>
       </w:r>
       <w:r>
         <w:rPr>
-          <w:rFonts w:hint="eastAsia"/>
+          <w:rFonts w:hint="eastAsia" w:eastAsia="黑体"/>
         </w:rPr>
         <w:t xml:space="preserve">P；</w:t>
       </w:r>
       <w:r>
         <w:rPr>
-          <w:rFonts w:hint="eastAsia"/>
+          <w:rFonts w:hint="eastAsia" w:eastAsia="黑体"/>
           <w:b/>
           <w:bCs/>
         </w:rPr>
@@ -980,6 +1090,7 @@
       </w:r>
       <w:r>
         <w:rPr>
+          <w:rFonts w:eastAsia="黑体"/>
           <w:b/>
           <w:bCs/>
         </w:rPr>
@@ -991,20 +1102,26 @@
         </m:r>
       </m:oMath>
       <w:r>
+        <w:rPr>
+          <w:rFonts w:eastAsia="黑体"/>
+        </w:rPr>
         <w:t xml:space="preserve"> </w:t>
       </w:r>
       <w:r>
         <w:rPr>
-          <w:rFonts w:hint="eastAsia"/>
+          <w:rFonts w:hint="eastAsia" w:eastAsia="黑体"/>
         </w:rPr>
         <w:t xml:space="preserve">初级一端接节点</w:t>
       </w:r>
       <w:r>
+        <w:rPr>
+          <w:rFonts w:eastAsia="黑体"/>
+        </w:rPr>
         <w:t xml:space="preserve"> </w:t>
       </w:r>
       <w:r>
         <w:rPr>
-          <w:rFonts w:hint="eastAsia"/>
+          <w:rFonts w:hint="eastAsia" w:eastAsia="黑体"/>
         </w:rPr>
         <w:t xml:space="preserve">P、另一端接原边返回节点，次级接副边整流；</w:t>
       </w:r>
@@ -1023,20 +1140,26 @@
         </m:sSub>
       </m:oMath>
       <w:r>
+        <w:rPr>
+          <w:rFonts w:eastAsia="黑体"/>
+        </w:rPr>
         <w:t xml:space="preserve"> </w:t>
       </w:r>
       <w:r>
         <w:rPr>
-          <w:rFonts w:hint="eastAsia"/>
+          <w:rFonts w:hint="eastAsia" w:eastAsia="黑体"/>
         </w:rPr>
         <w:t xml:space="preserve">一端接节点</w:t>
       </w:r>
       <w:r>
+        <w:rPr>
+          <w:rFonts w:eastAsia="黑体"/>
+        </w:rPr>
         <w:t xml:space="preserve"> </w:t>
       </w:r>
       <w:r>
         <w:rPr>
-          <w:rFonts w:hint="eastAsia"/>
+          <w:rFonts w:hint="eastAsia" w:eastAsia="黑体"/>
         </w:rPr>
         <w:t xml:space="preserve">P、另一端接原边返回节点（与变压器初级并联）；副边整流二极管与输出滤波电容构成整流滤波，输出端接负载。</w:t>
       </w:r>
@@ -1045,34 +1168,43 @@
       <w:pPr/>
       <w:r>
         <w:rPr>
-          <w:rFonts w:hint="eastAsia"/>
+          <w:rFonts w:hint="eastAsia" w:eastAsia="黑体"/>
         </w:rPr>
         <w:t xml:space="preserve">由此构成半桥中点经串联谐振网络接变压器原边、利用谐振实现软开关的隔离降压</w:t>
       </w:r>
       <w:r>
+        <w:rPr>
+          <w:rFonts w:eastAsia="黑体"/>
+        </w:rPr>
         <w:t xml:space="preserve"> LLC </w:t>
       </w:r>
       <w:r>
         <w:rPr>
-          <w:rFonts w:hint="eastAsia"/>
+          <w:rFonts w:hint="eastAsia" w:eastAsia="黑体"/>
         </w:rPr>
         <w:t xml:space="preserve">谐振变换器，通过调频改变增益并实现</w:t>
       </w:r>
       <w:r>
+        <w:rPr>
+          <w:rFonts w:eastAsia="黑体"/>
+        </w:rPr>
         <w:t xml:space="preserve"> ZVS </w:t>
       </w:r>
       <w:r>
         <w:rPr>
-          <w:rFonts w:hint="eastAsia"/>
+          <w:rFonts w:hint="eastAsia" w:eastAsia="黑体"/>
         </w:rPr>
         <w:t xml:space="preserve">与副边二极管</w:t>
       </w:r>
       <w:r>
+        <w:rPr>
+          <w:rFonts w:eastAsia="黑体"/>
+        </w:rPr>
         <w:t xml:space="preserve"> </w:t>
       </w:r>
       <w:r>
         <w:rPr>
-          <w:rFonts w:hint="eastAsia"/>
+          <w:rFonts w:hint="eastAsia" w:eastAsia="黑体"/>
         </w:rPr>
         <w:t xml:space="preserve">ZCS，用于高效隔离变换。</w:t>
       </w:r>
@@ -1085,7 +1217,7 @@
       </w:pPr>
       <w:r>
         <w:rPr>
-          <w:rFonts w:hint="eastAsia"/>
+          <w:rFonts w:hint="eastAsia" w:eastAsia="黑体"/>
         </w:rPr>
         <w:t xml:space="preserve">工作原理</w:t>
       </w:r>
@@ -1096,7 +1228,7 @@
       </w:pPr>
       <w:r>
         <w:rPr>
-          <w:rFonts w:hint="eastAsia"/>
+          <w:rFonts w:hint="eastAsia" w:eastAsia="黑体"/>
         </w:rPr>
         <w:t xml:space="preserve">半桥输出近似方波电压驱动谐振网络，谐振电流呈正弦，使开关管零电压开通（ZVS）、副边二极管零电流关断。通过调节开关频率改变谐振网络增益，从而稳定输出电压，实现高效隔离变换。</w:t>
       </w:r>
@@ -1109,7 +1241,7 @@
       </w:pPr>
       <w:r>
         <w:rPr>
-          <w:rFonts w:hint="eastAsia"/>
+          <w:rFonts w:hint="eastAsia" w:eastAsia="黑体"/>
         </w:rPr>
         <w:t xml:space="preserve">关键计算公式</w:t>
       </w:r>
@@ -1123,7 +1255,7 @@
       </w:pPr>
       <w:r>
         <w:rPr>
-          <w:rFonts w:hint="eastAsia"/>
+          <w:rFonts w:hint="eastAsia" w:eastAsia="黑体"/>
         </w:rPr>
         <w:t xml:space="preserve">谐振频率：</w:t>
       </w:r>
@@ -1218,7 +1350,7 @@
       </w:pPr>
       <w:r>
         <w:rPr>
-          <w:rFonts w:hint="eastAsia"/>
+          <w:rFonts w:hint="eastAsia" w:eastAsia="黑体"/>
         </w:rPr>
         <w:t xml:space="preserve">第二谐振频率（含励磁电感）：</w:t>
       </w:r>
@@ -1343,7 +1475,7 @@
       </w:pPr>
       <w:r>
         <w:rPr>
-          <w:rFonts w:hint="eastAsia"/>
+          <w:rFonts w:hint="eastAsia" w:eastAsia="黑体"/>
         </w:rPr>
         <w:t xml:space="preserve">归一化电感比：</w:t>
       </w:r>
@@ -1412,7 +1544,7 @@
       </w:pPr>
       <w:r>
         <w:rPr>
-          <w:rFonts w:hint="eastAsia"/>
+          <w:rFonts w:hint="eastAsia" w:eastAsia="黑体"/>
         </w:rPr>
         <w:t xml:space="preserve">品质因数：</w:t>
       </w:r>
@@ -1513,20 +1645,26 @@
       </w:pPr>
       <w:r>
         <w:rPr>
-          <w:rFonts w:hint="eastAsia"/>
+          <w:rFonts w:hint="eastAsia" w:eastAsia="黑体"/>
         </w:rPr>
         <w:t xml:space="preserve">直流电压增益（近似，n</w:t>
       </w:r>
       <w:r>
+        <w:rPr>
+          <w:rFonts w:eastAsia="黑体"/>
+        </w:rPr>
         <w:t xml:space="preserve"> </w:t>
       </w:r>
       <w:r>
         <w:rPr>
-          <w:rFonts w:hint="eastAsia"/>
+          <w:rFonts w:hint="eastAsia" w:eastAsia="黑体"/>
         </w:rPr>
         <w:t xml:space="preserve">为副边/原边匝比</w:t>
       </w:r>
       <w:r>
+        <w:rPr>
+          <w:rFonts w:eastAsia="黑体"/>
+        </w:rPr>
         <w:t xml:space="preserve"> </w:t>
       </w:r>
       <m:oMath>
@@ -1572,7 +1710,7 @@
       </m:oMath>
       <w:r>
         <w:rPr>
-          <w:rFonts w:hint="eastAsia"/>
+          <w:rFonts w:hint="eastAsia" w:eastAsia="黑体"/>
         </w:rPr>
         <w:t xml:space="preserve">）：</w:t>
       </w:r>
@@ -1684,7 +1822,7 @@
             </w:pPr>
             <w:r>
               <w:rPr>
-                <w:rFonts w:hint="eastAsia"/>
+                <w:rFonts w:hint="eastAsia" w:eastAsia="黑体"/>
               </w:rPr>
               <w:t xml:space="preserve">符号</w:t>
             </w:r>
@@ -1698,7 +1836,7 @@
             </w:pPr>
             <w:r>
               <w:rPr>
-                <w:rFonts w:hint="eastAsia"/>
+                <w:rFonts w:hint="eastAsia" w:eastAsia="黑体"/>
               </w:rPr>
               <w:t xml:space="preserve">含义</w:t>
             </w:r>
@@ -1712,7 +1850,7 @@
             </w:pPr>
             <w:r>
               <w:rPr>
-                <w:rFonts w:hint="eastAsia"/>
+                <w:rFonts w:hint="eastAsia" w:eastAsia="黑体"/>
               </w:rPr>
               <w:t xml:space="preserve">单位</w:t>
             </w:r>
@@ -1741,6 +1879,9 @@
               </m:sSub>
             </m:oMath>
             <w:r>
+              <w:rPr>
+                <w:rFonts w:eastAsia="黑体"/>
+              </w:rPr>
               <w:t xml:space="preserve">​</w:t>
             </w:r>
           </w:p>
@@ -1753,7 +1894,7 @@
             </w:pPr>
             <w:r>
               <w:rPr>
-                <w:rFonts w:hint="eastAsia"/>
+                <w:rFonts w:hint="eastAsia" w:eastAsia="黑体"/>
               </w:rPr>
               <w:t xml:space="preserve">谐振电感</w:t>
             </w:r>
@@ -1766,6 +1907,9 @@
               <w:pStyle w:val="Compact"/>
             </w:pPr>
             <w:r>
+              <w:rPr>
+                <w:rFonts w:eastAsia="黑体"/>
+              </w:rPr>
               <w:t xml:space="preserve">H</w:t>
             </w:r>
           </w:p>
@@ -1793,6 +1937,9 @@
               </m:sSub>
             </m:oMath>
             <w:r>
+              <w:rPr>
+                <w:rFonts w:eastAsia="黑体"/>
+              </w:rPr>
               <w:t xml:space="preserve">​</w:t>
             </w:r>
           </w:p>
@@ -1805,7 +1952,7 @@
             </w:pPr>
             <w:r>
               <w:rPr>
-                <w:rFonts w:hint="eastAsia"/>
+                <w:rFonts w:hint="eastAsia" w:eastAsia="黑体"/>
               </w:rPr>
               <w:t xml:space="preserve">谐振电容</w:t>
             </w:r>
@@ -1818,6 +1965,9 @@
               <w:pStyle w:val="Compact"/>
             </w:pPr>
             <w:r>
+              <w:rPr>
+                <w:rFonts w:eastAsia="黑体"/>
+              </w:rPr>
               <w:t xml:space="preserve">F</w:t>
             </w:r>
           </w:p>
@@ -1845,6 +1995,9 @@
               </m:sSub>
             </m:oMath>
             <w:r>
+              <w:rPr>
+                <w:rFonts w:eastAsia="黑体"/>
+              </w:rPr>
               <w:t xml:space="preserve">​</w:t>
             </w:r>
           </w:p>
@@ -1857,7 +2010,7 @@
             </w:pPr>
             <w:r>
               <w:rPr>
-                <w:rFonts w:hint="eastAsia"/>
+                <w:rFonts w:hint="eastAsia" w:eastAsia="黑体"/>
               </w:rPr>
               <w:t xml:space="preserve">磁化电感</w:t>
             </w:r>
@@ -1870,6 +2023,9 @@
               <w:pStyle w:val="Compact"/>
             </w:pPr>
             <w:r>
+              <w:rPr>
+                <w:rFonts w:eastAsia="黑体"/>
+              </w:rPr>
               <w:t xml:space="preserve">H</w:t>
             </w:r>
           </w:p>
@@ -1897,6 +2053,9 @@
               </m:sSub>
             </m:oMath>
             <w:r>
+              <w:rPr>
+                <w:rFonts w:eastAsia="黑体"/>
+              </w:rPr>
               <w:t xml:space="preserve">​</w:t>
             </w:r>
           </w:p>
@@ -1909,7 +2068,7 @@
             </w:pPr>
             <w:r>
               <w:rPr>
-                <w:rFonts w:hint="eastAsia"/>
+                <w:rFonts w:hint="eastAsia" w:eastAsia="黑体"/>
               </w:rPr>
               <w:t xml:space="preserve">谐振频率</w:t>
             </w:r>
@@ -1922,6 +2081,9 @@
               <w:pStyle w:val="Compact"/>
             </w:pPr>
             <w:r>
+              <w:rPr>
+                <w:rFonts w:eastAsia="黑体"/>
+              </w:rPr>
               <w:t xml:space="preserve">Hz</w:t>
             </w:r>
           </w:p>
@@ -1949,6 +2111,9 @@
               </m:sSub>
             </m:oMath>
             <w:r>
+              <w:rPr>
+                <w:rFonts w:eastAsia="黑体"/>
+              </w:rPr>
               <w:t xml:space="preserve">​</w:t>
             </w:r>
           </w:p>
@@ -1961,7 +2126,7 @@
             </w:pPr>
             <w:r>
               <w:rPr>
-                <w:rFonts w:hint="eastAsia"/>
+                <w:rFonts w:hint="eastAsia" w:eastAsia="黑体"/>
               </w:rPr>
               <w:t xml:space="preserve">第二谐振频率</w:t>
             </w:r>
@@ -1974,6 +2139,9 @@
               <w:pStyle w:val="Compact"/>
             </w:pPr>
             <w:r>
+              <w:rPr>
+                <w:rFonts w:eastAsia="黑体"/>
+              </w:rPr>
               <w:t xml:space="preserve">Hz</w:t>
             </w:r>
           </w:p>
@@ -2001,6 +2169,9 @@
               </m:sSub>
             </m:oMath>
             <w:r>
+              <w:rPr>
+                <w:rFonts w:eastAsia="黑体"/>
+              </w:rPr>
               <w:t xml:space="preserve">​</w:t>
             </w:r>
           </w:p>
@@ -2013,7 +2184,7 @@
             </w:pPr>
             <w:r>
               <w:rPr>
-                <w:rFonts w:hint="eastAsia"/>
+                <w:rFonts w:hint="eastAsia" w:eastAsia="黑体"/>
               </w:rPr>
               <w:t xml:space="preserve">折合到原边的负载电阻</w:t>
             </w:r>
@@ -2026,6 +2197,9 @@
               <w:pStyle w:val="Compact"/>
             </w:pPr>
             <w:r>
+              <w:rPr>
+                <w:rFonts w:eastAsia="黑体"/>
+              </w:rPr>
               <w:t xml:space="preserve">Ω</w:t>
             </w:r>
           </w:p>
@@ -2044,6 +2218,9 @@
               </m:r>
             </m:oMath>
             <w:r>
+              <w:rPr>
+                <w:rFonts w:eastAsia="黑体"/>
+              </w:rPr>
               <w:t xml:space="preserve">​</w:t>
             </w:r>
           </w:p>
@@ -2056,7 +2233,7 @@
             </w:pPr>
             <w:r>
               <w:rPr>
-                <w:rFonts w:hint="eastAsia"/>
+                <w:rFonts w:hint="eastAsia" w:eastAsia="黑体"/>
               </w:rPr>
               <w:t xml:space="preserve">品质因数</w:t>
             </w:r>
@@ -2069,6 +2246,9 @@
               <w:pStyle w:val="Compact"/>
             </w:pPr>
             <w:r>
+              <w:rPr>
+                <w:rFonts w:eastAsia="黑体"/>
+              </w:rPr>
               <w:t xml:space="preserve">—</w:t>
             </w:r>
           </w:p>
@@ -2087,6 +2267,9 @@
               </m:r>
             </m:oMath>
             <w:r>
+              <w:rPr>
+                <w:rFonts w:eastAsia="黑体"/>
+              </w:rPr>
               <w:t xml:space="preserve">​</w:t>
             </w:r>
           </w:p>
@@ -2099,7 +2282,7 @@
             </w:pPr>
             <w:r>
               <w:rPr>
-                <w:rFonts w:hint="eastAsia"/>
+                <w:rFonts w:hint="eastAsia" w:eastAsia="黑体"/>
               </w:rPr>
               <w:t xml:space="preserve">谐振网络电压增益</w:t>
             </w:r>
@@ -2112,6 +2295,9 @@
               <w:pStyle w:val="Compact"/>
             </w:pPr>
             <w:r>
+              <w:rPr>
+                <w:rFonts w:eastAsia="黑体"/>
+              </w:rPr>
               <w:t xml:space="preserve">—</w:t>
             </w:r>
           </w:p>
@@ -2130,6 +2316,9 @@
               </m:r>
             </m:oMath>
             <w:r>
+              <w:rPr>
+                <w:rFonts w:eastAsia="黑体"/>
+              </w:rPr>
               <w:t xml:space="preserve">​</w:t>
             </w:r>
           </w:p>
@@ -2142,7 +2331,7 @@
             </w:pPr>
             <w:r>
               <w:rPr>
-                <w:rFonts w:hint="eastAsia"/>
+                <w:rFonts w:hint="eastAsia" w:eastAsia="黑体"/>
               </w:rPr>
               <w:t xml:space="preserve">变压器匝比（副边/原边）</w:t>
             </w:r>
@@ -2155,6 +2344,9 @@
               <w:pStyle w:val="Compact"/>
             </w:pPr>
             <w:r>
+              <w:rPr>
+                <w:rFonts w:eastAsia="黑体"/>
+              </w:rPr>
               <w:t xml:space="preserve">—</w:t>
             </w:r>
           </w:p>
@@ -2169,7 +2361,7 @@
       </w:pPr>
       <w:r>
         <w:rPr>
-          <w:rFonts w:hint="eastAsia"/>
+          <w:rFonts w:hint="eastAsia" w:eastAsia="黑体"/>
         </w:rPr>
         <w:t xml:space="preserve">元件调整影响</w:t>
       </w:r>
@@ -2184,6 +2376,7 @@
       </w:pPr>
       <w:r>
         <w:rPr>
+          <w:rFonts w:eastAsia="黑体"/>
           <w:b/>
           <w:bCs/>
         </w:rPr>
@@ -2191,7 +2384,7 @@
       </w:r>
       <w:r>
         <w:rPr>
-          <w:rFonts w:hint="eastAsia"/>
+          <w:rFonts w:hint="eastAsia" w:eastAsia="黑体"/>
           <w:b/>
           <w:bCs/>
         </w:rPr>
@@ -2199,24 +2392,34 @@
       </w:r>
       <w:r>
         <w:rPr>
+          <w:rFonts w:eastAsia="黑体"/>
           <w:b/>
           <w:bCs/>
         </w:rPr>
         <w:t xml:space="preserve"> Cr↑</w:t>
       </w:r>
       <w:r>
+        <w:rPr>
+          <w:rFonts w:eastAsia="黑体"/>
+        </w:rPr>
         <w:t xml:space="preserve"> </w:t>
       </w:r>
       <w:r>
+        <w:rPr>
+          <w:rFonts w:eastAsia="黑体"/>
+        </w:rPr>
         <w:t xml:space="preserve">→ </w:t>
       </w:r>
       <w:r>
         <w:rPr>
-          <w:rFonts w:hint="eastAsia"/>
+          <w:rFonts w:hint="eastAsia" w:eastAsia="黑体"/>
         </w:rPr>
         <w:t xml:space="preserve">谐振频率</w:t>
       </w:r>
       <w:r>
+        <w:rPr>
+          <w:rFonts w:eastAsia="黑体"/>
+        </w:rPr>
         <w:t xml:space="preserve"> </w:t>
       </w:r>
       <m:oMath>
@@ -2234,11 +2437,14 @@
         </m:sSub>
       </m:oMath>
       <w:r>
+        <w:rPr>
+          <w:rFonts w:eastAsia="黑体"/>
+        </w:rPr>
         <w:t xml:space="preserve"> </w:t>
       </w:r>
       <w:r>
         <w:rPr>
-          <w:rFonts w:hint="eastAsia"/>
+          <w:rFonts w:hint="eastAsia" w:eastAsia="黑体"/>
         </w:rPr>
         <w:t xml:space="preserve">下降，工作频率需相应调整。</w:t>
       </w:r>
@@ -2253,20 +2459,27 @@
       </w:pPr>
       <w:r>
         <w:rPr>
+          <w:rFonts w:eastAsia="黑体"/>
           <w:b/>
           <w:bCs/>
         </w:rPr>
         <w:t xml:space="preserve">Lm↑</w:t>
       </w:r>
       <w:r>
+        <w:rPr>
+          <w:rFonts w:eastAsia="黑体"/>
+        </w:rPr>
         <w:t xml:space="preserve"> </w:t>
       </w:r>
       <w:r>
+        <w:rPr>
+          <w:rFonts w:eastAsia="黑体"/>
+        </w:rPr>
         <w:t xml:space="preserve">→ </w:t>
       </w:r>
       <w:r>
         <w:rPr>
-          <w:rFonts w:hint="eastAsia"/>
+          <w:rFonts w:hint="eastAsia" w:eastAsia="黑体"/>
         </w:rPr>
         <w:t xml:space="preserve">励磁电流减小、损耗降低，但增益调节范围变窄。</w:t>
       </w:r>
@@ -2281,20 +2494,27 @@
       </w:pPr>
       <w:r>
         <w:rPr>
+          <w:rFonts w:eastAsia="黑体"/>
           <w:b/>
           <w:bCs/>
         </w:rPr>
         <w:t xml:space="preserve">Q↑</w:t>
       </w:r>
       <w:r>
+        <w:rPr>
+          <w:rFonts w:eastAsia="黑体"/>
+        </w:rPr>
         <w:t xml:space="preserve"> </w:t>
       </w:r>
       <w:r>
+        <w:rPr>
+          <w:rFonts w:eastAsia="黑体"/>
+        </w:rPr>
         <w:t xml:space="preserve">→ </w:t>
       </w:r>
       <w:r>
         <w:rPr>
-          <w:rFonts w:hint="eastAsia"/>
+          <w:rFonts w:hint="eastAsia" w:eastAsia="黑体"/>
         </w:rPr>
         <w:t xml:space="preserve">增益峰变陡，环路易振荡。</w:t>
       </w:r>
@@ -2309,7 +2529,7 @@
       </w:pPr>
       <w:r>
         <w:rPr>
-          <w:rFonts w:hint="eastAsia"/>
+          <w:rFonts w:hint="eastAsia" w:eastAsia="黑体"/>
           <w:b/>
           <w:bCs/>
         </w:rPr>
@@ -2317,6 +2537,7 @@
       </w:r>
       <w:r>
         <w:rPr>
+          <w:rFonts w:eastAsia="黑体"/>
           <w:b/>
           <w:bCs/>
         </w:rPr>
@@ -2324,7 +2545,7 @@
       </w:r>
       <w:r>
         <w:rPr>
-          <w:rFonts w:hint="eastAsia"/>
+          <w:rFonts w:hint="eastAsia" w:eastAsia="黑体"/>
           <w:b/>
           <w:bCs/>
         </w:rPr>
@@ -2332,6 +2553,7 @@
       </w:r>
       <w:r>
         <w:rPr>
+          <w:rFonts w:eastAsia="黑体"/>
           <w:b/>
           <w:bCs/>
         </w:rPr>
@@ -2339,11 +2561,14 @@
       </w:r>
       <w:r>
         <w:rPr>
-          <w:rFonts w:hint="eastAsia"/>
+          <w:rFonts w:hint="eastAsia" w:eastAsia="黑体"/>
         </w:rPr>
         <w:t xml:space="preserve">：升高则增益下降，降低进入容性区失去</w:t>
       </w:r>
       <w:r>
+        <w:rPr>
+          <w:rFonts w:eastAsia="黑体"/>
+        </w:rPr>
         <w:t xml:space="preserve"> ZVS。</w:t>
       </w:r>
     </w:p>
@@ -2357,26 +2582,33 @@
       </w:pPr>
       <w:r>
         <w:rPr>
+          <w:rFonts w:eastAsia="黑体"/>
           <w:b/>
           <w:bCs/>
         </w:rPr>
         <w:t xml:space="preserve">k↑</w:t>
       </w:r>
       <w:r>
+        <w:rPr>
+          <w:rFonts w:eastAsia="黑体"/>
+        </w:rPr>
         <w:t xml:space="preserve"> </w:t>
       </w:r>
       <w:r>
+        <w:rPr>
+          <w:rFonts w:eastAsia="黑体"/>
+        </w:rPr>
         <w:t xml:space="preserve">→ </w:t>
       </w:r>
       <w:r>
         <w:rPr>
-          <w:rFonts w:hint="eastAsia"/>
+          <w:rFonts w:hint="eastAsia" w:eastAsia="黑体"/>
         </w:rPr>
         <w:t xml:space="preserve">增益曲线平缓，但谐振电流与关断损耗</w:t>
       </w:r>
       <w:r>
         <w:rPr>
-          <w:rFonts w:hint="eastAsia"/>
+          <w:rFonts w:hint="eastAsia" w:eastAsia="黑体"/>
           <w:b/>
           <w:bCs/>
         </w:rPr>
@@ -2384,7 +2616,7 @@
       </w:r>
       <w:r>
         <w:rPr>
-          <w:rFonts w:hint="eastAsia"/>
+          <w:rFonts w:hint="eastAsia" w:eastAsia="黑体"/>
         </w:rPr>
         <w:t xml:space="preserve">（但增益调节范围变窄）。</w:t>
       </w:r>
@@ -2397,7 +2629,7 @@
       </w:pPr>
       <w:r>
         <w:rPr>
-          <w:rFonts w:hint="eastAsia"/>
+          <w:rFonts w:hint="eastAsia" w:eastAsia="黑体"/>
         </w:rPr>
         <w:t xml:space="preserve">典型参数示例</w:t>
       </w:r>
@@ -2412,11 +2644,14 @@
       </w:pPr>
       <w:r>
         <w:rPr>
-          <w:rFonts w:hint="eastAsia"/>
+          <w:rFonts w:hint="eastAsia" w:eastAsia="黑体"/>
         </w:rPr>
         <w:t xml:space="preserve">取</w:t>
       </w:r>
       <w:r>
+        <w:rPr>
+          <w:rFonts w:eastAsia="黑体"/>
+        </w:rPr>
         <w:t xml:space="preserve"> </w:t>
       </w:r>
       <m:oMath>
@@ -2456,6 +2691,9 @@
         </m:r>
       </m:oMath>
       <w:r>
+        <w:rPr>
+          <w:rFonts w:eastAsia="黑体"/>
+        </w:rPr>
         <w:t xml:space="preserve">、</w:t>
       </w:r>
       <m:oMath>
@@ -2493,7 +2731,7 @@
       </m:oMath>
       <w:r>
         <w:rPr>
-          <w:rFonts w:hint="eastAsia"/>
+          <w:rFonts w:hint="eastAsia" w:eastAsia="黑体"/>
         </w:rPr>
         <w:t xml:space="preserve">：</w:t>
       </w:r>
@@ -2623,6 +2861,9 @@
         </m:r>
       </m:oMath>
       <w:r>
+        <w:rPr>
+          <w:rFonts w:eastAsia="黑体"/>
+        </w:rPr>
         <w:t xml:space="preserve">。</w:t>
       </w:r>
     </w:p>
@@ -2636,11 +2877,14 @@
       </w:pPr>
       <w:r>
         <w:rPr>
-          <w:rFonts w:hint="eastAsia"/>
+          <w:rFonts w:hint="eastAsia" w:eastAsia="黑体"/>
         </w:rPr>
         <w:t xml:space="preserve">取</w:t>
       </w:r>
       <w:r>
+        <w:rPr>
+          <w:rFonts w:eastAsia="黑体"/>
+        </w:rPr>
         <w:t xml:space="preserve"> </w:t>
       </w:r>
       <m:oMath>
@@ -2680,6 +2924,9 @@
         </m:r>
       </m:oMath>
       <w:r>
+        <w:rPr>
+          <w:rFonts w:eastAsia="黑体"/>
+        </w:rPr>
         <w:t xml:space="preserve">、</w:t>
       </w:r>
       <m:oMath>
@@ -2720,7 +2967,7 @@
       </m:oMath>
       <w:r>
         <w:rPr>
-          <w:rFonts w:hint="eastAsia"/>
+          <w:rFonts w:hint="eastAsia" w:eastAsia="黑体"/>
         </w:rPr>
         <w:t xml:space="preserve">：</w:t>
       </w:r>
@@ -2850,6 +3097,9 @@
         </m:r>
       </m:oMath>
       <w:r>
+        <w:rPr>
+          <w:rFonts w:eastAsia="黑体"/>
+        </w:rPr>
         <w:t xml:space="preserve">。</w:t>
       </w:r>
     </w:p>
@@ -2861,7 +3111,7 @@
       </w:pPr>
       <w:r>
         <w:rPr>
-          <w:rFonts w:hint="eastAsia"/>
+          <w:rFonts w:hint="eastAsia" w:eastAsia="黑体"/>
         </w:rPr>
         <w:t xml:space="preserve">常见器件型号</w:t>
       </w:r>
@@ -2876,7 +3126,7 @@
       </w:pPr>
       <w:r>
         <w:rPr>
-          <w:rFonts w:hint="eastAsia"/>
+          <w:rFonts w:hint="eastAsia" w:eastAsia="黑体"/>
         </w:rPr>
         <w:t xml:space="preserve">开关管：IRFP460、STP20NM60、IPP60R190P6。</w:t>
       </w:r>
@@ -2891,7 +3141,7 @@
       </w:pPr>
       <w:r>
         <w:rPr>
-          <w:rFonts w:hint="eastAsia"/>
+          <w:rFonts w:hint="eastAsia" w:eastAsia="黑体"/>
         </w:rPr>
         <w:t xml:space="preserve">整流二极管：MBR20100、STPS20H100、SR5100。</w:t>
       </w:r>
@@ -2906,16 +3156,19 @@
       </w:pPr>
       <w:r>
         <w:rPr>
-          <w:rFonts w:hint="eastAsia"/>
+          <w:rFonts w:hint="eastAsia" w:eastAsia="黑体"/>
         </w:rPr>
         <w:t xml:space="preserve">控制</w:t>
       </w:r>
       <w:r>
+        <w:rPr>
+          <w:rFonts w:eastAsia="黑体"/>
+        </w:rPr>
         <w:t xml:space="preserve"> </w:t>
       </w:r>
       <w:r>
         <w:rPr>
-          <w:rFonts w:hint="eastAsia"/>
+          <w:rFonts w:hint="eastAsia" w:eastAsia="黑体"/>
         </w:rPr>
         <w:t xml:space="preserve">IC：UCC25600、L6599、NCP1396。</w:t>
       </w:r>
@@ -2928,7 +3181,7 @@
       </w:pPr>
       <w:r>
         <w:rPr>
-          <w:rFonts w:hint="eastAsia"/>
+          <w:rFonts w:hint="eastAsia" w:eastAsia="黑体"/>
         </w:rPr>
         <w:t xml:space="preserve">注意事项</w:t>
       </w:r>
@@ -2943,11 +3196,14 @@
       </w:pPr>
       <w:r>
         <w:rPr>
-          <w:rFonts w:hint="eastAsia"/>
+          <w:rFonts w:hint="eastAsia" w:eastAsia="黑体"/>
         </w:rPr>
         <w:t xml:space="preserve">保持运行于感性区，全程实现</w:t>
       </w:r>
       <w:r>
+        <w:rPr>
+          <w:rFonts w:eastAsia="黑体"/>
+        </w:rPr>
         <w:t xml:space="preserve"> ZVS。</w:t>
       </w:r>
     </w:p>
@@ -2961,7 +3217,7 @@
       </w:pPr>
       <w:r>
         <w:rPr>
-          <w:rFonts w:hint="eastAsia"/>
+          <w:rFonts w:hint="eastAsia" w:eastAsia="黑体"/>
         </w:rPr>
         <w:t xml:space="preserve">谐振电容需用低损耗、高耐压薄膜电容，承受高频大电流。</w:t>
       </w:r>
@@ -2976,16 +3232,19 @@
       </w:pPr>
       <w:r>
         <w:rPr>
-          <w:rFonts w:hint="eastAsia"/>
+          <w:rFonts w:hint="eastAsia" w:eastAsia="黑体"/>
         </w:rPr>
         <w:t xml:space="preserve">变压器漏感可作</w:t>
       </w:r>
       <w:r>
+        <w:rPr>
+          <w:rFonts w:eastAsia="黑体"/>
+        </w:rPr>
         <w:t xml:space="preserve"> </w:t>
       </w:r>
       <w:r>
         <w:rPr>
-          <w:rFonts w:hint="eastAsia"/>
+          <w:rFonts w:hint="eastAsia" w:eastAsia="黑体"/>
         </w:rPr>
         <w:t xml:space="preserve">Lr，但需精确控制参数。</w:t>
       </w:r>
@@ -3000,7 +3259,7 @@
       </w:pPr>
       <w:r>
         <w:rPr>
-          <w:rFonts w:hint="eastAsia"/>
+          <w:rFonts w:hint="eastAsia" w:eastAsia="黑体"/>
         </w:rPr>
         <w:t xml:space="preserve">空载/短路时增益失控，需限频或加保护。</w:t>
       </w:r>
@@ -3013,7 +3272,7 @@
       </w:pPr>
       <w:r>
         <w:rPr>
-          <w:rFonts w:hint="eastAsia"/>
+          <w:rFonts w:hint="eastAsia" w:eastAsia="黑体"/>
         </w:rPr>
         <w:t xml:space="preserve">参考资料</w:t>
       </w:r>
@@ -3027,29 +3286,38 @@
         </w:numPr>
       </w:pPr>
       <w:r>
+        <w:rPr>
+          <w:rFonts w:eastAsia="黑体"/>
+        </w:rPr>
         <w:t xml:space="preserve">TI </w:t>
       </w:r>
       <w:r>
         <w:rPr>
-          <w:rFonts w:hint="eastAsia"/>
+          <w:rFonts w:hint="eastAsia" w:eastAsia="黑体"/>
         </w:rPr>
         <w:t xml:space="preserve">应用笔记</w:t>
       </w:r>
       <w:r>
+        <w:rPr>
+          <w:rFonts w:eastAsia="黑体"/>
+        </w:rPr>
         <w:t xml:space="preserve"> </w:t>
       </w:r>
       <w:r>
         <w:rPr>
-          <w:rFonts w:hint="eastAsia"/>
+          <w:rFonts w:hint="eastAsia" w:eastAsia="黑体"/>
         </w:rPr>
         <w:t xml:space="preserve">SLUP263（LLC</w:t>
       </w:r>
       <w:r>
+        <w:rPr>
+          <w:rFonts w:eastAsia="黑体"/>
+        </w:rPr>
         <w:t xml:space="preserve"> </w:t>
       </w:r>
       <w:r>
         <w:rPr>
-          <w:rFonts w:hint="eastAsia"/>
+          <w:rFonts w:hint="eastAsia" w:eastAsia="黑体"/>
         </w:rPr>
         <w:t xml:space="preserve">谐振变换器设计）。</w:t>
       </w:r>
@@ -3063,38 +3331,50 @@
         </w:numPr>
       </w:pPr>
       <w:r>
+        <w:rPr>
+          <w:rFonts w:eastAsia="黑体"/>
+        </w:rPr>
         <w:t xml:space="preserve">ST </w:t>
       </w:r>
       <w:r>
         <w:rPr>
-          <w:rFonts w:hint="eastAsia"/>
+          <w:rFonts w:hint="eastAsia" w:eastAsia="黑体"/>
         </w:rPr>
         <w:t xml:space="preserve">应用笔记</w:t>
       </w:r>
       <w:r>
+        <w:rPr>
+          <w:rFonts w:eastAsia="黑体"/>
+        </w:rPr>
         <w:t xml:space="preserve"> </w:t>
       </w:r>
       <w:r>
         <w:rPr>
-          <w:rFonts w:hint="eastAsia"/>
+          <w:rFonts w:hint="eastAsia" w:eastAsia="黑体"/>
         </w:rPr>
         <w:t xml:space="preserve">AN2450（L6599</w:t>
       </w:r>
       <w:r>
+        <w:rPr>
+          <w:rFonts w:eastAsia="黑体"/>
+        </w:rPr>
         <w:t xml:space="preserve"> </w:t>
       </w:r>
       <w:r>
         <w:rPr>
-          <w:rFonts w:hint="eastAsia"/>
+          <w:rFonts w:hint="eastAsia" w:eastAsia="黑体"/>
         </w:rPr>
         <w:t xml:space="preserve">半桥</w:t>
       </w:r>
       <w:r>
+        <w:rPr>
+          <w:rFonts w:eastAsia="黑体"/>
+        </w:rPr>
         <w:t xml:space="preserve"> </w:t>
       </w:r>
       <w:r>
         <w:rPr>
-          <w:rFonts w:hint="eastAsia"/>
+          <w:rFonts w:hint="eastAsia" w:eastAsia="黑体"/>
         </w:rPr>
         <w:t xml:space="preserve">LLC）。</w:t>
       </w:r>
@@ -3108,6 +3388,9 @@
         </w:numPr>
       </w:pPr>
       <w:r>
+        <w:rPr>
+          <w:rFonts w:eastAsia="黑体"/>
+        </w:rPr>
         <w:t xml:space="preserve">Wikipedia: Resonant converter。</w:t>
       </w:r>
     </w:p>
@@ -3120,11 +3403,11 @@
       </w:pPr>
       <w:r>
         <w:rPr>
-          <w:rFonts w:ascii="Times New Roman" w:hAnsi="Times New Roman"/>
+          <w:rFonts w:ascii="Times New Roman" w:hAnsi="Times New Roman" w:eastAsia="黑体"/>
           <w:color w:val="555555"/>
           <w:sz w:val="21"/>
         </w:rPr>
-        <w:t>材料收集者：杜文杰</w:t>
+        <w:t>材料收集者：杜文杰，WX手机：19519196569，QQ:3478827729</w:t>
       </w:r>
     </w:p>
     <w:sectPr>
@@ -3144,7 +3427,7 @@
 </file>
 
 <file path=word/footer1.xml><?xml version="1.0" encoding="utf-8"?>
-<w:ftr xmlns:m="http://schemas.openxmlformats.org/officeDocument/2006/math" xmlns:mc="http://schemas.openxmlformats.org/markup-compatibility/2006" xmlns:mo="http://schemas.microsoft.com/office/mac/office/2008/main" xmlns:mv="urn:schemas-microsoft-com:mac:vml" xmlns:o="urn:schemas-microsoft-com:office:office" xmlns:r="http://schemas.openxmlformats.org/officeDocument/2006/relationships" xmlns:v="urn:schemas-microsoft-com:vml" xmlns:w10="urn:schemas-microsoft-com:office:word" xmlns:w14="http://schemas.microsoft.com/office/word/2010/wordml" xmlns:w="http://schemas.openxmlformats.org/wordprocessingml/2006/main" xmlns:wne="http://schemas.microsoft.com/office/word/2006/wordml" xmlns:wp14="http://schemas.microsoft.com/office/word/2010/wordprocessingDrawing" xmlns:wp="http://schemas.openxmlformats.org/drawingml/2006/wordprocessingDrawing" xmlns:wpc="http://schemas.microsoft.com/office/word/2010/wordprocessingCanvas" xmlns:wpg="http://schemas.microsoft.com/office/word/2010/wordprocessingGroup" xmlns:wpi="http://schemas.microsoft.com/office/word/2010/wordprocessingInk" xmlns:wps="http://schemas.microsoft.com/office/word/2010/wordprocessingShape" mc:Ignorable="w14 wp14">
+<w:ftr xmlns:mc="http://schemas.openxmlformats.org/markup-compatibility/2006" xmlns:w="http://schemas.openxmlformats.org/wordprocessingml/2006/main" xmlns:m="http://schemas.openxmlformats.org/officeDocument/2006/math" xmlns:mo="http://schemas.microsoft.com/office/mac/office/2008/main" xmlns:mv="urn:schemas-microsoft-com:mac:vml" xmlns:o="urn:schemas-microsoft-com:office:office" xmlns:r="http://schemas.openxmlformats.org/officeDocument/2006/relationships" xmlns:v="urn:schemas-microsoft-com:vml" xmlns:w10="urn:schemas-microsoft-com:office:word" xmlns:w14="http://schemas.microsoft.com/office/word/2010/wordml" xmlns:wne="http://schemas.microsoft.com/office/word/2006/wordml" xmlns:wp14="http://schemas.microsoft.com/office/word/2010/wordprocessingDrawing" xmlns:wp="http://schemas.openxmlformats.org/drawingml/2006/wordprocessingDrawing" xmlns:wpc="http://schemas.microsoft.com/office/word/2010/wordprocessingCanvas" xmlns:wpg="http://schemas.microsoft.com/office/word/2010/wordprocessingGroup" xmlns:wpi="http://schemas.microsoft.com/office/word/2010/wordprocessingInk" xmlns:wps="http://schemas.microsoft.com/office/word/2010/wordprocessingShape" mc:Ignorable="w14 wp14">
   <w:p>
     <w:pPr>
       <w:pStyle w:val="Footer"/>
@@ -3152,12 +3435,14 @@
     </w:pPr>
     <w:r>
       <w:rPr>
+        <w:rFonts w:eastAsia="黑体"/>
         <w:sz w:val="18"/>
       </w:rPr>
       <w:t xml:space="preserve">第 </w:t>
     </w:r>
     <w:r>
       <w:rPr>
+        <w:rFonts w:eastAsia="黑体"/>
         <w:sz w:val="18"/>
       </w:rPr>
       <w:fldChar w:fldCharType="begin"/>
@@ -3166,6 +3451,7 @@
     </w:r>
     <w:r>
       <w:rPr>
+        <w:rFonts w:eastAsia="黑体"/>
         <w:sz w:val="18"/>
       </w:rPr>
       <w:t xml:space="preserve"> 页</w:t>
@@ -3179,6 +3465,9 @@
   <w:footnote w:type="continuationSeparator" w:id="0">
     <w:p>
       <w:r>
+        <w:rPr>
+          <w:rFonts w:eastAsia="黑体"/>
+        </w:rPr>
         <w:continuationSeparator/>
       </w:r>
     </w:p>
@@ -3186,6 +3475,9 @@
   <w:footnote w:type="separator" w:id="-1">
     <w:p>
       <w:r>
+        <w:rPr>
+          <w:rFonts w:eastAsia="黑体"/>
+        </w:rPr>
         <w:separator/>
       </w:r>
     </w:p>
@@ -3194,7 +3486,7 @@
 </file>
 
 <file path=word/header1.xml><?xml version="1.0" encoding="utf-8"?>
-<w:hdr xmlns:m="http://schemas.openxmlformats.org/officeDocument/2006/math" xmlns:mc="http://schemas.openxmlformats.org/markup-compatibility/2006" xmlns:mo="http://schemas.microsoft.com/office/mac/office/2008/main" xmlns:mv="urn:schemas-microsoft-com:mac:vml" xmlns:o="urn:schemas-microsoft-com:office:office" xmlns:r="http://schemas.openxmlformats.org/officeDocument/2006/relationships" xmlns:v="urn:schemas-microsoft-com:vml" xmlns:w10="urn:schemas-microsoft-com:office:word" xmlns:w14="http://schemas.microsoft.com/office/word/2010/wordml" xmlns:w="http://schemas.openxmlformats.org/wordprocessingml/2006/main" xmlns:wne="http://schemas.microsoft.com/office/word/2006/wordml" xmlns:wp14="http://schemas.microsoft.com/office/word/2010/wordprocessingDrawing" xmlns:wp="http://schemas.openxmlformats.org/drawingml/2006/wordprocessingDrawing" xmlns:wpc="http://schemas.microsoft.com/office/word/2010/wordprocessingCanvas" xmlns:wpg="http://schemas.microsoft.com/office/word/2010/wordprocessingGroup" xmlns:wpi="http://schemas.microsoft.com/office/word/2010/wordprocessingInk" xmlns:wps="http://schemas.microsoft.com/office/word/2010/wordprocessingShape" mc:Ignorable="w14 wp14">
+<w:hdr xmlns:mc="http://schemas.openxmlformats.org/markup-compatibility/2006" xmlns:w="http://schemas.openxmlformats.org/wordprocessingml/2006/main" xmlns:m="http://schemas.openxmlformats.org/officeDocument/2006/math" xmlns:mo="http://schemas.microsoft.com/office/mac/office/2008/main" xmlns:mv="urn:schemas-microsoft-com:mac:vml" xmlns:o="urn:schemas-microsoft-com:office:office" xmlns:r="http://schemas.openxmlformats.org/officeDocument/2006/relationships" xmlns:v="urn:schemas-microsoft-com:vml" xmlns:w10="urn:schemas-microsoft-com:office:word" xmlns:w14="http://schemas.microsoft.com/office/word/2010/wordml" xmlns:wne="http://schemas.microsoft.com/office/word/2006/wordml" xmlns:wp14="http://schemas.microsoft.com/office/word/2010/wordprocessingDrawing" xmlns:wp="http://schemas.openxmlformats.org/drawingml/2006/wordprocessingDrawing" xmlns:wpc="http://schemas.microsoft.com/office/word/2010/wordprocessingCanvas" xmlns:wpg="http://schemas.microsoft.com/office/word/2010/wordprocessingGroup" xmlns:wpi="http://schemas.microsoft.com/office/word/2010/wordprocessingInk" xmlns:wps="http://schemas.microsoft.com/office/word/2010/wordprocessingShape" mc:Ignorable="w14 wp14">
   <w:p>
     <w:pPr>
       <w:pStyle w:val="Header"/>
@@ -3202,7 +3494,7 @@
     </w:pPr>
     <w:r>
       <w:rPr>
-        <w:rFonts w:ascii="Times New Roman" w:hAnsi="Times New Roman"/>
+        <w:rFonts w:ascii="Times New Roman" w:hAnsi="Times New Roman" w:eastAsia="黑体"/>
         <w:sz w:val="18"/>
         <w:rFonts w:eastAsia="黑体"/>
         <w:rFonts w:eastAsia="黑体"/>
@@ -3214,7 +3506,7 @@
 </file>
 
 <file path=word/numbering.xml><?xml version="1.0" encoding="utf-8"?>
-<w:numbering xmlns:m="http://schemas.openxmlformats.org/officeDocument/2006/math" xmlns:mc="http://schemas.openxmlformats.org/markup-compatibility/2006" xmlns:mo="http://schemas.microsoft.com/office/mac/office/2008/main" xmlns:mv="urn:schemas-microsoft-com:mac:vml" xmlns:o="urn:schemas-microsoft-com:office:office" xmlns:r="http://schemas.openxmlformats.org/officeDocument/2006/relationships" xmlns:v="urn:schemas-microsoft-com:vml" xmlns:w="http://schemas.openxmlformats.org/wordprocessingml/2006/main" xmlns:w10="urn:schemas-microsoft-com:office:word" xmlns:w14="http://schemas.microsoft.com/office/word/2010/wordml" xmlns:wne="http://schemas.microsoft.com/office/word/2006/wordml" xmlns:wp="http://schemas.openxmlformats.org/drawingml/2006/wordprocessingDrawing" xmlns:wp14="http://schemas.microsoft.com/office/word/2010/wordprocessingDrawing" xmlns:wpc="http://schemas.microsoft.com/office/word/2010/wordprocessingCanvas" xmlns:wpg="http://schemas.microsoft.com/office/word/2010/wordprocessingGroup" xmlns:wpi="http://schemas.microsoft.com/office/word/2010/wordprocessingInk" xmlns:wps="http://schemas.microsoft.com/office/word/2010/wordprocessingShape" mc:Ignorable="w14 wp14">
+<w:numbering xmlns:mc="http://schemas.openxmlformats.org/markup-compatibility/2006" xmlns:w="http://schemas.openxmlformats.org/wordprocessingml/2006/main" xmlns:m="http://schemas.openxmlformats.org/officeDocument/2006/math" xmlns:mo="http://schemas.microsoft.com/office/mac/office/2008/main" xmlns:mv="urn:schemas-microsoft-com:mac:vml" xmlns:o="urn:schemas-microsoft-com:office:office" xmlns:r="http://schemas.openxmlformats.org/officeDocument/2006/relationships" xmlns:v="urn:schemas-microsoft-com:vml" xmlns:w10="urn:schemas-microsoft-com:office:word" xmlns:w14="http://schemas.microsoft.com/office/word/2010/wordml" xmlns:wne="http://schemas.microsoft.com/office/word/2006/wordml" xmlns:wp="http://schemas.openxmlformats.org/drawingml/2006/wordprocessingDrawing" xmlns:wp14="http://schemas.microsoft.com/office/word/2010/wordprocessingDrawing" xmlns:wpc="http://schemas.microsoft.com/office/word/2010/wordprocessingCanvas" xmlns:wpg="http://schemas.microsoft.com/office/word/2010/wordprocessingGroup" xmlns:wpi="http://schemas.microsoft.com/office/word/2010/wordprocessingInk" xmlns:wps="http://schemas.microsoft.com/office/word/2010/wordprocessingShape" mc:Ignorable="w14 wp14">
   <w:abstractNum w:abstractNumId="0">
     <w:nsid w:val="FFFFFF7C"/>
     <w:multiLevelType w:val="singleLevel"/>
@@ -3301,7 +3593,7 @@
         <w:ind w:hanging="360" w:left="1440"/>
       </w:pPr>
       <w:rPr>
-        <w:rFonts w:ascii="Symbol" w:hAnsi="Symbol" w:hint="default"/>
+        <w:rFonts w:ascii="Symbol" w:hAnsi="Symbol" w:hint="default" w:eastAsia="黑体"/>
       </w:rPr>
     </w:lvl>
   </w:abstractNum>
@@ -3322,7 +3614,7 @@
         <w:ind w:hanging="360" w:left="1080"/>
       </w:pPr>
       <w:rPr>
-        <w:rFonts w:ascii="Symbol" w:hAnsi="Symbol" w:hint="default"/>
+        <w:rFonts w:ascii="Symbol" w:hAnsi="Symbol" w:hint="default" w:eastAsia="黑体"/>
       </w:rPr>
     </w:lvl>
   </w:abstractNum>
@@ -3343,7 +3635,7 @@
         <w:ind w:hanging="360" w:left="720"/>
       </w:pPr>
       <w:rPr>
-        <w:rFonts w:ascii="Symbol" w:hAnsi="Symbol" w:hint="default"/>
+        <w:rFonts w:ascii="Symbol" w:hAnsi="Symbol" w:hint="default" w:eastAsia="黑体"/>
       </w:rPr>
     </w:lvl>
   </w:abstractNum>
@@ -3382,7 +3674,7 @@
         <w:ind w:hanging="360" w:left="360"/>
       </w:pPr>
       <w:rPr>
-        <w:rFonts w:ascii="Symbol" w:hAnsi="Symbol" w:hint="default"/>
+        <w:rFonts w:ascii="Symbol" w:hAnsi="Symbol" w:hint="default" w:eastAsia="黑体"/>
       </w:rPr>
     </w:lvl>
   </w:abstractNum>
@@ -3473,7 +3765,7 @@
         <w:ind w:left="720" w:hanging="360"/>
       </w:pPr>
       <w:rPr>
-        <w:rFonts w:ascii="Symbol" w:hAnsi="Symbol" w:cs="Symbol" w:hint="default"/>
+        <w:rFonts w:ascii="Symbol" w:hAnsi="Symbol" w:cs="Symbol" w:hint="default" w:eastAsia="黑体"/>
       </w:rPr>
     </w:lvl>
     <w:lvl w:ilvl="1">
@@ -3484,7 +3776,7 @@
         <w:ind w:left="1440" w:hanging="360"/>
       </w:pPr>
       <w:rPr>
-        <w:rFonts w:ascii="Courier New" w:hAnsi="Courier New" w:cs="Courier New" w:hint="default"/>
+        <w:rFonts w:ascii="Courier New" w:hAnsi="Courier New" w:cs="Courier New" w:hint="default" w:eastAsia="黑体"/>
       </w:rPr>
     </w:lvl>
     <w:lvl w:ilvl="2">
@@ -3495,7 +3787,7 @@
         <w:ind w:left="2160" w:hanging="360"/>
       </w:pPr>
       <w:rPr>
-        <w:rFonts w:ascii="Wingdings" w:hAnsi="Wingdings" w:cs="Wingdings" w:hint="default"/>
+        <w:rFonts w:ascii="Wingdings" w:hAnsi="Wingdings" w:cs="Wingdings" w:hint="default" w:eastAsia="黑体"/>
       </w:rPr>
     </w:lvl>
     <w:lvl w:ilvl="3">
@@ -3506,7 +3798,7 @@
         <w:ind w:left="2880" w:hanging="360"/>
       </w:pPr>
       <w:rPr>
-        <w:rFonts w:ascii="Symbol" w:hAnsi="Symbol" w:cs="Symbol" w:hint="default"/>
+        <w:rFonts w:ascii="Symbol" w:hAnsi="Symbol" w:cs="Symbol" w:hint="default" w:eastAsia="黑体"/>
       </w:rPr>
     </w:lvl>
     <w:lvl w:ilvl="4">
@@ -3517,7 +3809,7 @@
         <w:ind w:left="3600" w:hanging="360"/>
       </w:pPr>
       <w:rPr>
-        <w:rFonts w:ascii="Courier New" w:hAnsi="Courier New" w:cs="Courier New" w:hint="default"/>
+        <w:rFonts w:ascii="Courier New" w:hAnsi="Courier New" w:cs="Courier New" w:hint="default" w:eastAsia="黑体"/>
       </w:rPr>
     </w:lvl>
     <w:lvl w:ilvl="5">
@@ -3528,7 +3820,7 @@
         <w:ind w:left="4320" w:hanging="360"/>
       </w:pPr>
       <w:rPr>
-        <w:rFonts w:ascii="Wingdings" w:hAnsi="Wingdings" w:cs="Wingdings" w:hint="default"/>
+        <w:rFonts w:ascii="Wingdings" w:hAnsi="Wingdings" w:cs="Wingdings" w:hint="default" w:eastAsia="黑体"/>
       </w:rPr>
     </w:lvl>
     <w:lvl w:ilvl="6">
@@ -3539,7 +3831,7 @@
         <w:ind w:left="5040" w:hanging="360"/>
       </w:pPr>
       <w:rPr>
-        <w:rFonts w:ascii="Symbol" w:hAnsi="Symbol" w:cs="Symbol" w:hint="default"/>
+        <w:rFonts w:ascii="Symbol" w:hAnsi="Symbol" w:cs="Symbol" w:hint="default" w:eastAsia="黑体"/>
       </w:rPr>
     </w:lvl>
     <w:lvl w:ilvl="7">
@@ -3550,7 +3842,7 @@
         <w:ind w:left="5760" w:hanging="360"/>
       </w:pPr>
       <w:rPr>
-        <w:rFonts w:ascii="Courier New" w:hAnsi="Courier New" w:cs="Courier New" w:hint="default"/>
+        <w:rFonts w:ascii="Courier New" w:hAnsi="Courier New" w:cs="Courier New" w:hint="default" w:eastAsia="黑体"/>
       </w:rPr>
     </w:lvl>
     <w:lvl w:ilvl="8">
@@ -3561,7 +3853,7 @@
         <w:ind w:left="6480" w:hanging="360"/>
       </w:pPr>
       <w:rPr>
-        <w:rFonts w:ascii="Wingdings" w:hAnsi="Wingdings" w:cs="Wingdings" w:hint="default"/>
+        <w:rFonts w:ascii="Wingdings" w:hAnsi="Wingdings" w:cs="Wingdings" w:hint="default" w:eastAsia="黑体"/>
       </w:rPr>
     </w:lvl>
   </w:abstractNum>
@@ -3617,11 +3909,11 @@
 </file>
 
 <file path=word/styles.xml><?xml version="1.0" encoding="utf-8"?>
-<w:styles xmlns:mc="http://schemas.openxmlformats.org/markup-compatibility/2006" xmlns:r="http://schemas.openxmlformats.org/officeDocument/2006/relationships" xmlns:w="http://schemas.openxmlformats.org/wordprocessingml/2006/main" xmlns:w14="http://schemas.microsoft.com/office/word/2010/wordml" mc:Ignorable="w14">
+<w:styles xmlns:mc="http://schemas.openxmlformats.org/markup-compatibility/2006" xmlns:w="http://schemas.openxmlformats.org/wordprocessingml/2006/main" xmlns:r="http://schemas.openxmlformats.org/officeDocument/2006/relationships" xmlns:w14="http://schemas.microsoft.com/office/word/2010/wordml" mc:Ignorable="w14">
   <w:docDefaults>
     <w:rPrDefault>
       <w:rPr>
-        <w:rFonts w:asciiTheme="minorHAnsi" w:cstheme="minorBidi" w:eastAsiaTheme="minorEastAsia" w:hAnsiTheme="minorHAnsi"/>
+        <w:rFonts w:asciiTheme="minorHAnsi" w:cstheme="minorBidi" w:hAnsiTheme="minorHAnsi" w:eastAsia="黑体"/>
         <w:sz w:val="22"/>
         <w:szCs w:val="22"/>
         <w:lang w:bidi="ar-SA" w:eastAsia="en-US" w:val="en-US"/>
@@ -3843,7 +4135,7 @@
       <w:outlineLvl w:val="0"/>
     </w:pPr>
     <w:rPr>
-      <w:rFonts w:ascii="Times New Roman" w:asciiTheme="majorHAnsi" w:cstheme="majorBidi" w:eastAsia="黑体" w:eastAsiaTheme="majorEastAsia" w:hAnsi="Times New Roman" w:hAnsiTheme="majorHAnsi"/>
+      <w:rFonts w:ascii="Times New Roman" w:asciiTheme="majorHAnsi" w:cstheme="majorBidi" w:eastAsia="黑体" w:hAnsi="Times New Roman" w:hAnsiTheme="majorHAnsi"/>
       <w:b/>
       <w:bCs/>
       <w:color w:val="1F3864"/>
@@ -3867,7 +4159,7 @@
       <w:outlineLvl w:val="1"/>
     </w:pPr>
     <w:rPr>
-      <w:rFonts w:ascii="Times New Roman" w:asciiTheme="majorHAnsi" w:cstheme="majorBidi" w:eastAsia="黑体" w:eastAsiaTheme="majorEastAsia" w:hAnsi="Times New Roman" w:hAnsiTheme="majorHAnsi"/>
+      <w:rFonts w:ascii="Times New Roman" w:asciiTheme="majorHAnsi" w:cstheme="majorBidi" w:eastAsia="黑体" w:hAnsi="Times New Roman" w:hAnsiTheme="majorHAnsi"/>
       <w:b/>
       <w:bCs/>
       <w:color w:val="2E4E7E"/>
@@ -3891,7 +4183,7 @@
       <w:outlineLvl w:val="2"/>
     </w:pPr>
     <w:rPr>
-      <w:rFonts w:ascii="Times New Roman" w:asciiTheme="majorHAnsi" w:cstheme="majorBidi" w:eastAsia="黑体" w:eastAsiaTheme="majorEastAsia" w:hAnsi="Times New Roman" w:hAnsiTheme="majorHAnsi"/>
+      <w:rFonts w:ascii="Times New Roman" w:asciiTheme="majorHAnsi" w:cstheme="majorBidi" w:eastAsia="黑体" w:hAnsi="Times New Roman" w:hAnsiTheme="majorHAnsi"/>
       <w:b/>
       <w:bCs/>
       <w:color w:val="2E4E7E"/>
@@ -3915,7 +4207,7 @@
       <w:outlineLvl w:val="3"/>
     </w:pPr>
     <w:rPr>
-      <w:rFonts w:ascii="Times New Roman" w:asciiTheme="majorHAnsi" w:cstheme="majorBidi" w:eastAsia="黑体" w:eastAsiaTheme="majorEastAsia" w:hAnsi="Times New Roman" w:hAnsiTheme="majorHAnsi"/>
+      <w:rFonts w:ascii="Times New Roman" w:asciiTheme="majorHAnsi" w:cstheme="majorBidi" w:eastAsia="黑体" w:hAnsi="Times New Roman" w:hAnsiTheme="majorHAnsi"/>
       <w:b/>
       <w:bCs/>
       <w:i/>
@@ -3941,7 +4233,7 @@
       <w:outlineLvl w:val="4"/>
     </w:pPr>
     <w:rPr>
-      <w:rFonts w:ascii="Times New Roman" w:asciiTheme="majorHAnsi" w:cstheme="majorBidi" w:eastAsia="黑体" w:eastAsiaTheme="majorEastAsia" w:hAnsi="Times New Roman" w:hAnsiTheme="majorHAnsi"/>
+      <w:rFonts w:ascii="Times New Roman" w:asciiTheme="majorHAnsi" w:cstheme="majorBidi" w:eastAsia="黑体" w:hAnsi="Times New Roman" w:hAnsiTheme="majorHAnsi"/>
       <w:b/>
       <w:color w:val="333333"/>
       <w:sz w:val="22"/>
@@ -3964,7 +4256,7 @@
       <w:outlineLvl w:val="5"/>
     </w:pPr>
     <w:rPr>
-      <w:rFonts w:asciiTheme="majorHAnsi" w:cstheme="majorBidi" w:eastAsiaTheme="majorEastAsia" w:hAnsiTheme="majorHAnsi"/>
+      <w:rFonts w:asciiTheme="majorHAnsi" w:cstheme="majorBidi" w:hAnsiTheme="majorHAnsi" w:eastAsia="黑体"/>
       <w:i/>
       <w:iCs/>
       <w:color w:themeColor="accent1" w:themeShade="7F" w:val="243F60"/>
@@ -3987,7 +4279,7 @@
       <w:outlineLvl w:val="6"/>
     </w:pPr>
     <w:rPr>
-      <w:rFonts w:asciiTheme="majorHAnsi" w:cstheme="majorBidi" w:eastAsiaTheme="majorEastAsia" w:hAnsiTheme="majorHAnsi"/>
+      <w:rFonts w:asciiTheme="majorHAnsi" w:cstheme="majorBidi" w:hAnsiTheme="majorHAnsi" w:eastAsia="黑体"/>
       <w:i/>
       <w:iCs/>
       <w:color w:themeColor="text1" w:themeTint="BF" w:val="404040"/>
@@ -4010,7 +4302,7 @@
       <w:outlineLvl w:val="7"/>
     </w:pPr>
     <w:rPr>
-      <w:rFonts w:asciiTheme="majorHAnsi" w:cstheme="majorBidi" w:eastAsiaTheme="majorEastAsia" w:hAnsiTheme="majorHAnsi"/>
+      <w:rFonts w:asciiTheme="majorHAnsi" w:cstheme="majorBidi" w:hAnsiTheme="majorHAnsi" w:eastAsia="黑体"/>
       <w:color w:themeColor="accent1" w:val="4F81BD"/>
       <w:sz w:val="20"/>
       <w:szCs w:val="20"/>
@@ -4033,7 +4325,7 @@
       <w:outlineLvl w:val="8"/>
     </w:pPr>
     <w:rPr>
-      <w:rFonts w:asciiTheme="majorHAnsi" w:cstheme="majorBidi" w:eastAsiaTheme="majorEastAsia" w:hAnsiTheme="majorHAnsi"/>
+      <w:rFonts w:asciiTheme="majorHAnsi" w:cstheme="majorBidi" w:hAnsiTheme="majorHAnsi" w:eastAsia="黑体"/>
       <w:i/>
       <w:iCs/>
       <w:color w:themeColor="text1" w:themeTint="BF" w:val="404040"/>
@@ -4084,7 +4376,7 @@
     <w:uiPriority w:val="9"/>
     <w:rsid w:val="00FC693F"/>
     <w:rPr>
-      <w:rFonts w:asciiTheme="majorHAnsi" w:cstheme="majorBidi" w:eastAsiaTheme="majorEastAsia" w:hAnsiTheme="majorHAnsi"/>
+      <w:rFonts w:asciiTheme="majorHAnsi" w:cstheme="majorBidi" w:hAnsiTheme="majorHAnsi" w:eastAsia="黑体"/>
       <w:b/>
       <w:bCs/>
       <w:color w:themeColor="accent1" w:themeShade="BF" w:val="365F91"/>
@@ -4099,7 +4391,7 @@
     <w:uiPriority w:val="9"/>
     <w:rsid w:val="00FC693F"/>
     <w:rPr>
-      <w:rFonts w:asciiTheme="majorHAnsi" w:cstheme="majorBidi" w:eastAsiaTheme="majorEastAsia" w:hAnsiTheme="majorHAnsi"/>
+      <w:rFonts w:asciiTheme="majorHAnsi" w:cstheme="majorBidi" w:hAnsiTheme="majorHAnsi" w:eastAsia="黑体"/>
       <w:b/>
       <w:bCs/>
       <w:color w:themeColor="accent1" w:val="4F81BD"/>
@@ -4114,7 +4406,7 @@
     <w:uiPriority w:val="9"/>
     <w:rsid w:val="00FC693F"/>
     <w:rPr>
-      <w:rFonts w:asciiTheme="majorHAnsi" w:cstheme="majorBidi" w:eastAsiaTheme="majorEastAsia" w:hAnsiTheme="majorHAnsi"/>
+      <w:rFonts w:asciiTheme="majorHAnsi" w:cstheme="majorBidi" w:hAnsiTheme="majorHAnsi" w:eastAsia="黑体"/>
       <w:b/>
       <w:bCs/>
       <w:color w:themeColor="accent1" w:val="4F81BD"/>
@@ -4137,7 +4429,7 @@
       <w:contextualSpacing/>
     </w:pPr>
     <w:rPr>
-      <w:rFonts w:ascii="Times New Roman" w:asciiTheme="majorHAnsi" w:cstheme="majorBidi" w:eastAsia="黑体" w:eastAsiaTheme="majorEastAsia" w:hAnsi="Times New Roman" w:hAnsiTheme="majorHAnsi"/>
+      <w:rFonts w:ascii="Times New Roman" w:asciiTheme="majorHAnsi" w:cstheme="majorBidi" w:eastAsia="黑体" w:hAnsi="Times New Roman" w:hAnsiTheme="majorHAnsi"/>
       <w:b/>
       <w:color w:val="1F3864"/>
       <w:spacing w:val="5"/>
@@ -4153,7 +4445,7 @@
     <w:uiPriority w:val="10"/>
     <w:rsid w:val="00FC693F"/>
     <w:rPr>
-      <w:rFonts w:asciiTheme="majorHAnsi" w:cstheme="majorBidi" w:eastAsiaTheme="majorEastAsia" w:hAnsiTheme="majorHAnsi"/>
+      <w:rFonts w:asciiTheme="majorHAnsi" w:cstheme="majorBidi" w:hAnsiTheme="majorHAnsi" w:eastAsia="黑体"/>
       <w:color w:themeColor="text2" w:themeShade="BF" w:val="17365D"/>
       <w:spacing w:val="5"/>
       <w:kern w:val="28"/>
@@ -4175,7 +4467,7 @@
       </w:numPr>
     </w:pPr>
     <w:rPr>
-      <w:rFonts w:asciiTheme="majorHAnsi" w:cstheme="majorBidi" w:eastAsiaTheme="majorEastAsia" w:hAnsiTheme="majorHAnsi"/>
+      <w:rFonts w:asciiTheme="majorHAnsi" w:cstheme="majorBidi" w:hAnsiTheme="majorHAnsi" w:eastAsia="黑体"/>
       <w:i/>
       <w:iCs/>
       <w:color w:themeColor="accent1" w:val="4F81BD"/>
@@ -4191,7 +4483,7 @@
     <w:uiPriority w:val="11"/>
     <w:rsid w:val="00FC693F"/>
     <w:rPr>
-      <w:rFonts w:asciiTheme="majorHAnsi" w:cstheme="majorBidi" w:eastAsiaTheme="majorEastAsia" w:hAnsiTheme="majorHAnsi"/>
+      <w:rFonts w:asciiTheme="majorHAnsi" w:cstheme="majorBidi" w:hAnsiTheme="majorHAnsi" w:eastAsia="黑体"/>
       <w:i/>
       <w:iCs/>
       <w:color w:themeColor="accent1" w:val="4F81BD"/>
@@ -4258,6 +4550,7 @@
       <w:spacing w:after="120"/>
     </w:pPr>
     <w:rPr>
+      <w:rFonts w:eastAsia="黑体"/>
       <w:sz w:val="16"/>
       <w:szCs w:val="16"/>
     </w:rPr>
@@ -4269,6 +4562,7 @@
     <w:uiPriority w:val="99"/>
     <w:rsid w:val="00AA1D8D"/>
     <w:rPr>
+      <w:rFonts w:eastAsia="黑体"/>
       <w:sz w:val="16"/>
       <w:szCs w:val="16"/>
     </w:rPr>
@@ -4438,7 +4732,7 @@
       </w:tabs>
     </w:pPr>
     <w:rPr>
-      <w:rFonts w:ascii="Courier" w:hAnsi="Courier"/>
+      <w:rFonts w:ascii="Courier" w:hAnsi="Courier" w:eastAsia="黑体"/>
       <w:sz w:val="20"/>
       <w:szCs w:val="20"/>
     </w:rPr>
@@ -4450,7 +4744,7 @@
     <w:uiPriority w:val="99"/>
     <w:rsid w:val="0029639D"/>
     <w:rPr>
-      <w:rFonts w:ascii="Courier" w:hAnsi="Courier"/>
+      <w:rFonts w:ascii="Courier" w:hAnsi="Courier" w:eastAsia="黑体"/>
       <w:sz w:val="20"/>
       <w:szCs w:val="20"/>
     </w:rPr>
@@ -4486,6 +4780,7 @@
     <w:uiPriority w:val="29"/>
     <w:rsid w:val="00FC693F"/>
     <w:rPr>
+      <w:rFonts w:eastAsia="黑体"/>
       <w:i/>
       <w:iCs/>
       <w:color w:themeColor="text1" w:val="000000"/>
@@ -4499,7 +4794,7 @@
     <w:semiHidden/>
     <w:rsid w:val="00FC693F"/>
     <w:rPr>
-      <w:rFonts w:asciiTheme="majorHAnsi" w:cstheme="majorBidi" w:eastAsiaTheme="majorEastAsia" w:hAnsiTheme="majorHAnsi"/>
+      <w:rFonts w:asciiTheme="majorHAnsi" w:cstheme="majorBidi" w:hAnsiTheme="majorHAnsi" w:eastAsia="黑体"/>
       <w:b/>
       <w:bCs/>
       <w:i/>
@@ -4515,7 +4810,7 @@
     <w:semiHidden/>
     <w:rsid w:val="00FC693F"/>
     <w:rPr>
-      <w:rFonts w:asciiTheme="majorHAnsi" w:cstheme="majorBidi" w:eastAsiaTheme="majorEastAsia" w:hAnsiTheme="majorHAnsi"/>
+      <w:rFonts w:asciiTheme="majorHAnsi" w:cstheme="majorBidi" w:hAnsiTheme="majorHAnsi" w:eastAsia="黑体"/>
       <w:color w:themeColor="accent1" w:themeShade="7F" w:val="243F60"/>
     </w:rPr>
   </w:style>
@@ -4527,7 +4822,7 @@
     <w:semiHidden/>
     <w:rsid w:val="00FC693F"/>
     <w:rPr>
-      <w:rFonts w:asciiTheme="majorHAnsi" w:cstheme="majorBidi" w:eastAsiaTheme="majorEastAsia" w:hAnsiTheme="majorHAnsi"/>
+      <w:rFonts w:asciiTheme="majorHAnsi" w:cstheme="majorBidi" w:hAnsiTheme="majorHAnsi" w:eastAsia="黑体"/>
       <w:i/>
       <w:iCs/>
       <w:color w:themeColor="accent1" w:themeShade="7F" w:val="243F60"/>
@@ -4541,7 +4836,7 @@
     <w:semiHidden/>
     <w:rsid w:val="00FC693F"/>
     <w:rPr>
-      <w:rFonts w:asciiTheme="majorHAnsi" w:cstheme="majorBidi" w:eastAsiaTheme="majorEastAsia" w:hAnsiTheme="majorHAnsi"/>
+      <w:rFonts w:asciiTheme="majorHAnsi" w:cstheme="majorBidi" w:hAnsiTheme="majorHAnsi" w:eastAsia="黑体"/>
       <w:i/>
       <w:iCs/>
       <w:color w:themeColor="text1" w:themeTint="BF" w:val="404040"/>
@@ -4555,7 +4850,7 @@
     <w:semiHidden/>
     <w:rsid w:val="00FC693F"/>
     <w:rPr>
-      <w:rFonts w:asciiTheme="majorHAnsi" w:cstheme="majorBidi" w:eastAsiaTheme="majorEastAsia" w:hAnsiTheme="majorHAnsi"/>
+      <w:rFonts w:asciiTheme="majorHAnsi" w:cstheme="majorBidi" w:hAnsiTheme="majorHAnsi" w:eastAsia="黑体"/>
       <w:color w:themeColor="accent1" w:val="4F81BD"/>
       <w:sz w:val="20"/>
       <w:szCs w:val="20"/>
@@ -4569,7 +4864,7 @@
     <w:semiHidden/>
     <w:rsid w:val="00FC693F"/>
     <w:rPr>
-      <w:rFonts w:asciiTheme="majorHAnsi" w:cstheme="majorBidi" w:eastAsiaTheme="majorEastAsia" w:hAnsiTheme="majorHAnsi"/>
+      <w:rFonts w:asciiTheme="majorHAnsi" w:cstheme="majorBidi" w:hAnsiTheme="majorHAnsi" w:eastAsia="黑体"/>
       <w:i/>
       <w:iCs/>
       <w:color w:themeColor="text1" w:themeTint="BF" w:val="404040"/>
@@ -4590,6 +4885,7 @@
       <w:spacing w:line="240" w:lineRule="auto"/>
     </w:pPr>
     <w:rPr>
+      <w:rFonts w:eastAsia="黑体"/>
       <w:b/>
       <w:bCs/>
       <w:color w:themeColor="accent1" w:val="4F81BD"/>
@@ -4604,6 +4900,7 @@
     <w:qFormat/>
     <w:rsid w:val="00FC693F"/>
     <w:rPr>
+      <w:rFonts w:eastAsia="黑体"/>
       <w:b/>
       <w:bCs/>
     </w:rPr>
@@ -4615,6 +4912,7 @@
     <w:qFormat/>
     <w:rsid w:val="00FC693F"/>
     <w:rPr>
+      <w:rFonts w:eastAsia="黑体"/>
       <w:i/>
       <w:iCs/>
     </w:rPr>
@@ -4635,6 +4933,7 @@
       <w:ind w:left="936" w:right="936"/>
     </w:pPr>
     <w:rPr>
+      <w:rFonts w:eastAsia="黑体"/>
       <w:b/>
       <w:bCs/>
       <w:i/>
@@ -4649,6 +4948,7 @@
     <w:uiPriority w:val="30"/>
     <w:rsid w:val="00FC693F"/>
     <w:rPr>
+      <w:rFonts w:eastAsia="黑体"/>
       <w:b/>
       <w:bCs/>
       <w:i/>
@@ -4663,6 +4963,7 @@
     <w:qFormat/>
     <w:rsid w:val="00FC693F"/>
     <w:rPr>
+      <w:rFonts w:eastAsia="黑体"/>
       <w:i/>
       <w:iCs/>
       <w:color w:themeColor="text1" w:themeTint="7F" w:val="808080"/>
@@ -4675,6 +4976,7 @@
     <w:qFormat/>
     <w:rsid w:val="00FC693F"/>
     <w:rPr>
+      <w:rFonts w:eastAsia="黑体"/>
       <w:b/>
       <w:bCs/>
       <w:i/>
@@ -4689,6 +4991,7 @@
     <w:qFormat/>
     <w:rsid w:val="00FC693F"/>
     <w:rPr>
+      <w:rFonts w:eastAsia="黑体"/>
       <w:smallCaps/>
       <w:color w:themeColor="accent2" w:val="C0504D"/>
       <w:u w:val="single"/>
@@ -4701,6 +5004,7 @@
     <w:qFormat/>
     <w:rsid w:val="00FC693F"/>
     <w:rPr>
+      <w:rFonts w:eastAsia="黑体"/>
       <w:b/>
       <w:bCs/>
       <w:smallCaps/>
@@ -4716,6 +5020,7 @@
     <w:qFormat/>
     <w:rsid w:val="00FC693F"/>
     <w:rPr>
+      <w:rFonts w:eastAsia="黑体"/>
       <w:b/>
       <w:bCs/>
       <w:smallCaps/>
@@ -4770,6 +5075,7 @@
       <w:spacing w:after="0" w:line="240" w:lineRule="auto"/>
     </w:pPr>
     <w:rPr>
+      <w:rFonts w:eastAsia="黑体"/>
       <w:color w:themeColor="text1" w:themeShade="BF" w:val="000000"/>
     </w:rPr>
     <w:tblPr>
@@ -4792,6 +5098,7 @@
         <w:spacing w:after="0" w:before="0" w:line="240" w:lineRule="auto"/>
       </w:pPr>
       <w:rPr>
+        <w:rFonts w:eastAsia="黑体"/>
         <w:b/>
         <w:bCs/>
       </w:rPr>
@@ -4812,6 +5119,7 @@
         <w:spacing w:after="0" w:before="0" w:line="240" w:lineRule="auto"/>
       </w:pPr>
       <w:rPr>
+        <w:rFonts w:eastAsia="黑体"/>
         <w:b/>
         <w:bCs/>
       </w:rPr>
@@ -4829,12 +5137,14 @@
     </w:tblStylePr>
     <w:tblStylePr w:type="firstCol">
       <w:rPr>
+        <w:rFonts w:eastAsia="黑体"/>
         <w:b/>
         <w:bCs/>
       </w:rPr>
     </w:tblStylePr>
     <w:tblStylePr w:type="lastCol">
       <w:rPr>
+        <w:rFonts w:eastAsia="黑体"/>
         <w:b/>
         <w:bCs/>
       </w:rPr>
@@ -4873,6 +5183,7 @@
       <w:spacing w:after="0" w:line="240" w:lineRule="auto"/>
     </w:pPr>
     <w:rPr>
+      <w:rFonts w:eastAsia="黑体"/>
       <w:color w:themeColor="accent1" w:themeShade="BF" w:val="365F91"/>
     </w:rPr>
     <w:tblPr>
@@ -4895,6 +5206,7 @@
         <w:spacing w:after="0" w:before="0" w:line="240" w:lineRule="auto"/>
       </w:pPr>
       <w:rPr>
+        <w:rFonts w:eastAsia="黑体"/>
         <w:b/>
         <w:bCs/>
       </w:rPr>
@@ -4915,6 +5227,7 @@
         <w:spacing w:after="0" w:before="0" w:line="240" w:lineRule="auto"/>
       </w:pPr>
       <w:rPr>
+        <w:rFonts w:eastAsia="黑体"/>
         <w:b/>
         <w:bCs/>
       </w:rPr>
@@ -4932,12 +5245,14 @@
     </w:tblStylePr>
     <w:tblStylePr w:type="firstCol">
       <w:rPr>
+        <w:rFonts w:eastAsia="黑体"/>
         <w:b/>
         <w:bCs/>
       </w:rPr>
     </w:tblStylePr>
     <w:tblStylePr w:type="lastCol">
       <w:rPr>
+        <w:rFonts w:eastAsia="黑体"/>
         <w:b/>
         <w:bCs/>
       </w:rPr>
@@ -4976,6 +5291,7 @@
       <w:spacing w:after="0" w:line="240" w:lineRule="auto"/>
     </w:pPr>
     <w:rPr>
+      <w:rFonts w:eastAsia="黑体"/>
       <w:color w:themeColor="accent2" w:themeShade="BF" w:val="943634"/>
     </w:rPr>
     <w:tblPr>
@@ -4998,6 +5314,7 @@
         <w:spacing w:after="0" w:before="0" w:line="240" w:lineRule="auto"/>
       </w:pPr>
       <w:rPr>
+        <w:rFonts w:eastAsia="黑体"/>
         <w:b/>
         <w:bCs/>
       </w:rPr>
@@ -5018,6 +5335,7 @@
         <w:spacing w:after="0" w:before="0" w:line="240" w:lineRule="auto"/>
       </w:pPr>
       <w:rPr>
+        <w:rFonts w:eastAsia="黑体"/>
         <w:b/>
         <w:bCs/>
       </w:rPr>
@@ -5035,12 +5353,14 @@
     </w:tblStylePr>
     <w:tblStylePr w:type="firstCol">
       <w:rPr>
+        <w:rFonts w:eastAsia="黑体"/>
         <w:b/>
         <w:bCs/>
       </w:rPr>
     </w:tblStylePr>
     <w:tblStylePr w:type="lastCol">
       <w:rPr>
+        <w:rFonts w:eastAsia="黑体"/>
         <w:b/>
         <w:bCs/>
       </w:rPr>
@@ -5079,6 +5399,7 @@
       <w:spacing w:after="0" w:line="240" w:lineRule="auto"/>
     </w:pPr>
     <w:rPr>
+      <w:rFonts w:eastAsia="黑体"/>
       <w:color w:themeColor="accent3" w:themeShade="BF" w:val="76923C"/>
     </w:rPr>
     <w:tblPr>
@@ -5101,6 +5422,7 @@
         <w:spacing w:after="0" w:before="0" w:line="240" w:lineRule="auto"/>
       </w:pPr>
       <w:rPr>
+        <w:rFonts w:eastAsia="黑体"/>
         <w:b/>
         <w:bCs/>
       </w:rPr>
@@ -5121,6 +5443,7 @@
         <w:spacing w:after="0" w:before="0" w:line="240" w:lineRule="auto"/>
       </w:pPr>
       <w:rPr>
+        <w:rFonts w:eastAsia="黑体"/>
         <w:b/>
         <w:bCs/>
       </w:rPr>
@@ -5138,12 +5461,14 @@
     </w:tblStylePr>
     <w:tblStylePr w:type="firstCol">
       <w:rPr>
+        <w:rFonts w:eastAsia="黑体"/>
         <w:b/>
         <w:bCs/>
       </w:rPr>
     </w:tblStylePr>
     <w:tblStylePr w:type="lastCol">
       <w:rPr>
+        <w:rFonts w:eastAsia="黑体"/>
         <w:b/>
         <w:bCs/>
       </w:rPr>
@@ -5182,6 +5507,7 @@
       <w:spacing w:after="0" w:line="240" w:lineRule="auto"/>
     </w:pPr>
     <w:rPr>
+      <w:rFonts w:eastAsia="黑体"/>
       <w:color w:themeColor="accent4" w:themeShade="BF" w:val="5F497A"/>
     </w:rPr>
     <w:tblPr>
@@ -5204,6 +5530,7 @@
         <w:spacing w:after="0" w:before="0" w:line="240" w:lineRule="auto"/>
       </w:pPr>
       <w:rPr>
+        <w:rFonts w:eastAsia="黑体"/>
         <w:b/>
         <w:bCs/>
       </w:rPr>
@@ -5224,6 +5551,7 @@
         <w:spacing w:after="0" w:before="0" w:line="240" w:lineRule="auto"/>
       </w:pPr>
       <w:rPr>
+        <w:rFonts w:eastAsia="黑体"/>
         <w:b/>
         <w:bCs/>
       </w:rPr>
@@ -5241,12 +5569,14 @@
     </w:tblStylePr>
     <w:tblStylePr w:type="firstCol">
       <w:rPr>
+        <w:rFonts w:eastAsia="黑体"/>
         <w:b/>
         <w:bCs/>
       </w:rPr>
     </w:tblStylePr>
     <w:tblStylePr w:type="lastCol">
       <w:rPr>
+        <w:rFonts w:eastAsia="黑体"/>
         <w:b/>
         <w:bCs/>
       </w:rPr>
@@ -5285,6 +5615,7 @@
       <w:spacing w:after="0" w:line="240" w:lineRule="auto"/>
     </w:pPr>
     <w:rPr>
+      <w:rFonts w:eastAsia="黑体"/>
       <w:color w:themeColor="accent5" w:themeShade="BF" w:val="31849B"/>
     </w:rPr>
     <w:tblPr>
@@ -5307,6 +5638,7 @@
         <w:spacing w:after="0" w:before="0" w:line="240" w:lineRule="auto"/>
       </w:pPr>
       <w:rPr>
+        <w:rFonts w:eastAsia="黑体"/>
         <w:b/>
         <w:bCs/>
       </w:rPr>
@@ -5327,6 +5659,7 @@
         <w:spacing w:after="0" w:before="0" w:line="240" w:lineRule="auto"/>
       </w:pPr>
       <w:rPr>
+        <w:rFonts w:eastAsia="黑体"/>
         <w:b/>
         <w:bCs/>
       </w:rPr>
@@ -5344,12 +5677,14 @@
     </w:tblStylePr>
     <w:tblStylePr w:type="firstCol">
       <w:rPr>
+        <w:rFonts w:eastAsia="黑体"/>
         <w:b/>
         <w:bCs/>
       </w:rPr>
     </w:tblStylePr>
     <w:tblStylePr w:type="lastCol">
       <w:rPr>
+        <w:rFonts w:eastAsia="黑体"/>
         <w:b/>
         <w:bCs/>
       </w:rPr>
@@ -5388,6 +5723,7 @@
       <w:spacing w:after="0" w:line="240" w:lineRule="auto"/>
     </w:pPr>
     <w:rPr>
+      <w:rFonts w:eastAsia="黑体"/>
       <w:color w:themeColor="accent6" w:themeShade="BF" w:val="E36C0A"/>
     </w:rPr>
     <w:tblPr>
@@ -5410,6 +5746,7 @@
         <w:spacing w:after="0" w:before="0" w:line="240" w:lineRule="auto"/>
       </w:pPr>
       <w:rPr>
+        <w:rFonts w:eastAsia="黑体"/>
         <w:b/>
         <w:bCs/>
       </w:rPr>
@@ -5430,6 +5767,7 @@
         <w:spacing w:after="0" w:before="0" w:line="240" w:lineRule="auto"/>
       </w:pPr>
       <w:rPr>
+        <w:rFonts w:eastAsia="黑体"/>
         <w:b/>
         <w:bCs/>
       </w:rPr>
@@ -5447,12 +5785,14 @@
     </w:tblStylePr>
     <w:tblStylePr w:type="firstCol">
       <w:rPr>
+        <w:rFonts w:eastAsia="黑体"/>
         <w:b/>
         <w:bCs/>
       </w:rPr>
     </w:tblStylePr>
     <w:tblStylePr w:type="lastCol">
       <w:rPr>
+        <w:rFonts w:eastAsia="黑体"/>
         <w:b/>
         <w:bCs/>
       </w:rPr>
@@ -5512,6 +5852,7 @@
         <w:spacing w:after="0" w:before="0" w:line="240" w:lineRule="auto"/>
       </w:pPr>
       <w:rPr>
+        <w:rFonts w:eastAsia="黑体"/>
         <w:b/>
         <w:bCs/>
         <w:color w:themeColor="background1" w:val="FFFFFF"/>
@@ -5526,6 +5867,7 @@
         <w:spacing w:after="0" w:before="0" w:line="240" w:lineRule="auto"/>
       </w:pPr>
       <w:rPr>
+        <w:rFonts w:eastAsia="黑体"/>
         <w:b/>
         <w:bCs/>
       </w:rPr>
@@ -5541,12 +5883,14 @@
     </w:tblStylePr>
     <w:tblStylePr w:type="firstCol">
       <w:rPr>
+        <w:rFonts w:eastAsia="黑体"/>
         <w:b/>
         <w:bCs/>
       </w:rPr>
     </w:tblStylePr>
     <w:tblStylePr w:type="lastCol">
       <w:rPr>
+        <w:rFonts w:eastAsia="黑体"/>
         <w:b/>
         <w:bCs/>
       </w:rPr>
@@ -5604,6 +5948,7 @@
         <w:spacing w:after="0" w:before="0" w:line="240" w:lineRule="auto"/>
       </w:pPr>
       <w:rPr>
+        <w:rFonts w:eastAsia="黑体"/>
         <w:b/>
         <w:bCs/>
         <w:color w:themeColor="background1" w:val="FFFFFF"/>
@@ -5618,6 +5963,7 @@
         <w:spacing w:after="0" w:before="0" w:line="240" w:lineRule="auto"/>
       </w:pPr>
       <w:rPr>
+        <w:rFonts w:eastAsia="黑体"/>
         <w:b/>
         <w:bCs/>
       </w:rPr>
@@ -5633,12 +5979,14 @@
     </w:tblStylePr>
     <w:tblStylePr w:type="firstCol">
       <w:rPr>
+        <w:rFonts w:eastAsia="黑体"/>
         <w:b/>
         <w:bCs/>
       </w:rPr>
     </w:tblStylePr>
     <w:tblStylePr w:type="lastCol">
       <w:rPr>
+        <w:rFonts w:eastAsia="黑体"/>
         <w:b/>
         <w:bCs/>
       </w:rPr>
@@ -5696,6 +6044,7 @@
         <w:spacing w:after="0" w:before="0" w:line="240" w:lineRule="auto"/>
       </w:pPr>
       <w:rPr>
+        <w:rFonts w:eastAsia="黑体"/>
         <w:b/>
         <w:bCs/>
         <w:color w:themeColor="background1" w:val="FFFFFF"/>
@@ -5710,6 +6059,7 @@
         <w:spacing w:after="0" w:before="0" w:line="240" w:lineRule="auto"/>
       </w:pPr>
       <w:rPr>
+        <w:rFonts w:eastAsia="黑体"/>
         <w:b/>
         <w:bCs/>
       </w:rPr>
@@ -5725,12 +6075,14 @@
     </w:tblStylePr>
     <w:tblStylePr w:type="firstCol">
       <w:rPr>
+        <w:rFonts w:eastAsia="黑体"/>
         <w:b/>
         <w:bCs/>
       </w:rPr>
     </w:tblStylePr>
     <w:tblStylePr w:type="lastCol">
       <w:rPr>
+        <w:rFonts w:eastAsia="黑体"/>
         <w:b/>
         <w:bCs/>
       </w:rPr>
@@ -5788,6 +6140,7 @@
         <w:spacing w:after="0" w:before="0" w:line="240" w:lineRule="auto"/>
       </w:pPr>
       <w:rPr>
+        <w:rFonts w:eastAsia="黑体"/>
         <w:b/>
         <w:bCs/>
         <w:color w:themeColor="background1" w:val="FFFFFF"/>
@@ -5802,6 +6155,7 @@
         <w:spacing w:after="0" w:before="0" w:line="240" w:lineRule="auto"/>
       </w:pPr>
       <w:rPr>
+        <w:rFonts w:eastAsia="黑体"/>
         <w:b/>
         <w:bCs/>
       </w:rPr>
@@ -5817,12 +6171,14 @@
     </w:tblStylePr>
     <w:tblStylePr w:type="firstCol">
       <w:rPr>
+        <w:rFonts w:eastAsia="黑体"/>
         <w:b/>
         <w:bCs/>
       </w:rPr>
     </w:tblStylePr>
     <w:tblStylePr w:type="lastCol">
       <w:rPr>
+        <w:rFonts w:eastAsia="黑体"/>
         <w:b/>
         <w:bCs/>
       </w:rPr>
@@ -5880,6 +6236,7 @@
         <w:spacing w:after="0" w:before="0" w:line="240" w:lineRule="auto"/>
       </w:pPr>
       <w:rPr>
+        <w:rFonts w:eastAsia="黑体"/>
         <w:b/>
         <w:bCs/>
         <w:color w:themeColor="background1" w:val="FFFFFF"/>
@@ -5894,6 +6251,7 @@
         <w:spacing w:after="0" w:before="0" w:line="240" w:lineRule="auto"/>
       </w:pPr>
       <w:rPr>
+        <w:rFonts w:eastAsia="黑体"/>
         <w:b/>
         <w:bCs/>
       </w:rPr>
@@ -5909,12 +6267,14 @@
     </w:tblStylePr>
     <w:tblStylePr w:type="firstCol">
       <w:rPr>
+        <w:rFonts w:eastAsia="黑体"/>
         <w:b/>
         <w:bCs/>
       </w:rPr>
     </w:tblStylePr>
     <w:tblStylePr w:type="lastCol">
       <w:rPr>
+        <w:rFonts w:eastAsia="黑体"/>
         <w:b/>
         <w:bCs/>
       </w:rPr>
@@ -5972,6 +6332,7 @@
         <w:spacing w:after="0" w:before="0" w:line="240" w:lineRule="auto"/>
       </w:pPr>
       <w:rPr>
+        <w:rFonts w:eastAsia="黑体"/>
         <w:b/>
         <w:bCs/>
         <w:color w:themeColor="background1" w:val="FFFFFF"/>
@@ -5986,6 +6347,7 @@
         <w:spacing w:after="0" w:before="0" w:line="240" w:lineRule="auto"/>
       </w:pPr>
       <w:rPr>
+        <w:rFonts w:eastAsia="黑体"/>
         <w:b/>
         <w:bCs/>
       </w:rPr>
@@ -6001,12 +6363,14 @@
     </w:tblStylePr>
     <w:tblStylePr w:type="firstCol">
       <w:rPr>
+        <w:rFonts w:eastAsia="黑体"/>
         <w:b/>
         <w:bCs/>
       </w:rPr>
     </w:tblStylePr>
     <w:tblStylePr w:type="lastCol">
       <w:rPr>
+        <w:rFonts w:eastAsia="黑体"/>
         <w:b/>
         <w:bCs/>
       </w:rPr>
@@ -6064,6 +6428,7 @@
         <w:spacing w:after="0" w:before="0" w:line="240" w:lineRule="auto"/>
       </w:pPr>
       <w:rPr>
+        <w:rFonts w:eastAsia="黑体"/>
         <w:b/>
         <w:bCs/>
         <w:color w:themeColor="background1" w:val="FFFFFF"/>
@@ -6078,6 +6443,7 @@
         <w:spacing w:after="0" w:before="0" w:line="240" w:lineRule="auto"/>
       </w:pPr>
       <w:rPr>
+        <w:rFonts w:eastAsia="黑体"/>
         <w:b/>
         <w:bCs/>
       </w:rPr>
@@ -6093,12 +6459,14 @@
     </w:tblStylePr>
     <w:tblStylePr w:type="firstCol">
       <w:rPr>
+        <w:rFonts w:eastAsia="黑体"/>
         <w:b/>
         <w:bCs/>
       </w:rPr>
     </w:tblStylePr>
     <w:tblStylePr w:type="lastCol">
       <w:rPr>
+        <w:rFonts w:eastAsia="黑体"/>
         <w:b/>
         <w:bCs/>
       </w:rPr>
@@ -6158,7 +6526,7 @@
         <w:spacing w:after="0" w:before="0" w:line="240" w:lineRule="auto"/>
       </w:pPr>
       <w:rPr>
-        <w:rFonts w:asciiTheme="majorHAnsi" w:cstheme="majorBidi" w:eastAsiaTheme="majorEastAsia" w:hAnsiTheme="majorHAnsi"/>
+        <w:rFonts w:asciiTheme="majorHAnsi" w:cstheme="majorBidi" w:hAnsiTheme="majorHAnsi" w:eastAsia="黑体"/>
         <w:b/>
         <w:bCs/>
       </w:rPr>
@@ -6179,7 +6547,7 @@
         <w:spacing w:after="0" w:before="0" w:line="240" w:lineRule="auto"/>
       </w:pPr>
       <w:rPr>
-        <w:rFonts w:asciiTheme="majorHAnsi" w:cstheme="majorBidi" w:eastAsiaTheme="majorEastAsia" w:hAnsiTheme="majorHAnsi"/>
+        <w:rFonts w:asciiTheme="majorHAnsi" w:cstheme="majorBidi" w:hAnsiTheme="majorHAnsi" w:eastAsia="黑体"/>
         <w:b/>
         <w:bCs/>
       </w:rPr>
@@ -6197,14 +6565,14 @@
     </w:tblStylePr>
     <w:tblStylePr w:type="firstCol">
       <w:rPr>
-        <w:rFonts w:asciiTheme="majorHAnsi" w:cstheme="majorBidi" w:eastAsiaTheme="majorEastAsia" w:hAnsiTheme="majorHAnsi"/>
+        <w:rFonts w:asciiTheme="majorHAnsi" w:cstheme="majorBidi" w:hAnsiTheme="majorHAnsi" w:eastAsia="黑体"/>
         <w:b/>
         <w:bCs/>
       </w:rPr>
     </w:tblStylePr>
     <w:tblStylePr w:type="lastCol">
       <w:rPr>
-        <w:rFonts w:asciiTheme="majorHAnsi" w:cstheme="majorBidi" w:eastAsiaTheme="majorEastAsia" w:hAnsiTheme="majorHAnsi"/>
+        <w:rFonts w:asciiTheme="majorHAnsi" w:cstheme="majorBidi" w:hAnsiTheme="majorHAnsi" w:eastAsia="黑体"/>
         <w:b/>
         <w:bCs/>
       </w:rPr>
@@ -6288,7 +6656,7 @@
         <w:spacing w:after="0" w:before="0" w:line="240" w:lineRule="auto"/>
       </w:pPr>
       <w:rPr>
-        <w:rFonts w:asciiTheme="majorHAnsi" w:cstheme="majorBidi" w:eastAsiaTheme="majorEastAsia" w:hAnsiTheme="majorHAnsi"/>
+        <w:rFonts w:asciiTheme="majorHAnsi" w:cstheme="majorBidi" w:hAnsiTheme="majorHAnsi" w:eastAsia="黑体"/>
         <w:b/>
         <w:bCs/>
       </w:rPr>
@@ -6309,7 +6677,7 @@
         <w:spacing w:after="0" w:before="0" w:line="240" w:lineRule="auto"/>
       </w:pPr>
       <w:rPr>
-        <w:rFonts w:asciiTheme="majorHAnsi" w:cstheme="majorBidi" w:eastAsiaTheme="majorEastAsia" w:hAnsiTheme="majorHAnsi"/>
+        <w:rFonts w:asciiTheme="majorHAnsi" w:cstheme="majorBidi" w:hAnsiTheme="majorHAnsi" w:eastAsia="黑体"/>
         <w:b/>
         <w:bCs/>
       </w:rPr>
@@ -6327,14 +6695,14 @@
     </w:tblStylePr>
     <w:tblStylePr w:type="firstCol">
       <w:rPr>
-        <w:rFonts w:asciiTheme="majorHAnsi" w:cstheme="majorBidi" w:eastAsiaTheme="majorEastAsia" w:hAnsiTheme="majorHAnsi"/>
+        <w:rFonts w:asciiTheme="majorHAnsi" w:cstheme="majorBidi" w:hAnsiTheme="majorHAnsi" w:eastAsia="黑体"/>
         <w:b/>
         <w:bCs/>
       </w:rPr>
     </w:tblStylePr>
     <w:tblStylePr w:type="lastCol">
       <w:rPr>
-        <w:rFonts w:asciiTheme="majorHAnsi" w:cstheme="majorBidi" w:eastAsiaTheme="majorEastAsia" w:hAnsiTheme="majorHAnsi"/>
+        <w:rFonts w:asciiTheme="majorHAnsi" w:cstheme="majorBidi" w:hAnsiTheme="majorHAnsi" w:eastAsia="黑体"/>
         <w:b/>
         <w:bCs/>
       </w:rPr>
@@ -6418,7 +6786,7 @@
         <w:spacing w:after="0" w:before="0" w:line="240" w:lineRule="auto"/>
       </w:pPr>
       <w:rPr>
-        <w:rFonts w:asciiTheme="majorHAnsi" w:cstheme="majorBidi" w:eastAsiaTheme="majorEastAsia" w:hAnsiTheme="majorHAnsi"/>
+        <w:rFonts w:asciiTheme="majorHAnsi" w:cstheme="majorBidi" w:hAnsiTheme="majorHAnsi" w:eastAsia="黑体"/>
         <w:b/>
         <w:bCs/>
       </w:rPr>
@@ -6439,7 +6807,7 @@
         <w:spacing w:after="0" w:before="0" w:line="240" w:lineRule="auto"/>
       </w:pPr>
       <w:rPr>
-        <w:rFonts w:asciiTheme="majorHAnsi" w:cstheme="majorBidi" w:eastAsiaTheme="majorEastAsia" w:hAnsiTheme="majorHAnsi"/>
+        <w:rFonts w:asciiTheme="majorHAnsi" w:cstheme="majorBidi" w:hAnsiTheme="majorHAnsi" w:eastAsia="黑体"/>
         <w:b/>
         <w:bCs/>
       </w:rPr>
@@ -6457,14 +6825,14 @@
     </w:tblStylePr>
     <w:tblStylePr w:type="firstCol">
       <w:rPr>
-        <w:rFonts w:asciiTheme="majorHAnsi" w:cstheme="majorBidi" w:eastAsiaTheme="majorEastAsia" w:hAnsiTheme="majorHAnsi"/>
+        <w:rFonts w:asciiTheme="majorHAnsi" w:cstheme="majorBidi" w:hAnsiTheme="majorHAnsi" w:eastAsia="黑体"/>
         <w:b/>
         <w:bCs/>
       </w:rPr>
     </w:tblStylePr>
     <w:tblStylePr w:type="lastCol">
       <w:rPr>
-        <w:rFonts w:asciiTheme="majorHAnsi" w:cstheme="majorBidi" w:eastAsiaTheme="majorEastAsia" w:hAnsiTheme="majorHAnsi"/>
+        <w:rFonts w:asciiTheme="majorHAnsi" w:cstheme="majorBidi" w:hAnsiTheme="majorHAnsi" w:eastAsia="黑体"/>
         <w:b/>
         <w:bCs/>
       </w:rPr>
@@ -6548,7 +6916,7 @@
         <w:spacing w:after="0" w:before="0" w:line="240" w:lineRule="auto"/>
       </w:pPr>
       <w:rPr>
-        <w:rFonts w:asciiTheme="majorHAnsi" w:cstheme="majorBidi" w:eastAsiaTheme="majorEastAsia" w:hAnsiTheme="majorHAnsi"/>
+        <w:rFonts w:asciiTheme="majorHAnsi" w:cstheme="majorBidi" w:hAnsiTheme="majorHAnsi" w:eastAsia="黑体"/>
         <w:b/>
         <w:bCs/>
       </w:rPr>
@@ -6569,7 +6937,7 @@
         <w:spacing w:after="0" w:before="0" w:line="240" w:lineRule="auto"/>
       </w:pPr>
       <w:rPr>
-        <w:rFonts w:asciiTheme="majorHAnsi" w:cstheme="majorBidi" w:eastAsiaTheme="majorEastAsia" w:hAnsiTheme="majorHAnsi"/>
+        <w:rFonts w:asciiTheme="majorHAnsi" w:cstheme="majorBidi" w:hAnsiTheme="majorHAnsi" w:eastAsia="黑体"/>
         <w:b/>
         <w:bCs/>
       </w:rPr>
@@ -6587,14 +6955,14 @@
     </w:tblStylePr>
     <w:tblStylePr w:type="firstCol">
       <w:rPr>
-        <w:rFonts w:asciiTheme="majorHAnsi" w:cstheme="majorBidi" w:eastAsiaTheme="majorEastAsia" w:hAnsiTheme="majorHAnsi"/>
+        <w:rFonts w:asciiTheme="majorHAnsi" w:cstheme="majorBidi" w:hAnsiTheme="majorHAnsi" w:eastAsia="黑体"/>
         <w:b/>
         <w:bCs/>
       </w:rPr>
     </w:tblStylePr>
     <w:tblStylePr w:type="lastCol">
       <w:rPr>
-        <w:rFonts w:asciiTheme="majorHAnsi" w:cstheme="majorBidi" w:eastAsiaTheme="majorEastAsia" w:hAnsiTheme="majorHAnsi"/>
+        <w:rFonts w:asciiTheme="majorHAnsi" w:cstheme="majorBidi" w:hAnsiTheme="majorHAnsi" w:eastAsia="黑体"/>
         <w:b/>
         <w:bCs/>
       </w:rPr>
@@ -6678,7 +7046,7 @@
         <w:spacing w:after="0" w:before="0" w:line="240" w:lineRule="auto"/>
       </w:pPr>
       <w:rPr>
-        <w:rFonts w:asciiTheme="majorHAnsi" w:cstheme="majorBidi" w:eastAsiaTheme="majorEastAsia" w:hAnsiTheme="majorHAnsi"/>
+        <w:rFonts w:asciiTheme="majorHAnsi" w:cstheme="majorBidi" w:hAnsiTheme="majorHAnsi" w:eastAsia="黑体"/>
         <w:b/>
         <w:bCs/>
       </w:rPr>
@@ -6699,7 +7067,7 @@
         <w:spacing w:after="0" w:before="0" w:line="240" w:lineRule="auto"/>
       </w:pPr>
       <w:rPr>
-        <w:rFonts w:asciiTheme="majorHAnsi" w:cstheme="majorBidi" w:eastAsiaTheme="majorEastAsia" w:hAnsiTheme="majorHAnsi"/>
+        <w:rFonts w:asciiTheme="majorHAnsi" w:cstheme="majorBidi" w:hAnsiTheme="majorHAnsi" w:eastAsia="黑体"/>
         <w:b/>
         <w:bCs/>
       </w:rPr>
@@ -6717,14 +7085,14 @@
     </w:tblStylePr>
     <w:tblStylePr w:type="firstCol">
       <w:rPr>
-        <w:rFonts w:asciiTheme="majorHAnsi" w:cstheme="majorBidi" w:eastAsiaTheme="majorEastAsia" w:hAnsiTheme="majorHAnsi"/>
+        <w:rFonts w:asciiTheme="majorHAnsi" w:cstheme="majorBidi" w:hAnsiTheme="majorHAnsi" w:eastAsia="黑体"/>
         <w:b/>
         <w:bCs/>
       </w:rPr>
     </w:tblStylePr>
     <w:tblStylePr w:type="lastCol">
       <w:rPr>
-        <w:rFonts w:asciiTheme="majorHAnsi" w:cstheme="majorBidi" w:eastAsiaTheme="majorEastAsia" w:hAnsiTheme="majorHAnsi"/>
+        <w:rFonts w:asciiTheme="majorHAnsi" w:cstheme="majorBidi" w:hAnsiTheme="majorHAnsi" w:eastAsia="黑体"/>
         <w:b/>
         <w:bCs/>
       </w:rPr>
@@ -6808,7 +7176,7 @@
         <w:spacing w:after="0" w:before="0" w:line="240" w:lineRule="auto"/>
       </w:pPr>
       <w:rPr>
-        <w:rFonts w:asciiTheme="majorHAnsi" w:cstheme="majorBidi" w:eastAsiaTheme="majorEastAsia" w:hAnsiTheme="majorHAnsi"/>
+        <w:rFonts w:asciiTheme="majorHAnsi" w:cstheme="majorBidi" w:hAnsiTheme="majorHAnsi" w:eastAsia="黑体"/>
         <w:b/>
         <w:bCs/>
       </w:rPr>
@@ -6829,7 +7197,7 @@
         <w:spacing w:after="0" w:before="0" w:line="240" w:lineRule="auto"/>
       </w:pPr>
       <w:rPr>
-        <w:rFonts w:asciiTheme="majorHAnsi" w:cstheme="majorBidi" w:eastAsiaTheme="majorEastAsia" w:hAnsiTheme="majorHAnsi"/>
+        <w:rFonts w:asciiTheme="majorHAnsi" w:cstheme="majorBidi" w:hAnsiTheme="majorHAnsi" w:eastAsia="黑体"/>
         <w:b/>
         <w:bCs/>
       </w:rPr>
@@ -6847,14 +7215,14 @@
     </w:tblStylePr>
     <w:tblStylePr w:type="firstCol">
       <w:rPr>
-        <w:rFonts w:asciiTheme="majorHAnsi" w:cstheme="majorBidi" w:eastAsiaTheme="majorEastAsia" w:hAnsiTheme="majorHAnsi"/>
+        <w:rFonts w:asciiTheme="majorHAnsi" w:cstheme="majorBidi" w:hAnsiTheme="majorHAnsi" w:eastAsia="黑体"/>
         <w:b/>
         <w:bCs/>
       </w:rPr>
     </w:tblStylePr>
     <w:tblStylePr w:type="lastCol">
       <w:rPr>
-        <w:rFonts w:asciiTheme="majorHAnsi" w:cstheme="majorBidi" w:eastAsiaTheme="majorEastAsia" w:hAnsiTheme="majorHAnsi"/>
+        <w:rFonts w:asciiTheme="majorHAnsi" w:cstheme="majorBidi" w:hAnsiTheme="majorHAnsi" w:eastAsia="黑体"/>
         <w:b/>
         <w:bCs/>
       </w:rPr>
@@ -6938,7 +7306,7 @@
         <w:spacing w:after="0" w:before="0" w:line="240" w:lineRule="auto"/>
       </w:pPr>
       <w:rPr>
-        <w:rFonts w:asciiTheme="majorHAnsi" w:cstheme="majorBidi" w:eastAsiaTheme="majorEastAsia" w:hAnsiTheme="majorHAnsi"/>
+        <w:rFonts w:asciiTheme="majorHAnsi" w:cstheme="majorBidi" w:hAnsiTheme="majorHAnsi" w:eastAsia="黑体"/>
         <w:b/>
         <w:bCs/>
       </w:rPr>
@@ -6959,7 +7327,7 @@
         <w:spacing w:after="0" w:before="0" w:line="240" w:lineRule="auto"/>
       </w:pPr>
       <w:rPr>
-        <w:rFonts w:asciiTheme="majorHAnsi" w:cstheme="majorBidi" w:eastAsiaTheme="majorEastAsia" w:hAnsiTheme="majorHAnsi"/>
+        <w:rFonts w:asciiTheme="majorHAnsi" w:cstheme="majorBidi" w:hAnsiTheme="majorHAnsi" w:eastAsia="黑体"/>
         <w:b/>
         <w:bCs/>
       </w:rPr>
@@ -6977,14 +7345,14 @@
     </w:tblStylePr>
     <w:tblStylePr w:type="firstCol">
       <w:rPr>
-        <w:rFonts w:asciiTheme="majorHAnsi" w:cstheme="majorBidi" w:eastAsiaTheme="majorEastAsia" w:hAnsiTheme="majorHAnsi"/>
+        <w:rFonts w:asciiTheme="majorHAnsi" w:cstheme="majorBidi" w:hAnsiTheme="majorHAnsi" w:eastAsia="黑体"/>
         <w:b/>
         <w:bCs/>
       </w:rPr>
     </w:tblStylePr>
     <w:tblStylePr w:type="lastCol">
       <w:rPr>
-        <w:rFonts w:asciiTheme="majorHAnsi" w:cstheme="majorBidi" w:eastAsiaTheme="majorEastAsia" w:hAnsiTheme="majorHAnsi"/>
+        <w:rFonts w:asciiTheme="majorHAnsi" w:cstheme="majorBidi" w:hAnsiTheme="majorHAnsi" w:eastAsia="黑体"/>
         <w:b/>
         <w:bCs/>
       </w:rPr>
@@ -7067,6 +7435,7 @@
         <w:spacing w:after="0" w:before="0" w:line="240" w:lineRule="auto"/>
       </w:pPr>
       <w:rPr>
+        <w:rFonts w:eastAsia="黑体"/>
         <w:b/>
         <w:bCs/>
         <w:color w:themeColor="background1" w:val="FFFFFF"/>
@@ -7089,6 +7458,7 @@
         <w:spacing w:after="0" w:before="0" w:line="240" w:lineRule="auto"/>
       </w:pPr>
       <w:rPr>
+        <w:rFonts w:eastAsia="黑体"/>
         <w:b/>
         <w:bCs/>
       </w:rPr>
@@ -7106,12 +7476,14 @@
     </w:tblStylePr>
     <w:tblStylePr w:type="firstCol">
       <w:rPr>
+        <w:rFonts w:eastAsia="黑体"/>
         <w:b/>
         <w:bCs/>
       </w:rPr>
     </w:tblStylePr>
     <w:tblStylePr w:type="lastCol">
       <w:rPr>
+        <w:rFonts w:eastAsia="黑体"/>
         <w:b/>
         <w:bCs/>
       </w:rPr>
@@ -7173,6 +7545,7 @@
         <w:spacing w:after="0" w:before="0" w:line="240" w:lineRule="auto"/>
       </w:pPr>
       <w:rPr>
+        <w:rFonts w:eastAsia="黑体"/>
         <w:b/>
         <w:bCs/>
         <w:color w:themeColor="background1" w:val="FFFFFF"/>
@@ -7195,6 +7568,7 @@
         <w:spacing w:after="0" w:before="0" w:line="240" w:lineRule="auto"/>
       </w:pPr>
       <w:rPr>
+        <w:rFonts w:eastAsia="黑体"/>
         <w:b/>
         <w:bCs/>
       </w:rPr>
@@ -7212,12 +7586,14 @@
     </w:tblStylePr>
     <w:tblStylePr w:type="firstCol">
       <w:rPr>
+        <w:rFonts w:eastAsia="黑体"/>
         <w:b/>
         <w:bCs/>
       </w:rPr>
     </w:tblStylePr>
     <w:tblStylePr w:type="lastCol">
       <w:rPr>
+        <w:rFonts w:eastAsia="黑体"/>
         <w:b/>
         <w:bCs/>
       </w:rPr>
@@ -7279,6 +7655,7 @@
         <w:spacing w:after="0" w:before="0" w:line="240" w:lineRule="auto"/>
       </w:pPr>
       <w:rPr>
+        <w:rFonts w:eastAsia="黑体"/>
         <w:b/>
         <w:bCs/>
         <w:color w:themeColor="background1" w:val="FFFFFF"/>
@@ -7301,6 +7678,7 @@
         <w:spacing w:after="0" w:before="0" w:line="240" w:lineRule="auto"/>
       </w:pPr>
       <w:rPr>
+        <w:rFonts w:eastAsia="黑体"/>
         <w:b/>
         <w:bCs/>
       </w:rPr>
@@ -7318,12 +7696,14 @@
     </w:tblStylePr>
     <w:tblStylePr w:type="firstCol">
       <w:rPr>
+        <w:rFonts w:eastAsia="黑体"/>
         <w:b/>
         <w:bCs/>
       </w:rPr>
     </w:tblStylePr>
     <w:tblStylePr w:type="lastCol">
       <w:rPr>
+        <w:rFonts w:eastAsia="黑体"/>
         <w:b/>
         <w:bCs/>
       </w:rPr>
@@ -7385,6 +7765,7 @@
         <w:spacing w:after="0" w:before="0" w:line="240" w:lineRule="auto"/>
       </w:pPr>
       <w:rPr>
+        <w:rFonts w:eastAsia="黑体"/>
         <w:b/>
         <w:bCs/>
         <w:color w:themeColor="background1" w:val="FFFFFF"/>
@@ -7407,6 +7788,7 @@
         <w:spacing w:after="0" w:before="0" w:line="240" w:lineRule="auto"/>
       </w:pPr>
       <w:rPr>
+        <w:rFonts w:eastAsia="黑体"/>
         <w:b/>
         <w:bCs/>
       </w:rPr>
@@ -7424,12 +7806,14 @@
     </w:tblStylePr>
     <w:tblStylePr w:type="firstCol">
       <w:rPr>
+        <w:rFonts w:eastAsia="黑体"/>
         <w:b/>
         <w:bCs/>
       </w:rPr>
     </w:tblStylePr>
     <w:tblStylePr w:type="lastCol">
       <w:rPr>
+        <w:rFonts w:eastAsia="黑体"/>
         <w:b/>
         <w:bCs/>
       </w:rPr>
@@ -7491,6 +7875,7 @@
         <w:spacing w:after="0" w:before="0" w:line="240" w:lineRule="auto"/>
       </w:pPr>
       <w:rPr>
+        <w:rFonts w:eastAsia="黑体"/>
         <w:b/>
         <w:bCs/>
         <w:color w:themeColor="background1" w:val="FFFFFF"/>
@@ -7513,6 +7898,7 @@
         <w:spacing w:after="0" w:before="0" w:line="240" w:lineRule="auto"/>
       </w:pPr>
       <w:rPr>
+        <w:rFonts w:eastAsia="黑体"/>
         <w:b/>
         <w:bCs/>
       </w:rPr>
@@ -7530,12 +7916,14 @@
     </w:tblStylePr>
     <w:tblStylePr w:type="firstCol">
       <w:rPr>
+        <w:rFonts w:eastAsia="黑体"/>
         <w:b/>
         <w:bCs/>
       </w:rPr>
     </w:tblStylePr>
     <w:tblStylePr w:type="lastCol">
       <w:rPr>
+        <w:rFonts w:eastAsia="黑体"/>
         <w:b/>
         <w:bCs/>
       </w:rPr>
@@ -7597,6 +7985,7 @@
         <w:spacing w:after="0" w:before="0" w:line="240" w:lineRule="auto"/>
       </w:pPr>
       <w:rPr>
+        <w:rFonts w:eastAsia="黑体"/>
         <w:b/>
         <w:bCs/>
         <w:color w:themeColor="background1" w:val="FFFFFF"/>
@@ -7619,6 +8008,7 @@
         <w:spacing w:after="0" w:before="0" w:line="240" w:lineRule="auto"/>
       </w:pPr>
       <w:rPr>
+        <w:rFonts w:eastAsia="黑体"/>
         <w:b/>
         <w:bCs/>
       </w:rPr>
@@ -7636,12 +8026,14 @@
     </w:tblStylePr>
     <w:tblStylePr w:type="firstCol">
       <w:rPr>
+        <w:rFonts w:eastAsia="黑体"/>
         <w:b/>
         <w:bCs/>
       </w:rPr>
     </w:tblStylePr>
     <w:tblStylePr w:type="lastCol">
       <w:rPr>
+        <w:rFonts w:eastAsia="黑体"/>
         <w:b/>
         <w:bCs/>
       </w:rPr>
@@ -7703,6 +8095,7 @@
         <w:spacing w:after="0" w:before="0" w:line="240" w:lineRule="auto"/>
       </w:pPr>
       <w:rPr>
+        <w:rFonts w:eastAsia="黑体"/>
         <w:b/>
         <w:bCs/>
         <w:color w:themeColor="background1" w:val="FFFFFF"/>
@@ -7725,6 +8118,7 @@
         <w:spacing w:after="0" w:before="0" w:line="240" w:lineRule="auto"/>
       </w:pPr>
       <w:rPr>
+        <w:rFonts w:eastAsia="黑体"/>
         <w:b/>
         <w:bCs/>
       </w:rPr>
@@ -7742,12 +8136,14 @@
     </w:tblStylePr>
     <w:tblStylePr w:type="firstCol">
       <w:rPr>
+        <w:rFonts w:eastAsia="黑体"/>
         <w:b/>
         <w:bCs/>
       </w:rPr>
     </w:tblStylePr>
     <w:tblStylePr w:type="lastCol">
       <w:rPr>
+        <w:rFonts w:eastAsia="黑体"/>
         <w:b/>
         <w:bCs/>
       </w:rPr>
@@ -7806,6 +8202,7 @@
         <w:spacing w:after="0" w:before="0" w:line="240" w:lineRule="auto"/>
       </w:pPr>
       <w:rPr>
+        <w:rFonts w:eastAsia="黑体"/>
         <w:b/>
         <w:bCs/>
         <w:color w:themeColor="background1" w:val="FFFFFF"/>
@@ -7828,6 +8225,7 @@
         <w:spacing w:after="0" w:before="0" w:line="240" w:lineRule="auto"/>
       </w:pPr>
       <w:rPr>
+        <w:rFonts w:eastAsia="黑体"/>
         <w:color w:val="auto"/>
       </w:rPr>
       <w:tblPr/>
@@ -7845,6 +8243,7 @@
     </w:tblStylePr>
     <w:tblStylePr w:type="firstCol">
       <w:rPr>
+        <w:rFonts w:eastAsia="黑体"/>
         <w:b/>
         <w:bCs/>
         <w:color w:themeColor="background1" w:val="FFFFFF"/>
@@ -7864,6 +8263,7 @@
     </w:tblStylePr>
     <w:tblStylePr w:type="lastCol">
       <w:rPr>
+        <w:rFonts w:eastAsia="黑体"/>
         <w:b/>
         <w:bCs/>
         <w:color w:themeColor="background1" w:val="FFFFFF"/>
@@ -7912,6 +8312,7 @@
     </w:tblStylePr>
     <w:tblStylePr w:type="nwCell">
       <w:rPr>
+        <w:rFonts w:eastAsia="黑体"/>
         <w:color w:themeColor="background1" w:val="FFFFFF"/>
       </w:rPr>
       <w:tblPr/>
@@ -7955,6 +8356,7 @@
         <w:spacing w:after="0" w:before="0" w:line="240" w:lineRule="auto"/>
       </w:pPr>
       <w:rPr>
+        <w:rFonts w:eastAsia="黑体"/>
         <w:b/>
         <w:bCs/>
         <w:color w:themeColor="background1" w:val="FFFFFF"/>
@@ -7977,6 +8379,7 @@
         <w:spacing w:after="0" w:before="0" w:line="240" w:lineRule="auto"/>
       </w:pPr>
       <w:rPr>
+        <w:rFonts w:eastAsia="黑体"/>
         <w:color w:val="auto"/>
       </w:rPr>
       <w:tblPr/>
@@ -7994,6 +8397,7 @@
     </w:tblStylePr>
     <w:tblStylePr w:type="firstCol">
       <w:rPr>
+        <w:rFonts w:eastAsia="黑体"/>
         <w:b/>
         <w:bCs/>
         <w:color w:themeColor="background1" w:val="FFFFFF"/>
@@ -8013,6 +8417,7 @@
     </w:tblStylePr>
     <w:tblStylePr w:type="lastCol">
       <w:rPr>
+        <w:rFonts w:eastAsia="黑体"/>
         <w:b/>
         <w:bCs/>
         <w:color w:themeColor="background1" w:val="FFFFFF"/>
@@ -8061,6 +8466,7 @@
     </w:tblStylePr>
     <w:tblStylePr w:type="nwCell">
       <w:rPr>
+        <w:rFonts w:eastAsia="黑体"/>
         <w:color w:themeColor="background1" w:val="FFFFFF"/>
       </w:rPr>
       <w:tblPr/>
@@ -8104,6 +8510,7 @@
         <w:spacing w:after="0" w:before="0" w:line="240" w:lineRule="auto"/>
       </w:pPr>
       <w:rPr>
+        <w:rFonts w:eastAsia="黑体"/>
         <w:b/>
         <w:bCs/>
         <w:color w:themeColor="background1" w:val="FFFFFF"/>
@@ -8126,6 +8533,7 @@
         <w:spacing w:after="0" w:before="0" w:line="240" w:lineRule="auto"/>
       </w:pPr>
       <w:rPr>
+        <w:rFonts w:eastAsia="黑体"/>
         <w:color w:val="auto"/>
       </w:rPr>
       <w:tblPr/>
@@ -8143,6 +8551,7 @@
     </w:tblStylePr>
     <w:tblStylePr w:type="firstCol">
       <w:rPr>
+        <w:rFonts w:eastAsia="黑体"/>
         <w:b/>
         <w:bCs/>
         <w:color w:themeColor="background1" w:val="FFFFFF"/>
@@ -8162,6 +8571,7 @@
     </w:tblStylePr>
     <w:tblStylePr w:type="lastCol">
       <w:rPr>
+        <w:rFonts w:eastAsia="黑体"/>
         <w:b/>
         <w:bCs/>
         <w:color w:themeColor="background1" w:val="FFFFFF"/>
@@ -8210,6 +8620,7 @@
     </w:tblStylePr>
     <w:tblStylePr w:type="nwCell">
       <w:rPr>
+        <w:rFonts w:eastAsia="黑体"/>
         <w:color w:themeColor="background1" w:val="FFFFFF"/>
       </w:rPr>
       <w:tblPr/>
@@ -8253,6 +8664,7 @@
         <w:spacing w:after="0" w:before="0" w:line="240" w:lineRule="auto"/>
       </w:pPr>
       <w:rPr>
+        <w:rFonts w:eastAsia="黑体"/>
         <w:b/>
         <w:bCs/>
         <w:color w:themeColor="background1" w:val="FFFFFF"/>
@@ -8275,6 +8687,7 @@
         <w:spacing w:after="0" w:before="0" w:line="240" w:lineRule="auto"/>
       </w:pPr>
       <w:rPr>
+        <w:rFonts w:eastAsia="黑体"/>
         <w:color w:val="auto"/>
       </w:rPr>
       <w:tblPr/>
@@ -8292,6 +8705,7 @@
     </w:tblStylePr>
     <w:tblStylePr w:type="firstCol">
       <w:rPr>
+        <w:rFonts w:eastAsia="黑体"/>
         <w:b/>
         <w:bCs/>
         <w:color w:themeColor="background1" w:val="FFFFFF"/>
@@ -8311,6 +8725,7 @@
     </w:tblStylePr>
     <w:tblStylePr w:type="lastCol">
       <w:rPr>
+        <w:rFonts w:eastAsia="黑体"/>
         <w:b/>
         <w:bCs/>
         <w:color w:themeColor="background1" w:val="FFFFFF"/>
@@ -8359,6 +8774,7 @@
     </w:tblStylePr>
     <w:tblStylePr w:type="nwCell">
       <w:rPr>
+        <w:rFonts w:eastAsia="黑体"/>
         <w:color w:themeColor="background1" w:val="FFFFFF"/>
       </w:rPr>
       <w:tblPr/>
@@ -8402,6 +8818,7 @@
         <w:spacing w:after="0" w:before="0" w:line="240" w:lineRule="auto"/>
       </w:pPr>
       <w:rPr>
+        <w:rFonts w:eastAsia="黑体"/>
         <w:b/>
         <w:bCs/>
         <w:color w:themeColor="background1" w:val="FFFFFF"/>
@@ -8424,6 +8841,7 @@
         <w:spacing w:after="0" w:before="0" w:line="240" w:lineRule="auto"/>
       </w:pPr>
       <w:rPr>
+        <w:rFonts w:eastAsia="黑体"/>
         <w:color w:val="auto"/>
       </w:rPr>
       <w:tblPr/>
@@ -8441,6 +8859,7 @@
     </w:tblStylePr>
     <w:tblStylePr w:type="firstCol">
       <w:rPr>
+        <w:rFonts w:eastAsia="黑体"/>
         <w:b/>
         <w:bCs/>
         <w:color w:themeColor="background1" w:val="FFFFFF"/>
@@ -8460,6 +8879,7 @@
     </w:tblStylePr>
     <w:tblStylePr w:type="lastCol">
       <w:rPr>
+        <w:rFonts w:eastAsia="黑体"/>
         <w:b/>
         <w:bCs/>
         <w:color w:themeColor="background1" w:val="FFFFFF"/>
@@ -8508,6 +8928,7 @@
     </w:tblStylePr>
     <w:tblStylePr w:type="nwCell">
       <w:rPr>
+        <w:rFonts w:eastAsia="黑体"/>
         <w:color w:themeColor="background1" w:val="FFFFFF"/>
       </w:rPr>
       <w:tblPr/>
@@ -8551,6 +8972,7 @@
         <w:spacing w:after="0" w:before="0" w:line="240" w:lineRule="auto"/>
       </w:pPr>
       <w:rPr>
+        <w:rFonts w:eastAsia="黑体"/>
         <w:b/>
         <w:bCs/>
         <w:color w:themeColor="background1" w:val="FFFFFF"/>
@@ -8573,6 +8995,7 @@
         <w:spacing w:after="0" w:before="0" w:line="240" w:lineRule="auto"/>
       </w:pPr>
       <w:rPr>
+        <w:rFonts w:eastAsia="黑体"/>
         <w:color w:val="auto"/>
       </w:rPr>
       <w:tblPr/>
@@ -8590,6 +9013,7 @@
     </w:tblStylePr>
     <w:tblStylePr w:type="firstCol">
       <w:rPr>
+        <w:rFonts w:eastAsia="黑体"/>
         <w:b/>
         <w:bCs/>
         <w:color w:themeColor="background1" w:val="FFFFFF"/>
@@ -8609,6 +9033,7 @@
     </w:tblStylePr>
     <w:tblStylePr w:type="lastCol">
       <w:rPr>
+        <w:rFonts w:eastAsia="黑体"/>
         <w:b/>
         <w:bCs/>
         <w:color w:themeColor="background1" w:val="FFFFFF"/>
@@ -8657,6 +9082,7 @@
     </w:tblStylePr>
     <w:tblStylePr w:type="nwCell">
       <w:rPr>
+        <w:rFonts w:eastAsia="黑体"/>
         <w:color w:themeColor="background1" w:val="FFFFFF"/>
       </w:rPr>
       <w:tblPr/>
@@ -8700,6 +9126,7 @@
         <w:spacing w:after="0" w:before="0" w:line="240" w:lineRule="auto"/>
       </w:pPr>
       <w:rPr>
+        <w:rFonts w:eastAsia="黑体"/>
         <w:b/>
         <w:bCs/>
         <w:color w:themeColor="background1" w:val="FFFFFF"/>
@@ -8722,6 +9149,7 @@
         <w:spacing w:after="0" w:before="0" w:line="240" w:lineRule="auto"/>
       </w:pPr>
       <w:rPr>
+        <w:rFonts w:eastAsia="黑体"/>
         <w:color w:val="auto"/>
       </w:rPr>
       <w:tblPr/>
@@ -8739,6 +9167,7 @@
     </w:tblStylePr>
     <w:tblStylePr w:type="firstCol">
       <w:rPr>
+        <w:rFonts w:eastAsia="黑体"/>
         <w:b/>
         <w:bCs/>
         <w:color w:themeColor="background1" w:val="FFFFFF"/>
@@ -8758,6 +9187,7 @@
     </w:tblStylePr>
     <w:tblStylePr w:type="lastCol">
       <w:rPr>
+        <w:rFonts w:eastAsia="黑体"/>
         <w:b/>
         <w:bCs/>
         <w:color w:themeColor="background1" w:val="FFFFFF"/>
@@ -8806,6 +9236,7 @@
     </w:tblStylePr>
     <w:tblStylePr w:type="nwCell">
       <w:rPr>
+        <w:rFonts w:eastAsia="黑体"/>
         <w:color w:themeColor="background1" w:val="FFFFFF"/>
       </w:rPr>
       <w:tblPr/>
@@ -8830,6 +9261,7 @@
       <w:spacing w:after="0" w:line="240" w:lineRule="auto"/>
     </w:pPr>
     <w:rPr>
+      <w:rFonts w:eastAsia="黑体"/>
       <w:color w:themeColor="text1" w:val="000000"/>
     </w:rPr>
     <w:tblPr>
@@ -8849,7 +9281,7 @@
     </w:tblPr>
     <w:tblStylePr w:type="firstRow">
       <w:rPr>
-        <w:rFonts w:asciiTheme="majorHAnsi" w:cstheme="majorBidi" w:eastAsiaTheme="majorEastAsia" w:hAnsiTheme="majorHAnsi"/>
+        <w:rFonts w:asciiTheme="majorHAnsi" w:cstheme="majorBidi" w:hAnsiTheme="majorHAnsi" w:eastAsia="黑体"/>
       </w:rPr>
       <w:tblPr/>
       <w:tcPr>
@@ -8861,6 +9293,7 @@
     </w:tblStylePr>
     <w:tblStylePr w:type="lastRow">
       <w:rPr>
+        <w:rFonts w:eastAsia="黑体"/>
         <w:b/>
         <w:bCs/>
         <w:color w:themeColor="text2" w:val="1F497D"/>
@@ -8875,12 +9308,14 @@
     </w:tblStylePr>
     <w:tblStylePr w:type="firstCol">
       <w:rPr>
+        <w:rFonts w:eastAsia="黑体"/>
         <w:b/>
         <w:bCs/>
       </w:rPr>
     </w:tblStylePr>
     <w:tblStylePr w:type="lastCol">
       <w:rPr>
+        <w:rFonts w:eastAsia="黑体"/>
         <w:b/>
         <w:bCs/>
       </w:rPr>
@@ -8914,6 +9349,7 @@
       <w:spacing w:after="0" w:line="240" w:lineRule="auto"/>
     </w:pPr>
     <w:rPr>
+      <w:rFonts w:eastAsia="黑体"/>
       <w:color w:themeColor="text1" w:val="000000"/>
     </w:rPr>
     <w:tblPr>
@@ -8933,7 +9369,7 @@
     </w:tblPr>
     <w:tblStylePr w:type="firstRow">
       <w:rPr>
-        <w:rFonts w:asciiTheme="majorHAnsi" w:cstheme="majorBidi" w:eastAsiaTheme="majorEastAsia" w:hAnsiTheme="majorHAnsi"/>
+        <w:rFonts w:asciiTheme="majorHAnsi" w:cstheme="majorBidi" w:hAnsiTheme="majorHAnsi" w:eastAsia="黑体"/>
       </w:rPr>
       <w:tblPr/>
       <w:tcPr>
@@ -8945,6 +9381,7 @@
     </w:tblStylePr>
     <w:tblStylePr w:type="lastRow">
       <w:rPr>
+        <w:rFonts w:eastAsia="黑体"/>
         <w:b/>
         <w:bCs/>
         <w:color w:themeColor="text2" w:val="1F497D"/>
@@ -8959,12 +9396,14 @@
     </w:tblStylePr>
     <w:tblStylePr w:type="firstCol">
       <w:rPr>
+        <w:rFonts w:eastAsia="黑体"/>
         <w:b/>
         <w:bCs/>
       </w:rPr>
     </w:tblStylePr>
     <w:tblStylePr w:type="lastCol">
       <w:rPr>
+        <w:rFonts w:eastAsia="黑体"/>
         <w:b/>
         <w:bCs/>
       </w:rPr>
@@ -8998,6 +9437,7 @@
       <w:spacing w:after="0" w:line="240" w:lineRule="auto"/>
     </w:pPr>
     <w:rPr>
+      <w:rFonts w:eastAsia="黑体"/>
       <w:color w:themeColor="text1" w:val="000000"/>
     </w:rPr>
     <w:tblPr>
@@ -9017,7 +9457,7 @@
     </w:tblPr>
     <w:tblStylePr w:type="firstRow">
       <w:rPr>
-        <w:rFonts w:asciiTheme="majorHAnsi" w:cstheme="majorBidi" w:eastAsiaTheme="majorEastAsia" w:hAnsiTheme="majorHAnsi"/>
+        <w:rFonts w:asciiTheme="majorHAnsi" w:cstheme="majorBidi" w:hAnsiTheme="majorHAnsi" w:eastAsia="黑体"/>
       </w:rPr>
       <w:tblPr/>
       <w:tcPr>
@@ -9029,6 +9469,7 @@
     </w:tblStylePr>
     <w:tblStylePr w:type="lastRow">
       <w:rPr>
+        <w:rFonts w:eastAsia="黑体"/>
         <w:b/>
         <w:bCs/>
         <w:color w:themeColor="text2" w:val="1F497D"/>
@@ -9043,12 +9484,14 @@
     </w:tblStylePr>
     <w:tblStylePr w:type="firstCol">
       <w:rPr>
+        <w:rFonts w:eastAsia="黑体"/>
         <w:b/>
         <w:bCs/>
       </w:rPr>
     </w:tblStylePr>
     <w:tblStylePr w:type="lastCol">
       <w:rPr>
+        <w:rFonts w:eastAsia="黑体"/>
         <w:b/>
         <w:bCs/>
       </w:rPr>
@@ -9082,6 +9525,7 @@
       <w:spacing w:after="0" w:line="240" w:lineRule="auto"/>
     </w:pPr>
     <w:rPr>
+      <w:rFonts w:eastAsia="黑体"/>
       <w:color w:themeColor="text1" w:val="000000"/>
     </w:rPr>
     <w:tblPr>
@@ -9101,7 +9545,7 @@
     </w:tblPr>
     <w:tblStylePr w:type="firstRow">
       <w:rPr>
-        <w:rFonts w:asciiTheme="majorHAnsi" w:cstheme="majorBidi" w:eastAsiaTheme="majorEastAsia" w:hAnsiTheme="majorHAnsi"/>
+        <w:rFonts w:asciiTheme="majorHAnsi" w:cstheme="majorBidi" w:hAnsiTheme="majorHAnsi" w:eastAsia="黑体"/>
       </w:rPr>
       <w:tblPr/>
       <w:tcPr>
@@ -9113,6 +9557,7 @@
     </w:tblStylePr>
     <w:tblStylePr w:type="lastRow">
       <w:rPr>
+        <w:rFonts w:eastAsia="黑体"/>
         <w:b/>
         <w:bCs/>
         <w:color w:themeColor="text2" w:val="1F497D"/>
@@ -9127,12 +9572,14 @@
     </w:tblStylePr>
     <w:tblStylePr w:type="firstCol">
       <w:rPr>
+        <w:rFonts w:eastAsia="黑体"/>
         <w:b/>
         <w:bCs/>
       </w:rPr>
     </w:tblStylePr>
     <w:tblStylePr w:type="lastCol">
       <w:rPr>
+        <w:rFonts w:eastAsia="黑体"/>
         <w:b/>
         <w:bCs/>
       </w:rPr>
@@ -9166,6 +9613,7 @@
       <w:spacing w:after="0" w:line="240" w:lineRule="auto"/>
     </w:pPr>
     <w:rPr>
+      <w:rFonts w:eastAsia="黑体"/>
       <w:color w:themeColor="text1" w:val="000000"/>
     </w:rPr>
     <w:tblPr>
@@ -9185,7 +9633,7 @@
     </w:tblPr>
     <w:tblStylePr w:type="firstRow">
       <w:rPr>
-        <w:rFonts w:asciiTheme="majorHAnsi" w:cstheme="majorBidi" w:eastAsiaTheme="majorEastAsia" w:hAnsiTheme="majorHAnsi"/>
+        <w:rFonts w:asciiTheme="majorHAnsi" w:cstheme="majorBidi" w:hAnsiTheme="majorHAnsi" w:eastAsia="黑体"/>
       </w:rPr>
       <w:tblPr/>
       <w:tcPr>
@@ -9197,6 +9645,7 @@
     </w:tblStylePr>
     <w:tblStylePr w:type="lastRow">
       <w:rPr>
+        <w:rFonts w:eastAsia="黑体"/>
         <w:b/>
         <w:bCs/>
         <w:color w:themeColor="text2" w:val="1F497D"/>
@@ -9211,12 +9660,14 @@
     </w:tblStylePr>
     <w:tblStylePr w:type="firstCol">
       <w:rPr>
+        <w:rFonts w:eastAsia="黑体"/>
         <w:b/>
         <w:bCs/>
       </w:rPr>
     </w:tblStylePr>
     <w:tblStylePr w:type="lastCol">
       <w:rPr>
+        <w:rFonts w:eastAsia="黑体"/>
         <w:b/>
         <w:bCs/>
       </w:rPr>
@@ -9250,6 +9701,7 @@
       <w:spacing w:after="0" w:line="240" w:lineRule="auto"/>
     </w:pPr>
     <w:rPr>
+      <w:rFonts w:eastAsia="黑体"/>
       <w:color w:themeColor="text1" w:val="000000"/>
     </w:rPr>
     <w:tblPr>
@@ -9269,7 +9721,7 @@
     </w:tblPr>
     <w:tblStylePr w:type="firstRow">
       <w:rPr>
-        <w:rFonts w:asciiTheme="majorHAnsi" w:cstheme="majorBidi" w:eastAsiaTheme="majorEastAsia" w:hAnsiTheme="majorHAnsi"/>
+        <w:rFonts w:asciiTheme="majorHAnsi" w:cstheme="majorBidi" w:hAnsiTheme="majorHAnsi" w:eastAsia="黑体"/>
       </w:rPr>
       <w:tblPr/>
       <w:tcPr>
@@ -9281,6 +9733,7 @@
     </w:tblStylePr>
     <w:tblStylePr w:type="lastRow">
       <w:rPr>
+        <w:rFonts w:eastAsia="黑体"/>
         <w:b/>
         <w:bCs/>
         <w:color w:themeColor="text2" w:val="1F497D"/>
@@ -9295,12 +9748,14 @@
     </w:tblStylePr>
     <w:tblStylePr w:type="firstCol">
       <w:rPr>
+        <w:rFonts w:eastAsia="黑体"/>
         <w:b/>
         <w:bCs/>
       </w:rPr>
     </w:tblStylePr>
     <w:tblStylePr w:type="lastCol">
       <w:rPr>
+        <w:rFonts w:eastAsia="黑体"/>
         <w:b/>
         <w:bCs/>
       </w:rPr>
@@ -9334,6 +9789,7 @@
       <w:spacing w:after="0" w:line="240" w:lineRule="auto"/>
     </w:pPr>
     <w:rPr>
+      <w:rFonts w:eastAsia="黑体"/>
       <w:color w:themeColor="text1" w:val="000000"/>
     </w:rPr>
     <w:tblPr>
@@ -9353,7 +9809,7 @@
     </w:tblPr>
     <w:tblStylePr w:type="firstRow">
       <w:rPr>
-        <w:rFonts w:asciiTheme="majorHAnsi" w:cstheme="majorBidi" w:eastAsiaTheme="majorEastAsia" w:hAnsiTheme="majorHAnsi"/>
+        <w:rFonts w:asciiTheme="majorHAnsi" w:cstheme="majorBidi" w:hAnsiTheme="majorHAnsi" w:eastAsia="黑体"/>
       </w:rPr>
       <w:tblPr/>
       <w:tcPr>
@@ -9365,6 +9821,7 @@
     </w:tblStylePr>
     <w:tblStylePr w:type="lastRow">
       <w:rPr>
+        <w:rFonts w:eastAsia="黑体"/>
         <w:b/>
         <w:bCs/>
         <w:color w:themeColor="text2" w:val="1F497D"/>
@@ -9379,12 +9836,14 @@
     </w:tblStylePr>
     <w:tblStylePr w:type="firstCol">
       <w:rPr>
+        <w:rFonts w:eastAsia="黑体"/>
         <w:b/>
         <w:bCs/>
       </w:rPr>
     </w:tblStylePr>
     <w:tblStylePr w:type="lastCol">
       <w:rPr>
+        <w:rFonts w:eastAsia="黑体"/>
         <w:b/>
         <w:bCs/>
       </w:rPr>
@@ -9418,7 +9877,7 @@
       <w:spacing w:after="0" w:line="240" w:lineRule="auto"/>
     </w:pPr>
     <w:rPr>
-      <w:rFonts w:asciiTheme="majorHAnsi" w:cstheme="majorBidi" w:eastAsiaTheme="majorEastAsia" w:hAnsiTheme="majorHAnsi"/>
+      <w:rFonts w:asciiTheme="majorHAnsi" w:cstheme="majorBidi" w:hAnsiTheme="majorHAnsi" w:eastAsia="黑体"/>
       <w:color w:themeColor="text1" w:val="000000"/>
     </w:rPr>
     <w:tblPr>
@@ -9440,6 +9899,7 @@
     </w:tblPr>
     <w:tblStylePr w:type="firstRow">
       <w:rPr>
+        <w:rFonts w:eastAsia="黑体"/>
         <w:sz w:val="24"/>
         <w:szCs w:val="24"/>
       </w:rPr>
@@ -9546,7 +10006,7 @@
       <w:spacing w:after="0" w:line="240" w:lineRule="auto"/>
     </w:pPr>
     <w:rPr>
-      <w:rFonts w:asciiTheme="majorHAnsi" w:cstheme="majorBidi" w:eastAsiaTheme="majorEastAsia" w:hAnsiTheme="majorHAnsi"/>
+      <w:rFonts w:asciiTheme="majorHAnsi" w:cstheme="majorBidi" w:hAnsiTheme="majorHAnsi" w:eastAsia="黑体"/>
       <w:color w:themeColor="text1" w:val="000000"/>
     </w:rPr>
     <w:tblPr>
@@ -9568,6 +10028,7 @@
     </w:tblPr>
     <w:tblStylePr w:type="firstRow">
       <w:rPr>
+        <w:rFonts w:eastAsia="黑体"/>
         <w:sz w:val="24"/>
         <w:szCs w:val="24"/>
       </w:rPr>
@@ -9674,7 +10135,7 @@
       <w:spacing w:after="0" w:line="240" w:lineRule="auto"/>
     </w:pPr>
     <w:rPr>
-      <w:rFonts w:asciiTheme="majorHAnsi" w:cstheme="majorBidi" w:eastAsiaTheme="majorEastAsia" w:hAnsiTheme="majorHAnsi"/>
+      <w:rFonts w:asciiTheme="majorHAnsi" w:cstheme="majorBidi" w:hAnsiTheme="majorHAnsi" w:eastAsia="黑体"/>
       <w:color w:themeColor="text1" w:val="000000"/>
     </w:rPr>
     <w:tblPr>
@@ -9696,6 +10157,7 @@
     </w:tblPr>
     <w:tblStylePr w:type="firstRow">
       <w:rPr>
+        <w:rFonts w:eastAsia="黑体"/>
         <w:sz w:val="24"/>
         <w:szCs w:val="24"/>
       </w:rPr>
@@ -9802,7 +10264,7 @@
       <w:spacing w:after="0" w:line="240" w:lineRule="auto"/>
     </w:pPr>
     <w:rPr>
-      <w:rFonts w:asciiTheme="majorHAnsi" w:cstheme="majorBidi" w:eastAsiaTheme="majorEastAsia" w:hAnsiTheme="majorHAnsi"/>
+      <w:rFonts w:asciiTheme="majorHAnsi" w:cstheme="majorBidi" w:hAnsiTheme="majorHAnsi" w:eastAsia="黑体"/>
       <w:color w:themeColor="text1" w:val="000000"/>
     </w:rPr>
     <w:tblPr>
@@ -9824,6 +10286,7 @@
     </w:tblPr>
     <w:tblStylePr w:type="firstRow">
       <w:rPr>
+        <w:rFonts w:eastAsia="黑体"/>
         <w:sz w:val="24"/>
         <w:szCs w:val="24"/>
       </w:rPr>
@@ -9930,7 +10393,7 @@
       <w:spacing w:after="0" w:line="240" w:lineRule="auto"/>
     </w:pPr>
     <w:rPr>
-      <w:rFonts w:asciiTheme="majorHAnsi" w:cstheme="majorBidi" w:eastAsiaTheme="majorEastAsia" w:hAnsiTheme="majorHAnsi"/>
+      <w:rFonts w:asciiTheme="majorHAnsi" w:cstheme="majorBidi" w:hAnsiTheme="majorHAnsi" w:eastAsia="黑体"/>
       <w:color w:themeColor="text1" w:val="000000"/>
     </w:rPr>
     <w:tblPr>
@@ -9952,6 +10415,7 @@
     </w:tblPr>
     <w:tblStylePr w:type="firstRow">
       <w:rPr>
+        <w:rFonts w:eastAsia="黑体"/>
         <w:sz w:val="24"/>
         <w:szCs w:val="24"/>
       </w:rPr>
@@ -10058,7 +10522,7 @@
       <w:spacing w:after="0" w:line="240" w:lineRule="auto"/>
     </w:pPr>
     <w:rPr>
-      <w:rFonts w:asciiTheme="majorHAnsi" w:cstheme="majorBidi" w:eastAsiaTheme="majorEastAsia" w:hAnsiTheme="majorHAnsi"/>
+      <w:rFonts w:asciiTheme="majorHAnsi" w:cstheme="majorBidi" w:hAnsiTheme="majorHAnsi" w:eastAsia="黑体"/>
       <w:color w:themeColor="text1" w:val="000000"/>
     </w:rPr>
     <w:tblPr>
@@ -10080,6 +10544,7 @@
     </w:tblPr>
     <w:tblStylePr w:type="firstRow">
       <w:rPr>
+        <w:rFonts w:eastAsia="黑体"/>
         <w:sz w:val="24"/>
         <w:szCs w:val="24"/>
       </w:rPr>
@@ -10186,7 +10651,7 @@
       <w:spacing w:after="0" w:line="240" w:lineRule="auto"/>
     </w:pPr>
     <w:rPr>
-      <w:rFonts w:asciiTheme="majorHAnsi" w:cstheme="majorBidi" w:eastAsiaTheme="majorEastAsia" w:hAnsiTheme="majorHAnsi"/>
+      <w:rFonts w:asciiTheme="majorHAnsi" w:cstheme="majorBidi" w:hAnsiTheme="majorHAnsi" w:eastAsia="黑体"/>
       <w:color w:themeColor="text1" w:val="000000"/>
     </w:rPr>
     <w:tblPr>
@@ -10208,6 +10673,7 @@
     </w:tblPr>
     <w:tblStylePr w:type="firstRow">
       <w:rPr>
+        <w:rFonts w:eastAsia="黑体"/>
         <w:sz w:val="24"/>
         <w:szCs w:val="24"/>
       </w:rPr>
@@ -10337,12 +10803,14 @@
     </w:tcPr>
     <w:tblStylePr w:type="firstRow">
       <w:rPr>
+        <w:rFonts w:eastAsia="黑体"/>
         <w:b/>
         <w:bCs/>
       </w:rPr>
     </w:tblStylePr>
     <w:tblStylePr w:type="lastRow">
       <w:rPr>
+        <w:rFonts w:eastAsia="黑体"/>
         <w:b/>
         <w:bCs/>
       </w:rPr>
@@ -10355,12 +10823,14 @@
     </w:tblStylePr>
     <w:tblStylePr w:type="firstCol">
       <w:rPr>
+        <w:rFonts w:eastAsia="黑体"/>
         <w:b/>
         <w:bCs/>
       </w:rPr>
     </w:tblStylePr>
     <w:tblStylePr w:type="lastCol">
       <w:rPr>
+        <w:rFonts w:eastAsia="黑体"/>
         <w:b/>
         <w:bCs/>
       </w:rPr>
@@ -10410,12 +10880,14 @@
     </w:tcPr>
     <w:tblStylePr w:type="firstRow">
       <w:rPr>
+        <w:rFonts w:eastAsia="黑体"/>
         <w:b/>
         <w:bCs/>
       </w:rPr>
     </w:tblStylePr>
     <w:tblStylePr w:type="lastRow">
       <w:rPr>
+        <w:rFonts w:eastAsia="黑体"/>
         <w:b/>
         <w:bCs/>
       </w:rPr>
@@ -10428,12 +10900,14 @@
     </w:tblStylePr>
     <w:tblStylePr w:type="firstCol">
       <w:rPr>
+        <w:rFonts w:eastAsia="黑体"/>
         <w:b/>
         <w:bCs/>
       </w:rPr>
     </w:tblStylePr>
     <w:tblStylePr w:type="lastCol">
       <w:rPr>
+        <w:rFonts w:eastAsia="黑体"/>
         <w:b/>
         <w:bCs/>
       </w:rPr>
@@ -10483,12 +10957,14 @@
     </w:tcPr>
     <w:tblStylePr w:type="firstRow">
       <w:rPr>
+        <w:rFonts w:eastAsia="黑体"/>
         <w:b/>
         <w:bCs/>
       </w:rPr>
     </w:tblStylePr>
     <w:tblStylePr w:type="lastRow">
       <w:rPr>
+        <w:rFonts w:eastAsia="黑体"/>
         <w:b/>
         <w:bCs/>
       </w:rPr>
@@ -10501,12 +10977,14 @@
     </w:tblStylePr>
     <w:tblStylePr w:type="firstCol">
       <w:rPr>
+        <w:rFonts w:eastAsia="黑体"/>
         <w:b/>
         <w:bCs/>
       </w:rPr>
     </w:tblStylePr>
     <w:tblStylePr w:type="lastCol">
       <w:rPr>
+        <w:rFonts w:eastAsia="黑体"/>
         <w:b/>
         <w:bCs/>
       </w:rPr>
@@ -10556,12 +11034,14 @@
     </w:tcPr>
     <w:tblStylePr w:type="firstRow">
       <w:rPr>
+        <w:rFonts w:eastAsia="黑体"/>
         <w:b/>
         <w:bCs/>
       </w:rPr>
     </w:tblStylePr>
     <w:tblStylePr w:type="lastRow">
       <w:rPr>
+        <w:rFonts w:eastAsia="黑体"/>
         <w:b/>
         <w:bCs/>
       </w:rPr>
@@ -10574,12 +11054,14 @@
     </w:tblStylePr>
     <w:tblStylePr w:type="firstCol">
       <w:rPr>
+        <w:rFonts w:eastAsia="黑体"/>
         <w:b/>
         <w:bCs/>
       </w:rPr>
     </w:tblStylePr>
     <w:tblStylePr w:type="lastCol">
       <w:rPr>
+        <w:rFonts w:eastAsia="黑体"/>
         <w:b/>
         <w:bCs/>
       </w:rPr>
@@ -10629,12 +11111,14 @@
     </w:tcPr>
     <w:tblStylePr w:type="firstRow">
       <w:rPr>
+        <w:rFonts w:eastAsia="黑体"/>
         <w:b/>
         <w:bCs/>
       </w:rPr>
     </w:tblStylePr>
     <w:tblStylePr w:type="lastRow">
       <w:rPr>
+        <w:rFonts w:eastAsia="黑体"/>
         <w:b/>
         <w:bCs/>
       </w:rPr>
@@ -10647,12 +11131,14 @@
     </w:tblStylePr>
     <w:tblStylePr w:type="firstCol">
       <w:rPr>
+        <w:rFonts w:eastAsia="黑体"/>
         <w:b/>
         <w:bCs/>
       </w:rPr>
     </w:tblStylePr>
     <w:tblStylePr w:type="lastCol">
       <w:rPr>
+        <w:rFonts w:eastAsia="黑体"/>
         <w:b/>
         <w:bCs/>
       </w:rPr>
@@ -10702,12 +11188,14 @@
     </w:tcPr>
     <w:tblStylePr w:type="firstRow">
       <w:rPr>
+        <w:rFonts w:eastAsia="黑体"/>
         <w:b/>
         <w:bCs/>
       </w:rPr>
     </w:tblStylePr>
     <w:tblStylePr w:type="lastRow">
       <w:rPr>
+        <w:rFonts w:eastAsia="黑体"/>
         <w:b/>
         <w:bCs/>
       </w:rPr>
@@ -10720,12 +11208,14 @@
     </w:tblStylePr>
     <w:tblStylePr w:type="firstCol">
       <w:rPr>
+        <w:rFonts w:eastAsia="黑体"/>
         <w:b/>
         <w:bCs/>
       </w:rPr>
     </w:tblStylePr>
     <w:tblStylePr w:type="lastCol">
       <w:rPr>
+        <w:rFonts w:eastAsia="黑体"/>
         <w:b/>
         <w:bCs/>
       </w:rPr>
@@ -10775,12 +11265,14 @@
     </w:tcPr>
     <w:tblStylePr w:type="firstRow">
       <w:rPr>
+        <w:rFonts w:eastAsia="黑体"/>
         <w:b/>
         <w:bCs/>
       </w:rPr>
     </w:tblStylePr>
     <w:tblStylePr w:type="lastRow">
       <w:rPr>
+        <w:rFonts w:eastAsia="黑体"/>
         <w:b/>
         <w:bCs/>
       </w:rPr>
@@ -10793,12 +11285,14 @@
     </w:tblStylePr>
     <w:tblStylePr w:type="firstCol">
       <w:rPr>
+        <w:rFonts w:eastAsia="黑体"/>
         <w:b/>
         <w:bCs/>
       </w:rPr>
     </w:tblStylePr>
     <w:tblStylePr w:type="lastCol">
       <w:rPr>
+        <w:rFonts w:eastAsia="黑体"/>
         <w:b/>
         <w:bCs/>
       </w:rPr>
@@ -10825,7 +11319,7 @@
       <w:spacing w:after="0" w:line="240" w:lineRule="auto"/>
     </w:pPr>
     <w:rPr>
-      <w:rFonts w:asciiTheme="majorHAnsi" w:cstheme="majorBidi" w:eastAsiaTheme="majorEastAsia" w:hAnsiTheme="majorHAnsi"/>
+      <w:rFonts w:asciiTheme="majorHAnsi" w:cstheme="majorBidi" w:hAnsiTheme="majorHAnsi" w:eastAsia="黑体"/>
       <w:color w:themeColor="text1" w:val="000000"/>
     </w:rPr>
     <w:tblPr>
@@ -10852,6 +11346,7 @@
     </w:tcPr>
     <w:tblStylePr w:type="firstRow">
       <w:rPr>
+        <w:rFonts w:eastAsia="黑体"/>
         <w:b/>
         <w:bCs/>
         <w:color w:themeColor="text1" w:val="000000"/>
@@ -10863,6 +11358,7 @@
     </w:tblStylePr>
     <w:tblStylePr w:type="lastRow">
       <w:rPr>
+        <w:rFonts w:eastAsia="黑体"/>
         <w:b/>
         <w:bCs/>
         <w:color w:themeColor="text1" w:val="000000"/>
@@ -10882,6 +11378,7 @@
     </w:tblStylePr>
     <w:tblStylePr w:type="firstCol">
       <w:rPr>
+        <w:rFonts w:eastAsia="黑体"/>
         <w:b/>
         <w:bCs/>
         <w:color w:themeColor="text1" w:val="000000"/>
@@ -10901,6 +11398,7 @@
     </w:tblStylePr>
     <w:tblStylePr w:type="lastCol">
       <w:rPr>
+        <w:rFonts w:eastAsia="黑体"/>
         <w:b w:val="0"/>
         <w:bCs w:val="0"/>
         <w:color w:themeColor="text1" w:val="000000"/>
@@ -10950,7 +11448,7 @@
       <w:spacing w:after="0" w:line="240" w:lineRule="auto"/>
     </w:pPr>
     <w:rPr>
-      <w:rFonts w:asciiTheme="majorHAnsi" w:cstheme="majorBidi" w:eastAsiaTheme="majorEastAsia" w:hAnsiTheme="majorHAnsi"/>
+      <w:rFonts w:asciiTheme="majorHAnsi" w:cstheme="majorBidi" w:hAnsiTheme="majorHAnsi" w:eastAsia="黑体"/>
       <w:color w:themeColor="text1" w:val="000000"/>
     </w:rPr>
     <w:tblPr>
@@ -10977,6 +11475,7 @@
     </w:tcPr>
     <w:tblStylePr w:type="firstRow">
       <w:rPr>
+        <w:rFonts w:eastAsia="黑体"/>
         <w:b/>
         <w:bCs/>
         <w:color w:themeColor="text1" w:val="000000"/>
@@ -10988,6 +11487,7 @@
     </w:tblStylePr>
     <w:tblStylePr w:type="lastRow">
       <w:rPr>
+        <w:rFonts w:eastAsia="黑体"/>
         <w:b/>
         <w:bCs/>
         <w:color w:themeColor="text1" w:val="000000"/>
@@ -11007,6 +11507,7 @@
     </w:tblStylePr>
     <w:tblStylePr w:type="firstCol">
       <w:rPr>
+        <w:rFonts w:eastAsia="黑体"/>
         <w:b/>
         <w:bCs/>
         <w:color w:themeColor="text1" w:val="000000"/>
@@ -11026,6 +11527,7 @@
     </w:tblStylePr>
     <w:tblStylePr w:type="lastCol">
       <w:rPr>
+        <w:rFonts w:eastAsia="黑体"/>
         <w:b w:val="0"/>
         <w:bCs w:val="0"/>
         <w:color w:themeColor="text1" w:val="000000"/>
@@ -11075,7 +11577,7 @@
       <w:spacing w:after="0" w:line="240" w:lineRule="auto"/>
     </w:pPr>
     <w:rPr>
-      <w:rFonts w:asciiTheme="majorHAnsi" w:cstheme="majorBidi" w:eastAsiaTheme="majorEastAsia" w:hAnsiTheme="majorHAnsi"/>
+      <w:rFonts w:asciiTheme="majorHAnsi" w:cstheme="majorBidi" w:hAnsiTheme="majorHAnsi" w:eastAsia="黑体"/>
       <w:color w:themeColor="text1" w:val="000000"/>
     </w:rPr>
     <w:tblPr>
@@ -11102,6 +11604,7 @@
     </w:tcPr>
     <w:tblStylePr w:type="firstRow">
       <w:rPr>
+        <w:rFonts w:eastAsia="黑体"/>
         <w:b/>
         <w:bCs/>
         <w:color w:themeColor="text1" w:val="000000"/>
@@ -11113,6 +11616,7 @@
     </w:tblStylePr>
     <w:tblStylePr w:type="lastRow">
       <w:rPr>
+        <w:rFonts w:eastAsia="黑体"/>
         <w:b/>
         <w:bCs/>
         <w:color w:themeColor="text1" w:val="000000"/>
@@ -11132,6 +11636,7 @@
     </w:tblStylePr>
     <w:tblStylePr w:type="firstCol">
       <w:rPr>
+        <w:rFonts w:eastAsia="黑体"/>
         <w:b/>
         <w:bCs/>
         <w:color w:themeColor="text1" w:val="000000"/>
@@ -11151,6 +11656,7 @@
     </w:tblStylePr>
     <w:tblStylePr w:type="lastCol">
       <w:rPr>
+        <w:rFonts w:eastAsia="黑体"/>
         <w:b w:val="0"/>
         <w:bCs w:val="0"/>
         <w:color w:themeColor="text1" w:val="000000"/>
@@ -11200,7 +11706,7 @@
       <w:spacing w:after="0" w:line="240" w:lineRule="auto"/>
     </w:pPr>
     <w:rPr>
-      <w:rFonts w:asciiTheme="majorHAnsi" w:cstheme="majorBidi" w:eastAsiaTheme="majorEastAsia" w:hAnsiTheme="majorHAnsi"/>
+      <w:rFonts w:asciiTheme="majorHAnsi" w:cstheme="majorBidi" w:hAnsiTheme="majorHAnsi" w:eastAsia="黑体"/>
       <w:color w:themeColor="text1" w:val="000000"/>
     </w:rPr>
     <w:tblPr>
@@ -11227,6 +11733,7 @@
     </w:tcPr>
     <w:tblStylePr w:type="firstRow">
       <w:rPr>
+        <w:rFonts w:eastAsia="黑体"/>
         <w:b/>
         <w:bCs/>
         <w:color w:themeColor="text1" w:val="000000"/>
@@ -11238,6 +11745,7 @@
     </w:tblStylePr>
     <w:tblStylePr w:type="lastRow">
       <w:rPr>
+        <w:rFonts w:eastAsia="黑体"/>
         <w:b/>
         <w:bCs/>
         <w:color w:themeColor="text1" w:val="000000"/>
@@ -11257,6 +11765,7 @@
     </w:tblStylePr>
     <w:tblStylePr w:type="firstCol">
       <w:rPr>
+        <w:rFonts w:eastAsia="黑体"/>
         <w:b/>
         <w:bCs/>
         <w:color w:themeColor="text1" w:val="000000"/>
@@ -11276,6 +11785,7 @@
     </w:tblStylePr>
     <w:tblStylePr w:type="lastCol">
       <w:rPr>
+        <w:rFonts w:eastAsia="黑体"/>
         <w:b w:val="0"/>
         <w:bCs w:val="0"/>
         <w:color w:themeColor="text1" w:val="000000"/>
@@ -11325,7 +11835,7 @@
       <w:spacing w:after="0" w:line="240" w:lineRule="auto"/>
     </w:pPr>
     <w:rPr>
-      <w:rFonts w:asciiTheme="majorHAnsi" w:cstheme="majorBidi" w:eastAsiaTheme="majorEastAsia" w:hAnsiTheme="majorHAnsi"/>
+      <w:rFonts w:asciiTheme="majorHAnsi" w:cstheme="majorBidi" w:hAnsiTheme="majorHAnsi" w:eastAsia="黑体"/>
       <w:color w:themeColor="text1" w:val="000000"/>
     </w:rPr>
     <w:tblPr>
@@ -11352,6 +11862,7 @@
     </w:tcPr>
     <w:tblStylePr w:type="firstRow">
       <w:rPr>
+        <w:rFonts w:eastAsia="黑体"/>
         <w:b/>
         <w:bCs/>
         <w:color w:themeColor="text1" w:val="000000"/>
@@ -11363,6 +11874,7 @@
     </w:tblStylePr>
     <w:tblStylePr w:type="lastRow">
       <w:rPr>
+        <w:rFonts w:eastAsia="黑体"/>
         <w:b/>
         <w:bCs/>
         <w:color w:themeColor="text1" w:val="000000"/>
@@ -11382,6 +11894,7 @@
     </w:tblStylePr>
     <w:tblStylePr w:type="firstCol">
       <w:rPr>
+        <w:rFonts w:eastAsia="黑体"/>
         <w:b/>
         <w:bCs/>
         <w:color w:themeColor="text1" w:val="000000"/>
@@ -11401,6 +11914,7 @@
     </w:tblStylePr>
     <w:tblStylePr w:type="lastCol">
       <w:rPr>
+        <w:rFonts w:eastAsia="黑体"/>
         <w:b w:val="0"/>
         <w:bCs w:val="0"/>
         <w:color w:themeColor="text1" w:val="000000"/>
@@ -11450,7 +11964,7 @@
       <w:spacing w:after="0" w:line="240" w:lineRule="auto"/>
     </w:pPr>
     <w:rPr>
-      <w:rFonts w:asciiTheme="majorHAnsi" w:cstheme="majorBidi" w:eastAsiaTheme="majorEastAsia" w:hAnsiTheme="majorHAnsi"/>
+      <w:rFonts w:asciiTheme="majorHAnsi" w:cstheme="majorBidi" w:hAnsiTheme="majorHAnsi" w:eastAsia="黑体"/>
       <w:color w:themeColor="text1" w:val="000000"/>
     </w:rPr>
     <w:tblPr>
@@ -11477,6 +11991,7 @@
     </w:tcPr>
     <w:tblStylePr w:type="firstRow">
       <w:rPr>
+        <w:rFonts w:eastAsia="黑体"/>
         <w:b/>
         <w:bCs/>
         <w:color w:themeColor="text1" w:val="000000"/>
@@ -11488,6 +12003,7 @@
     </w:tblStylePr>
     <w:tblStylePr w:type="lastRow">
       <w:rPr>
+        <w:rFonts w:eastAsia="黑体"/>
         <w:b/>
         <w:bCs/>
         <w:color w:themeColor="text1" w:val="000000"/>
@@ -11507,6 +12023,7 @@
     </w:tblStylePr>
     <w:tblStylePr w:type="firstCol">
       <w:rPr>
+        <w:rFonts w:eastAsia="黑体"/>
         <w:b/>
         <w:bCs/>
         <w:color w:themeColor="text1" w:val="000000"/>
@@ -11526,6 +12043,7 @@
     </w:tblStylePr>
     <w:tblStylePr w:type="lastCol">
       <w:rPr>
+        <w:rFonts w:eastAsia="黑体"/>
         <w:b w:val="0"/>
         <w:bCs w:val="0"/>
         <w:color w:themeColor="text1" w:val="000000"/>
@@ -11575,7 +12093,7 @@
       <w:spacing w:after="0" w:line="240" w:lineRule="auto"/>
     </w:pPr>
     <w:rPr>
-      <w:rFonts w:asciiTheme="majorHAnsi" w:cstheme="majorBidi" w:eastAsiaTheme="majorEastAsia" w:hAnsiTheme="majorHAnsi"/>
+      <w:rFonts w:asciiTheme="majorHAnsi" w:cstheme="majorBidi" w:hAnsiTheme="majorHAnsi" w:eastAsia="黑体"/>
       <w:color w:themeColor="text1" w:val="000000"/>
     </w:rPr>
     <w:tblPr>
@@ -11602,6 +12120,7 @@
     </w:tcPr>
     <w:tblStylePr w:type="firstRow">
       <w:rPr>
+        <w:rFonts w:eastAsia="黑体"/>
         <w:b/>
         <w:bCs/>
         <w:color w:themeColor="text1" w:val="000000"/>
@@ -11613,6 +12132,7 @@
     </w:tblStylePr>
     <w:tblStylePr w:type="lastRow">
       <w:rPr>
+        <w:rFonts w:eastAsia="黑体"/>
         <w:b/>
         <w:bCs/>
         <w:color w:themeColor="text1" w:val="000000"/>
@@ -11632,6 +12152,7 @@
     </w:tblStylePr>
     <w:tblStylePr w:type="firstCol">
       <w:rPr>
+        <w:rFonts w:eastAsia="黑体"/>
         <w:b/>
         <w:bCs/>
         <w:color w:themeColor="text1" w:val="000000"/>
@@ -11651,6 +12172,7 @@
     </w:tblStylePr>
     <w:tblStylePr w:type="lastCol">
       <w:rPr>
+        <w:rFonts w:eastAsia="黑体"/>
         <w:b w:val="0"/>
         <w:bCs w:val="0"/>
         <w:color w:themeColor="text1" w:val="000000"/>
@@ -11723,6 +12245,7 @@
     </w:tcPr>
     <w:tblStylePr w:type="firstRow">
       <w:rPr>
+        <w:rFonts w:eastAsia="黑体"/>
         <w:b/>
         <w:bCs/>
         <w:i w:val="0"/>
@@ -11744,6 +12267,7 @@
     </w:tblStylePr>
     <w:tblStylePr w:type="lastRow">
       <w:rPr>
+        <w:rFonts w:eastAsia="黑体"/>
         <w:b/>
         <w:bCs/>
         <w:i w:val="0"/>
@@ -11765,6 +12289,7 @@
     </w:tblStylePr>
     <w:tblStylePr w:type="firstCol">
       <w:rPr>
+        <w:rFonts w:eastAsia="黑体"/>
         <w:b/>
         <w:bCs/>
         <w:i w:val="0"/>
@@ -11784,6 +12309,7 @@
     </w:tblStylePr>
     <w:tblStylePr w:type="lastCol">
       <w:rPr>
+        <w:rFonts w:eastAsia="黑体"/>
         <w:b/>
         <w:bCs/>
         <w:i w:val="0"/>
@@ -11864,6 +12390,7 @@
     </w:tcPr>
     <w:tblStylePr w:type="firstRow">
       <w:rPr>
+        <w:rFonts w:eastAsia="黑体"/>
         <w:b/>
         <w:bCs/>
         <w:i w:val="0"/>
@@ -11885,6 +12412,7 @@
     </w:tblStylePr>
     <w:tblStylePr w:type="lastRow">
       <w:rPr>
+        <w:rFonts w:eastAsia="黑体"/>
         <w:b/>
         <w:bCs/>
         <w:i w:val="0"/>
@@ -11906,6 +12434,7 @@
     </w:tblStylePr>
     <w:tblStylePr w:type="firstCol">
       <w:rPr>
+        <w:rFonts w:eastAsia="黑体"/>
         <w:b/>
         <w:bCs/>
         <w:i w:val="0"/>
@@ -11925,6 +12454,7 @@
     </w:tblStylePr>
     <w:tblStylePr w:type="lastCol">
       <w:rPr>
+        <w:rFonts w:eastAsia="黑体"/>
         <w:b/>
         <w:bCs/>
         <w:i w:val="0"/>
@@ -12005,6 +12535,7 @@
     </w:tcPr>
     <w:tblStylePr w:type="firstRow">
       <w:rPr>
+        <w:rFonts w:eastAsia="黑体"/>
         <w:b/>
         <w:bCs/>
         <w:i w:val="0"/>
@@ -12026,6 +12557,7 @@
     </w:tblStylePr>
     <w:tblStylePr w:type="lastRow">
       <w:rPr>
+        <w:rFonts w:eastAsia="黑体"/>
         <w:b/>
         <w:bCs/>
         <w:i w:val="0"/>
@@ -12047,6 +12579,7 @@
     </w:tblStylePr>
     <w:tblStylePr w:type="firstCol">
       <w:rPr>
+        <w:rFonts w:eastAsia="黑体"/>
         <w:b/>
         <w:bCs/>
         <w:i w:val="0"/>
@@ -12066,6 +12599,7 @@
     </w:tblStylePr>
     <w:tblStylePr w:type="lastCol">
       <w:rPr>
+        <w:rFonts w:eastAsia="黑体"/>
         <w:b/>
         <w:bCs/>
         <w:i w:val="0"/>
@@ -12146,6 +12680,7 @@
     </w:tcPr>
     <w:tblStylePr w:type="firstRow">
       <w:rPr>
+        <w:rFonts w:eastAsia="黑体"/>
         <w:b/>
         <w:bCs/>
         <w:i w:val="0"/>
@@ -12167,6 +12702,7 @@
     </w:tblStylePr>
     <w:tblStylePr w:type="lastRow">
       <w:rPr>
+        <w:rFonts w:eastAsia="黑体"/>
         <w:b/>
         <w:bCs/>
         <w:i w:val="0"/>
@@ -12188,6 +12724,7 @@
     </w:tblStylePr>
     <w:tblStylePr w:type="firstCol">
       <w:rPr>
+        <w:rFonts w:eastAsia="黑体"/>
         <w:b/>
         <w:bCs/>
         <w:i w:val="0"/>
@@ -12207,6 +12744,7 @@
     </w:tblStylePr>
     <w:tblStylePr w:type="lastCol">
       <w:rPr>
+        <w:rFonts w:eastAsia="黑体"/>
         <w:b/>
         <w:bCs/>
         <w:i w:val="0"/>
@@ -12287,6 +12825,7 @@
     </w:tcPr>
     <w:tblStylePr w:type="firstRow">
       <w:rPr>
+        <w:rFonts w:eastAsia="黑体"/>
         <w:b/>
         <w:bCs/>
         <w:i w:val="0"/>
@@ -12308,6 +12847,7 @@
     </w:tblStylePr>
     <w:tblStylePr w:type="lastRow">
       <w:rPr>
+        <w:rFonts w:eastAsia="黑体"/>
         <w:b/>
         <w:bCs/>
         <w:i w:val="0"/>
@@ -12329,6 +12869,7 @@
     </w:tblStylePr>
     <w:tblStylePr w:type="firstCol">
       <w:rPr>
+        <w:rFonts w:eastAsia="黑体"/>
         <w:b/>
         <w:bCs/>
         <w:i w:val="0"/>
@@ -12348,6 +12889,7 @@
     </w:tblStylePr>
     <w:tblStylePr w:type="lastCol">
       <w:rPr>
+        <w:rFonts w:eastAsia="黑体"/>
         <w:b/>
         <w:bCs/>
         <w:i w:val="0"/>
@@ -12428,6 +12970,7 @@
     </w:tcPr>
     <w:tblStylePr w:type="firstRow">
       <w:rPr>
+        <w:rFonts w:eastAsia="黑体"/>
         <w:b/>
         <w:bCs/>
         <w:i w:val="0"/>
@@ -12449,6 +12992,7 @@
     </w:tblStylePr>
     <w:tblStylePr w:type="lastRow">
       <w:rPr>
+        <w:rFonts w:eastAsia="黑体"/>
         <w:b/>
         <w:bCs/>
         <w:i w:val="0"/>
@@ -12470,6 +13014,7 @@
     </w:tblStylePr>
     <w:tblStylePr w:type="firstCol">
       <w:rPr>
+        <w:rFonts w:eastAsia="黑体"/>
         <w:b/>
         <w:bCs/>
         <w:i w:val="0"/>
@@ -12489,6 +13034,7 @@
     </w:tblStylePr>
     <w:tblStylePr w:type="lastCol">
       <w:rPr>
+        <w:rFonts w:eastAsia="黑体"/>
         <w:b/>
         <w:bCs/>
         <w:i w:val="0"/>
@@ -12569,6 +13115,7 @@
     </w:tcPr>
     <w:tblStylePr w:type="firstRow">
       <w:rPr>
+        <w:rFonts w:eastAsia="黑体"/>
         <w:b/>
         <w:bCs/>
         <w:i w:val="0"/>
@@ -12590,6 +13137,7 @@
     </w:tblStylePr>
     <w:tblStylePr w:type="lastRow">
       <w:rPr>
+        <w:rFonts w:eastAsia="黑体"/>
         <w:b/>
         <w:bCs/>
         <w:i w:val="0"/>
@@ -12611,6 +13159,7 @@
     </w:tblStylePr>
     <w:tblStylePr w:type="firstCol">
       <w:rPr>
+        <w:rFonts w:eastAsia="黑体"/>
         <w:b/>
         <w:bCs/>
         <w:i w:val="0"/>
@@ -12630,6 +13179,7 @@
     </w:tblStylePr>
     <w:tblStylePr w:type="lastCol">
       <w:rPr>
+        <w:rFonts w:eastAsia="黑体"/>
         <w:b/>
         <w:bCs/>
         <w:i w:val="0"/>
@@ -12687,6 +13237,7 @@
       <w:spacing w:after="0" w:line="240" w:lineRule="auto"/>
     </w:pPr>
     <w:rPr>
+      <w:rFonts w:eastAsia="黑体"/>
       <w:color w:themeColor="background1" w:val="FFFFFF"/>
     </w:rPr>
     <w:tblPr>
@@ -12705,6 +13256,7 @@
     </w:tcPr>
     <w:tblStylePr w:type="firstRow">
       <w:rPr>
+        <w:rFonts w:eastAsia="黑体"/>
         <w:b/>
         <w:bCs/>
       </w:rPr>
@@ -12801,6 +13353,7 @@
       <w:spacing w:after="0" w:line="240" w:lineRule="auto"/>
     </w:pPr>
     <w:rPr>
+      <w:rFonts w:eastAsia="黑体"/>
       <w:color w:themeColor="background1" w:val="FFFFFF"/>
     </w:rPr>
     <w:tblPr>
@@ -12819,6 +13372,7 @@
     </w:tcPr>
     <w:tblStylePr w:type="firstRow">
       <w:rPr>
+        <w:rFonts w:eastAsia="黑体"/>
         <w:b/>
         <w:bCs/>
       </w:rPr>
@@ -12915,6 +13469,7 @@
       <w:spacing w:after="0" w:line="240" w:lineRule="auto"/>
     </w:pPr>
     <w:rPr>
+      <w:rFonts w:eastAsia="黑体"/>
       <w:color w:themeColor="background1" w:val="FFFFFF"/>
     </w:rPr>
     <w:tblPr>
@@ -12933,6 +13488,7 @@
     </w:tcPr>
     <w:tblStylePr w:type="firstRow">
       <w:rPr>
+        <w:rFonts w:eastAsia="黑体"/>
         <w:b/>
         <w:bCs/>
       </w:rPr>
@@ -13029,6 +13585,7 @@
       <w:spacing w:after="0" w:line="240" w:lineRule="auto"/>
     </w:pPr>
     <w:rPr>
+      <w:rFonts w:eastAsia="黑体"/>
       <w:color w:themeColor="background1" w:val="FFFFFF"/>
     </w:rPr>
     <w:tblPr>
@@ -13047,6 +13604,7 @@
     </w:tcPr>
     <w:tblStylePr w:type="firstRow">
       <w:rPr>
+        <w:rFonts w:eastAsia="黑体"/>
         <w:b/>
         <w:bCs/>
       </w:rPr>
@@ -13143,6 +13701,7 @@
       <w:spacing w:after="0" w:line="240" w:lineRule="auto"/>
     </w:pPr>
     <w:rPr>
+      <w:rFonts w:eastAsia="黑体"/>
       <w:color w:themeColor="background1" w:val="FFFFFF"/>
     </w:rPr>
     <w:tblPr>
@@ -13161,6 +13720,7 @@
     </w:tcPr>
     <w:tblStylePr w:type="firstRow">
       <w:rPr>
+        <w:rFonts w:eastAsia="黑体"/>
         <w:b/>
         <w:bCs/>
       </w:rPr>
@@ -13257,6 +13817,7 @@
       <w:spacing w:after="0" w:line="240" w:lineRule="auto"/>
     </w:pPr>
     <w:rPr>
+      <w:rFonts w:eastAsia="黑体"/>
       <w:color w:themeColor="background1" w:val="FFFFFF"/>
     </w:rPr>
     <w:tblPr>
@@ -13275,6 +13836,7 @@
     </w:tcPr>
     <w:tblStylePr w:type="firstRow">
       <w:rPr>
+        <w:rFonts w:eastAsia="黑体"/>
         <w:b/>
         <w:bCs/>
       </w:rPr>
@@ -13371,6 +13933,7 @@
       <w:spacing w:after="0" w:line="240" w:lineRule="auto"/>
     </w:pPr>
     <w:rPr>
+      <w:rFonts w:eastAsia="黑体"/>
       <w:color w:themeColor="background1" w:val="FFFFFF"/>
     </w:rPr>
     <w:tblPr>
@@ -13389,6 +13952,7 @@
     </w:tcPr>
     <w:tblStylePr w:type="firstRow">
       <w:rPr>
+        <w:rFonts w:eastAsia="黑体"/>
         <w:b/>
         <w:bCs/>
       </w:rPr>
@@ -13485,6 +14049,7 @@
       <w:spacing w:after="0" w:line="240" w:lineRule="auto"/>
     </w:pPr>
     <w:rPr>
+      <w:rFonts w:eastAsia="黑体"/>
       <w:color w:themeColor="text1" w:val="000000"/>
     </w:rPr>
     <w:tblPr>
@@ -13511,6 +14076,7 @@
     </w:tcPr>
     <w:tblStylePr w:type="firstRow">
       <w:rPr>
+        <w:rFonts w:eastAsia="黑体"/>
         <w:b/>
         <w:bCs/>
       </w:rPr>
@@ -13529,6 +14095,7 @@
     </w:tblStylePr>
     <w:tblStylePr w:type="lastRow">
       <w:rPr>
+        <w:rFonts w:eastAsia="黑体"/>
         <w:b/>
         <w:bCs/>
         <w:color w:themeColor="background1" w:val="FFFFFF"/>
@@ -13543,6 +14110,7 @@
     </w:tblStylePr>
     <w:tblStylePr w:type="firstCol">
       <w:rPr>
+        <w:rFonts w:eastAsia="黑体"/>
         <w:color w:themeColor="background1" w:val="FFFFFF"/>
       </w:rPr>
       <w:tblPr/>
@@ -13560,6 +14128,7 @@
     </w:tblStylePr>
     <w:tblStylePr w:type="lastCol">
       <w:rPr>
+        <w:rFonts w:eastAsia="黑体"/>
         <w:color w:themeColor="background1" w:val="FFFFFF"/>
       </w:rPr>
       <w:tblPr/>
@@ -13589,11 +14158,13 @@
     </w:tblStylePr>
     <w:tblStylePr w:type="neCell">
       <w:rPr>
+        <w:rFonts w:eastAsia="黑体"/>
         <w:color w:themeColor="text1" w:val="000000"/>
       </w:rPr>
     </w:tblStylePr>
     <w:tblStylePr w:type="nwCell">
       <w:rPr>
+        <w:rFonts w:eastAsia="黑体"/>
         <w:color w:themeColor="text1" w:val="000000"/>
       </w:rPr>
     </w:tblStylePr>
@@ -13607,6 +14178,7 @@
       <w:spacing w:after="0" w:line="240" w:lineRule="auto"/>
     </w:pPr>
     <w:rPr>
+      <w:rFonts w:eastAsia="黑体"/>
       <w:color w:themeColor="text1" w:val="000000"/>
     </w:rPr>
     <w:tblPr>
@@ -13633,6 +14205,7 @@
     </w:tcPr>
     <w:tblStylePr w:type="firstRow">
       <w:rPr>
+        <w:rFonts w:eastAsia="黑体"/>
         <w:b/>
         <w:bCs/>
       </w:rPr>
@@ -13651,6 +14224,7 @@
     </w:tblStylePr>
     <w:tblStylePr w:type="lastRow">
       <w:rPr>
+        <w:rFonts w:eastAsia="黑体"/>
         <w:b/>
         <w:bCs/>
         <w:color w:themeColor="background1" w:val="FFFFFF"/>
@@ -13665,6 +14239,7 @@
     </w:tblStylePr>
     <w:tblStylePr w:type="firstCol">
       <w:rPr>
+        <w:rFonts w:eastAsia="黑体"/>
         <w:color w:themeColor="background1" w:val="FFFFFF"/>
       </w:rPr>
       <w:tblPr/>
@@ -13682,6 +14257,7 @@
     </w:tblStylePr>
     <w:tblStylePr w:type="lastCol">
       <w:rPr>
+        <w:rFonts w:eastAsia="黑体"/>
         <w:color w:themeColor="background1" w:val="FFFFFF"/>
       </w:rPr>
       <w:tblPr/>
@@ -13711,11 +14287,13 @@
     </w:tblStylePr>
     <w:tblStylePr w:type="neCell">
       <w:rPr>
+        <w:rFonts w:eastAsia="黑体"/>
         <w:color w:themeColor="text1" w:val="000000"/>
       </w:rPr>
     </w:tblStylePr>
     <w:tblStylePr w:type="nwCell">
       <w:rPr>
+        <w:rFonts w:eastAsia="黑体"/>
         <w:color w:themeColor="text1" w:val="000000"/>
       </w:rPr>
     </w:tblStylePr>
@@ -13729,6 +14307,7 @@
       <w:spacing w:after="0" w:line="240" w:lineRule="auto"/>
     </w:pPr>
     <w:rPr>
+      <w:rFonts w:eastAsia="黑体"/>
       <w:color w:themeColor="text1" w:val="000000"/>
     </w:rPr>
     <w:tblPr>
@@ -13755,6 +14334,7 @@
     </w:tcPr>
     <w:tblStylePr w:type="firstRow">
       <w:rPr>
+        <w:rFonts w:eastAsia="黑体"/>
         <w:b/>
         <w:bCs/>
       </w:rPr>
@@ -13773,6 +14353,7 @@
     </w:tblStylePr>
     <w:tblStylePr w:type="lastRow">
       <w:rPr>
+        <w:rFonts w:eastAsia="黑体"/>
         <w:b/>
         <w:bCs/>
         <w:color w:themeColor="background1" w:val="FFFFFF"/>
@@ -13787,6 +14368,7 @@
     </w:tblStylePr>
     <w:tblStylePr w:type="firstCol">
       <w:rPr>
+        <w:rFonts w:eastAsia="黑体"/>
         <w:color w:themeColor="background1" w:val="FFFFFF"/>
       </w:rPr>
       <w:tblPr/>
@@ -13804,6 +14386,7 @@
     </w:tblStylePr>
     <w:tblStylePr w:type="lastCol">
       <w:rPr>
+        <w:rFonts w:eastAsia="黑体"/>
         <w:color w:themeColor="background1" w:val="FFFFFF"/>
       </w:rPr>
       <w:tblPr/>
@@ -13833,11 +14416,13 @@
     </w:tblStylePr>
     <w:tblStylePr w:type="neCell">
       <w:rPr>
+        <w:rFonts w:eastAsia="黑体"/>
         <w:color w:themeColor="text1" w:val="000000"/>
       </w:rPr>
     </w:tblStylePr>
     <w:tblStylePr w:type="nwCell">
       <w:rPr>
+        <w:rFonts w:eastAsia="黑体"/>
         <w:color w:themeColor="text1" w:val="000000"/>
       </w:rPr>
     </w:tblStylePr>
@@ -13851,6 +14436,7 @@
       <w:spacing w:after="0" w:line="240" w:lineRule="auto"/>
     </w:pPr>
     <w:rPr>
+      <w:rFonts w:eastAsia="黑体"/>
       <w:color w:themeColor="text1" w:val="000000"/>
     </w:rPr>
     <w:tblPr>
@@ -13877,6 +14463,7 @@
     </w:tcPr>
     <w:tblStylePr w:type="firstRow">
       <w:rPr>
+        <w:rFonts w:eastAsia="黑体"/>
         <w:b/>
         <w:bCs/>
       </w:rPr>
@@ -13895,6 +14482,7 @@
     </w:tblStylePr>
     <w:tblStylePr w:type="lastRow">
       <w:rPr>
+        <w:rFonts w:eastAsia="黑体"/>
         <w:b/>
         <w:bCs/>
         <w:color w:themeColor="background1" w:val="FFFFFF"/>
@@ -13909,6 +14497,7 @@
     </w:tblStylePr>
     <w:tblStylePr w:type="firstCol">
       <w:rPr>
+        <w:rFonts w:eastAsia="黑体"/>
         <w:color w:themeColor="background1" w:val="FFFFFF"/>
       </w:rPr>
       <w:tblPr/>
@@ -13926,6 +14515,7 @@
     </w:tblStylePr>
     <w:tblStylePr w:type="lastCol">
       <w:rPr>
+        <w:rFonts w:eastAsia="黑体"/>
         <w:color w:themeColor="background1" w:val="FFFFFF"/>
       </w:rPr>
       <w:tblPr/>
@@ -13963,6 +14553,7 @@
       <w:spacing w:after="0" w:line="240" w:lineRule="auto"/>
     </w:pPr>
     <w:rPr>
+      <w:rFonts w:eastAsia="黑体"/>
       <w:color w:themeColor="text1" w:val="000000"/>
     </w:rPr>
     <w:tblPr>
@@ -13989,6 +14580,7 @@
     </w:tcPr>
     <w:tblStylePr w:type="firstRow">
       <w:rPr>
+        <w:rFonts w:eastAsia="黑体"/>
         <w:b/>
         <w:bCs/>
       </w:rPr>
@@ -14007,6 +14599,7 @@
     </w:tblStylePr>
     <w:tblStylePr w:type="lastRow">
       <w:rPr>
+        <w:rFonts w:eastAsia="黑体"/>
         <w:b/>
         <w:bCs/>
         <w:color w:themeColor="background1" w:val="FFFFFF"/>
@@ -14021,6 +14614,7 @@
     </w:tblStylePr>
     <w:tblStylePr w:type="firstCol">
       <w:rPr>
+        <w:rFonts w:eastAsia="黑体"/>
         <w:color w:themeColor="background1" w:val="FFFFFF"/>
       </w:rPr>
       <w:tblPr/>
@@ -14038,6 +14632,7 @@
     </w:tblStylePr>
     <w:tblStylePr w:type="lastCol">
       <w:rPr>
+        <w:rFonts w:eastAsia="黑体"/>
         <w:color w:themeColor="background1" w:val="FFFFFF"/>
       </w:rPr>
       <w:tblPr/>
@@ -14067,11 +14662,13 @@
     </w:tblStylePr>
     <w:tblStylePr w:type="neCell">
       <w:rPr>
+        <w:rFonts w:eastAsia="黑体"/>
         <w:color w:themeColor="text1" w:val="000000"/>
       </w:rPr>
     </w:tblStylePr>
     <w:tblStylePr w:type="nwCell">
       <w:rPr>
+        <w:rFonts w:eastAsia="黑体"/>
         <w:color w:themeColor="text1" w:val="000000"/>
       </w:rPr>
     </w:tblStylePr>
@@ -14085,6 +14682,7 @@
       <w:spacing w:after="0" w:line="240" w:lineRule="auto"/>
     </w:pPr>
     <w:rPr>
+      <w:rFonts w:eastAsia="黑体"/>
       <w:color w:themeColor="text1" w:val="000000"/>
     </w:rPr>
     <w:tblPr>
@@ -14111,6 +14709,7 @@
     </w:tcPr>
     <w:tblStylePr w:type="firstRow">
       <w:rPr>
+        <w:rFonts w:eastAsia="黑体"/>
         <w:b/>
         <w:bCs/>
       </w:rPr>
@@ -14129,6 +14728,7 @@
     </w:tblStylePr>
     <w:tblStylePr w:type="lastRow">
       <w:rPr>
+        <w:rFonts w:eastAsia="黑体"/>
         <w:b/>
         <w:bCs/>
         <w:color w:themeColor="background1" w:val="FFFFFF"/>
@@ -14143,6 +14743,7 @@
     </w:tblStylePr>
     <w:tblStylePr w:type="firstCol">
       <w:rPr>
+        <w:rFonts w:eastAsia="黑体"/>
         <w:color w:themeColor="background1" w:val="FFFFFF"/>
       </w:rPr>
       <w:tblPr/>
@@ -14160,6 +14761,7 @@
     </w:tblStylePr>
     <w:tblStylePr w:type="lastCol">
       <w:rPr>
+        <w:rFonts w:eastAsia="黑体"/>
         <w:color w:themeColor="background1" w:val="FFFFFF"/>
       </w:rPr>
       <w:tblPr/>
@@ -14189,11 +14791,13 @@
     </w:tblStylePr>
     <w:tblStylePr w:type="neCell">
       <w:rPr>
+        <w:rFonts w:eastAsia="黑体"/>
         <w:color w:themeColor="text1" w:val="000000"/>
       </w:rPr>
     </w:tblStylePr>
     <w:tblStylePr w:type="nwCell">
       <w:rPr>
+        <w:rFonts w:eastAsia="黑体"/>
         <w:color w:themeColor="text1" w:val="000000"/>
       </w:rPr>
     </w:tblStylePr>
@@ -14207,6 +14811,7 @@
       <w:spacing w:after="0" w:line="240" w:lineRule="auto"/>
     </w:pPr>
     <w:rPr>
+      <w:rFonts w:eastAsia="黑体"/>
       <w:color w:themeColor="text1" w:val="000000"/>
     </w:rPr>
     <w:tblPr>
@@ -14233,6 +14838,7 @@
     </w:tcPr>
     <w:tblStylePr w:type="firstRow">
       <w:rPr>
+        <w:rFonts w:eastAsia="黑体"/>
         <w:b/>
         <w:bCs/>
       </w:rPr>
@@ -14251,6 +14857,7 @@
     </w:tblStylePr>
     <w:tblStylePr w:type="lastRow">
       <w:rPr>
+        <w:rFonts w:eastAsia="黑体"/>
         <w:b/>
         <w:bCs/>
         <w:color w:themeColor="background1" w:val="FFFFFF"/>
@@ -14265,6 +14872,7 @@
     </w:tblStylePr>
     <w:tblStylePr w:type="firstCol">
       <w:rPr>
+        <w:rFonts w:eastAsia="黑体"/>
         <w:color w:themeColor="background1" w:val="FFFFFF"/>
       </w:rPr>
       <w:tblPr/>
@@ -14282,6 +14890,7 @@
     </w:tblStylePr>
     <w:tblStylePr w:type="lastCol">
       <w:rPr>
+        <w:rFonts w:eastAsia="黑体"/>
         <w:color w:themeColor="background1" w:val="FFFFFF"/>
       </w:rPr>
       <w:tblPr/>
@@ -14311,11 +14920,13 @@
     </w:tblStylePr>
     <w:tblStylePr w:type="neCell">
       <w:rPr>
+        <w:rFonts w:eastAsia="黑体"/>
         <w:color w:themeColor="text1" w:val="000000"/>
       </w:rPr>
     </w:tblStylePr>
     <w:tblStylePr w:type="nwCell">
       <w:rPr>
+        <w:rFonts w:eastAsia="黑体"/>
         <w:color w:themeColor="text1" w:val="000000"/>
       </w:rPr>
     </w:tblStylePr>
@@ -14329,6 +14940,7 @@
       <w:spacing w:after="0" w:line="240" w:lineRule="auto"/>
     </w:pPr>
     <w:rPr>
+      <w:rFonts w:eastAsia="黑体"/>
       <w:color w:themeColor="text1" w:val="000000"/>
     </w:rPr>
     <w:tblPr>
@@ -14347,6 +14959,7 @@
     </w:tcPr>
     <w:tblStylePr w:type="firstRow">
       <w:rPr>
+        <w:rFonts w:eastAsia="黑体"/>
         <w:b/>
         <w:bCs/>
         <w:color w:themeColor="background1" w:val="FFFFFF"/>
@@ -14361,6 +14974,7 @@
     </w:tblStylePr>
     <w:tblStylePr w:type="lastRow">
       <w:rPr>
+        <w:rFonts w:eastAsia="黑体"/>
         <w:b/>
         <w:bCs/>
         <w:color w:themeColor="accent2" w:themeShade="CC" w:val="9E3A38"/>
@@ -14375,12 +14989,14 @@
     </w:tblStylePr>
     <w:tblStylePr w:type="firstCol">
       <w:rPr>
+        <w:rFonts w:eastAsia="黑体"/>
         <w:b/>
         <w:bCs/>
       </w:rPr>
     </w:tblStylePr>
     <w:tblStylePr w:type="lastCol">
       <w:rPr>
+        <w:rFonts w:eastAsia="黑体"/>
         <w:b/>
         <w:bCs/>
       </w:rPr>
@@ -14415,6 +15031,7 @@
       <w:spacing w:after="0" w:line="240" w:lineRule="auto"/>
     </w:pPr>
     <w:rPr>
+      <w:rFonts w:eastAsia="黑体"/>
       <w:color w:themeColor="text1" w:val="000000"/>
     </w:rPr>
     <w:tblPr>
@@ -14433,6 +15050,7 @@
     </w:tcPr>
     <w:tblStylePr w:type="firstRow">
       <w:rPr>
+        <w:rFonts w:eastAsia="黑体"/>
         <w:b/>
         <w:bCs/>
         <w:color w:themeColor="background1" w:val="FFFFFF"/>
@@ -14447,6 +15065,7 @@
     </w:tblStylePr>
     <w:tblStylePr w:type="lastRow">
       <w:rPr>
+        <w:rFonts w:eastAsia="黑体"/>
         <w:b/>
         <w:bCs/>
         <w:color w:themeColor="accent2" w:themeShade="CC" w:val="9E3A38"/>
@@ -14461,12 +15080,14 @@
     </w:tblStylePr>
     <w:tblStylePr w:type="firstCol">
       <w:rPr>
+        <w:rFonts w:eastAsia="黑体"/>
         <w:b/>
         <w:bCs/>
       </w:rPr>
     </w:tblStylePr>
     <w:tblStylePr w:type="lastCol">
       <w:rPr>
+        <w:rFonts w:eastAsia="黑体"/>
         <w:b/>
         <w:bCs/>
       </w:rPr>
@@ -14501,6 +15122,7 @@
       <w:spacing w:after="0" w:line="240" w:lineRule="auto"/>
     </w:pPr>
     <w:rPr>
+      <w:rFonts w:eastAsia="黑体"/>
       <w:color w:themeColor="text1" w:val="000000"/>
     </w:rPr>
     <w:tblPr>
@@ -14519,6 +15141,7 @@
     </w:tcPr>
     <w:tblStylePr w:type="firstRow">
       <w:rPr>
+        <w:rFonts w:eastAsia="黑体"/>
         <w:b/>
         <w:bCs/>
         <w:color w:themeColor="background1" w:val="FFFFFF"/>
@@ -14533,6 +15156,7 @@
     </w:tblStylePr>
     <w:tblStylePr w:type="lastRow">
       <w:rPr>
+        <w:rFonts w:eastAsia="黑体"/>
         <w:b/>
         <w:bCs/>
         <w:color w:themeColor="accent2" w:themeShade="CC" w:val="9E3A38"/>
@@ -14547,12 +15171,14 @@
     </w:tblStylePr>
     <w:tblStylePr w:type="firstCol">
       <w:rPr>
+        <w:rFonts w:eastAsia="黑体"/>
         <w:b/>
         <w:bCs/>
       </w:rPr>
     </w:tblStylePr>
     <w:tblStylePr w:type="lastCol">
       <w:rPr>
+        <w:rFonts w:eastAsia="黑体"/>
         <w:b/>
         <w:bCs/>
       </w:rPr>
@@ -14587,6 +15213,7 @@
       <w:spacing w:after="0" w:line="240" w:lineRule="auto"/>
     </w:pPr>
     <w:rPr>
+      <w:rFonts w:eastAsia="黑体"/>
       <w:color w:themeColor="text1" w:val="000000"/>
     </w:rPr>
     <w:tblPr>
@@ -14605,6 +15232,7 @@
     </w:tcPr>
     <w:tblStylePr w:type="firstRow">
       <w:rPr>
+        <w:rFonts w:eastAsia="黑体"/>
         <w:b/>
         <w:bCs/>
         <w:color w:themeColor="background1" w:val="FFFFFF"/>
@@ -14619,6 +15247,7 @@
     </w:tblStylePr>
     <w:tblStylePr w:type="lastRow">
       <w:rPr>
+        <w:rFonts w:eastAsia="黑体"/>
         <w:b/>
         <w:bCs/>
         <w:color w:themeColor="accent4" w:themeShade="CC" w:val="664E82"/>
@@ -14633,12 +15262,14 @@
     </w:tblStylePr>
     <w:tblStylePr w:type="firstCol">
       <w:rPr>
+        <w:rFonts w:eastAsia="黑体"/>
         <w:b/>
         <w:bCs/>
       </w:rPr>
     </w:tblStylePr>
     <w:tblStylePr w:type="lastCol">
       <w:rPr>
+        <w:rFonts w:eastAsia="黑体"/>
         <w:b/>
         <w:bCs/>
       </w:rPr>
@@ -14673,6 +15304,7 @@
       <w:spacing w:after="0" w:line="240" w:lineRule="auto"/>
     </w:pPr>
     <w:rPr>
+      <w:rFonts w:eastAsia="黑体"/>
       <w:color w:themeColor="text1" w:val="000000"/>
     </w:rPr>
     <w:tblPr>
@@ -14691,6 +15323,7 @@
     </w:tcPr>
     <w:tblStylePr w:type="firstRow">
       <w:rPr>
+        <w:rFonts w:eastAsia="黑体"/>
         <w:b/>
         <w:bCs/>
         <w:color w:themeColor="background1" w:val="FFFFFF"/>
@@ -14705,6 +15338,7 @@
     </w:tblStylePr>
     <w:tblStylePr w:type="lastRow">
       <w:rPr>
+        <w:rFonts w:eastAsia="黑体"/>
         <w:b/>
         <w:bCs/>
         <w:color w:themeColor="accent3" w:themeShade="CC" w:val="7E9C40"/>
@@ -14719,12 +15353,14 @@
     </w:tblStylePr>
     <w:tblStylePr w:type="firstCol">
       <w:rPr>
+        <w:rFonts w:eastAsia="黑体"/>
         <w:b/>
         <w:bCs/>
       </w:rPr>
     </w:tblStylePr>
     <w:tblStylePr w:type="lastCol">
       <w:rPr>
+        <w:rFonts w:eastAsia="黑体"/>
         <w:b/>
         <w:bCs/>
       </w:rPr>
@@ -14759,6 +15395,7 @@
       <w:spacing w:after="0" w:line="240" w:lineRule="auto"/>
     </w:pPr>
     <w:rPr>
+      <w:rFonts w:eastAsia="黑体"/>
       <w:color w:themeColor="text1" w:val="000000"/>
     </w:rPr>
     <w:tblPr>
@@ -14777,6 +15414,7 @@
     </w:tcPr>
     <w:tblStylePr w:type="firstRow">
       <w:rPr>
+        <w:rFonts w:eastAsia="黑体"/>
         <w:b/>
         <w:bCs/>
         <w:color w:themeColor="background1" w:val="FFFFFF"/>
@@ -14791,6 +15429,7 @@
     </w:tblStylePr>
     <w:tblStylePr w:type="lastRow">
       <w:rPr>
+        <w:rFonts w:eastAsia="黑体"/>
         <w:b/>
         <w:bCs/>
         <w:color w:themeColor="accent6" w:themeShade="CC" w:val="F2730A"/>
@@ -14805,12 +15444,14 @@
     </w:tblStylePr>
     <w:tblStylePr w:type="firstCol">
       <w:rPr>
+        <w:rFonts w:eastAsia="黑体"/>
         <w:b/>
         <w:bCs/>
       </w:rPr>
     </w:tblStylePr>
     <w:tblStylePr w:type="lastCol">
       <w:rPr>
+        <w:rFonts w:eastAsia="黑体"/>
         <w:b/>
         <w:bCs/>
       </w:rPr>
@@ -14845,6 +15486,7 @@
       <w:spacing w:after="0" w:line="240" w:lineRule="auto"/>
     </w:pPr>
     <w:rPr>
+      <w:rFonts w:eastAsia="黑体"/>
       <w:color w:themeColor="text1" w:val="000000"/>
     </w:rPr>
     <w:tblPr>
@@ -14863,6 +15505,7 @@
     </w:tcPr>
     <w:tblStylePr w:type="firstRow">
       <w:rPr>
+        <w:rFonts w:eastAsia="黑体"/>
         <w:b/>
         <w:bCs/>
         <w:color w:themeColor="background1" w:val="FFFFFF"/>
@@ -14877,6 +15520,7 @@
     </w:tblStylePr>
     <w:tblStylePr w:type="lastRow">
       <w:rPr>
+        <w:rFonts w:eastAsia="黑体"/>
         <w:b/>
         <w:bCs/>
         <w:color w:themeColor="accent5" w:themeShade="CC" w:val="348DA5"/>
@@ -14891,12 +15535,14 @@
     </w:tblStylePr>
     <w:tblStylePr w:type="firstCol">
       <w:rPr>
+        <w:rFonts w:eastAsia="黑体"/>
         <w:b/>
         <w:bCs/>
       </w:rPr>
     </w:tblStylePr>
     <w:tblStylePr w:type="lastCol">
       <w:rPr>
+        <w:rFonts w:eastAsia="黑体"/>
         <w:b/>
         <w:bCs/>
       </w:rPr>
@@ -14931,6 +15577,7 @@
       <w:spacing w:after="0" w:line="240" w:lineRule="auto"/>
     </w:pPr>
     <w:rPr>
+      <w:rFonts w:eastAsia="黑体"/>
       <w:color w:themeColor="text1" w:val="000000"/>
     </w:rPr>
     <w:tblPr>
@@ -14952,6 +15599,7 @@
     </w:tcPr>
     <w:tblStylePr w:type="firstRow">
       <w:rPr>
+        <w:rFonts w:eastAsia="黑体"/>
         <w:b/>
         <w:bCs/>
       </w:rPr>
@@ -14962,6 +15610,7 @@
     </w:tblStylePr>
     <w:tblStylePr w:type="lastRow">
       <w:rPr>
+        <w:rFonts w:eastAsia="黑体"/>
         <w:b/>
         <w:bCs/>
         <w:color w:themeColor="text1" w:val="000000"/>
@@ -14973,6 +15622,7 @@
     </w:tblStylePr>
     <w:tblStylePr w:type="firstCol">
       <w:rPr>
+        <w:rFonts w:eastAsia="黑体"/>
         <w:color w:themeColor="background1" w:val="FFFFFF"/>
       </w:rPr>
       <w:tblPr/>
@@ -14982,6 +15632,7 @@
     </w:tblStylePr>
     <w:tblStylePr w:type="lastCol">
       <w:rPr>
+        <w:rFonts w:eastAsia="黑体"/>
         <w:color w:themeColor="background1" w:val="FFFFFF"/>
       </w:rPr>
       <w:tblPr/>
@@ -15011,6 +15662,7 @@
       <w:spacing w:after="0" w:line="240" w:lineRule="auto"/>
     </w:pPr>
     <w:rPr>
+      <w:rFonts w:eastAsia="黑体"/>
       <w:color w:themeColor="text1" w:val="000000"/>
     </w:rPr>
     <w:tblPr>
@@ -15032,6 +15684,7 @@
     </w:tcPr>
     <w:tblStylePr w:type="firstRow">
       <w:rPr>
+        <w:rFonts w:eastAsia="黑体"/>
         <w:b/>
         <w:bCs/>
       </w:rPr>
@@ -15042,6 +15695,7 @@
     </w:tblStylePr>
     <w:tblStylePr w:type="lastRow">
       <w:rPr>
+        <w:rFonts w:eastAsia="黑体"/>
         <w:b/>
         <w:bCs/>
         <w:color w:themeColor="text1" w:val="000000"/>
@@ -15053,6 +15707,7 @@
     </w:tblStylePr>
     <w:tblStylePr w:type="firstCol">
       <w:rPr>
+        <w:rFonts w:eastAsia="黑体"/>
         <w:color w:themeColor="background1" w:val="FFFFFF"/>
       </w:rPr>
       <w:tblPr/>
@@ -15062,6 +15717,7 @@
     </w:tblStylePr>
     <w:tblStylePr w:type="lastCol">
       <w:rPr>
+        <w:rFonts w:eastAsia="黑体"/>
         <w:color w:themeColor="background1" w:val="FFFFFF"/>
       </w:rPr>
       <w:tblPr/>
@@ -15091,6 +15747,7 @@
       <w:spacing w:after="0" w:line="240" w:lineRule="auto"/>
     </w:pPr>
     <w:rPr>
+      <w:rFonts w:eastAsia="黑体"/>
       <w:color w:themeColor="text1" w:val="000000"/>
     </w:rPr>
     <w:tblPr>
@@ -15112,6 +15769,7 @@
     </w:tcPr>
     <w:tblStylePr w:type="firstRow">
       <w:rPr>
+        <w:rFonts w:eastAsia="黑体"/>
         <w:b/>
         <w:bCs/>
       </w:rPr>
@@ -15122,6 +15780,7 @@
     </w:tblStylePr>
     <w:tblStylePr w:type="lastRow">
       <w:rPr>
+        <w:rFonts w:eastAsia="黑体"/>
         <w:b/>
         <w:bCs/>
         <w:color w:themeColor="text1" w:val="000000"/>
@@ -15133,6 +15792,7 @@
     </w:tblStylePr>
     <w:tblStylePr w:type="firstCol">
       <w:rPr>
+        <w:rFonts w:eastAsia="黑体"/>
         <w:color w:themeColor="background1" w:val="FFFFFF"/>
       </w:rPr>
       <w:tblPr/>
@@ -15142,6 +15802,7 @@
     </w:tblStylePr>
     <w:tblStylePr w:type="lastCol">
       <w:rPr>
+        <w:rFonts w:eastAsia="黑体"/>
         <w:color w:themeColor="background1" w:val="FFFFFF"/>
       </w:rPr>
       <w:tblPr/>
@@ -15171,6 +15832,7 @@
       <w:spacing w:after="0" w:line="240" w:lineRule="auto"/>
     </w:pPr>
     <w:rPr>
+      <w:rFonts w:eastAsia="黑体"/>
       <w:color w:themeColor="text1" w:val="000000"/>
     </w:rPr>
     <w:tblPr>
@@ -15192,6 +15854,7 @@
     </w:tcPr>
     <w:tblStylePr w:type="firstRow">
       <w:rPr>
+        <w:rFonts w:eastAsia="黑体"/>
         <w:b/>
         <w:bCs/>
       </w:rPr>
@@ -15202,6 +15865,7 @@
     </w:tblStylePr>
     <w:tblStylePr w:type="lastRow">
       <w:rPr>
+        <w:rFonts w:eastAsia="黑体"/>
         <w:b/>
         <w:bCs/>
         <w:color w:themeColor="text1" w:val="000000"/>
@@ -15213,6 +15877,7 @@
     </w:tblStylePr>
     <w:tblStylePr w:type="firstCol">
       <w:rPr>
+        <w:rFonts w:eastAsia="黑体"/>
         <w:color w:themeColor="background1" w:val="FFFFFF"/>
       </w:rPr>
       <w:tblPr/>
@@ -15222,6 +15887,7 @@
     </w:tblStylePr>
     <w:tblStylePr w:type="lastCol">
       <w:rPr>
+        <w:rFonts w:eastAsia="黑体"/>
         <w:color w:themeColor="background1" w:val="FFFFFF"/>
       </w:rPr>
       <w:tblPr/>
@@ -15251,6 +15917,7 @@
       <w:spacing w:after="0" w:line="240" w:lineRule="auto"/>
     </w:pPr>
     <w:rPr>
+      <w:rFonts w:eastAsia="黑体"/>
       <w:color w:themeColor="text1" w:val="000000"/>
     </w:rPr>
     <w:tblPr>
@@ -15272,6 +15939,7 @@
     </w:tcPr>
     <w:tblStylePr w:type="firstRow">
       <w:rPr>
+        <w:rFonts w:eastAsia="黑体"/>
         <w:b/>
         <w:bCs/>
       </w:rPr>
@@ -15282,6 +15950,7 @@
     </w:tblStylePr>
     <w:tblStylePr w:type="lastRow">
       <w:rPr>
+        <w:rFonts w:eastAsia="黑体"/>
         <w:b/>
         <w:bCs/>
         <w:color w:themeColor="text1" w:val="000000"/>
@@ -15293,6 +15962,7 @@
     </w:tblStylePr>
     <w:tblStylePr w:type="firstCol">
       <w:rPr>
+        <w:rFonts w:eastAsia="黑体"/>
         <w:color w:themeColor="background1" w:val="FFFFFF"/>
       </w:rPr>
       <w:tblPr/>
@@ -15302,6 +15972,7 @@
     </w:tblStylePr>
     <w:tblStylePr w:type="lastCol">
       <w:rPr>
+        <w:rFonts w:eastAsia="黑体"/>
         <w:color w:themeColor="background1" w:val="FFFFFF"/>
       </w:rPr>
       <w:tblPr/>
@@ -15331,6 +16002,7 @@
       <w:spacing w:after="0" w:line="240" w:lineRule="auto"/>
     </w:pPr>
     <w:rPr>
+      <w:rFonts w:eastAsia="黑体"/>
       <w:color w:themeColor="text1" w:val="000000"/>
     </w:rPr>
     <w:tblPr>
@@ -15352,6 +16024,7 @@
     </w:tcPr>
     <w:tblStylePr w:type="firstRow">
       <w:rPr>
+        <w:rFonts w:eastAsia="黑体"/>
         <w:b/>
         <w:bCs/>
       </w:rPr>
@@ -15362,6 +16035,7 @@
     </w:tblStylePr>
     <w:tblStylePr w:type="lastRow">
       <w:rPr>
+        <w:rFonts w:eastAsia="黑体"/>
         <w:b/>
         <w:bCs/>
         <w:color w:themeColor="text1" w:val="000000"/>
@@ -15373,6 +16047,7 @@
     </w:tblStylePr>
     <w:tblStylePr w:type="firstCol">
       <w:rPr>
+        <w:rFonts w:eastAsia="黑体"/>
         <w:color w:themeColor="background1" w:val="FFFFFF"/>
       </w:rPr>
       <w:tblPr/>
@@ -15382,6 +16057,7 @@
     </w:tblStylePr>
     <w:tblStylePr w:type="lastCol">
       <w:rPr>
+        <w:rFonts w:eastAsia="黑体"/>
         <w:color w:themeColor="background1" w:val="FFFFFF"/>
       </w:rPr>
       <w:tblPr/>
@@ -15411,6 +16087,7 @@
       <w:spacing w:after="0" w:line="240" w:lineRule="auto"/>
     </w:pPr>
     <w:rPr>
+      <w:rFonts w:eastAsia="黑体"/>
       <w:color w:themeColor="text1" w:val="000000"/>
     </w:rPr>
     <w:tblPr>
@@ -15432,6 +16109,7 @@
     </w:tcPr>
     <w:tblStylePr w:type="firstRow">
       <w:rPr>
+        <w:rFonts w:eastAsia="黑体"/>
         <w:b/>
         <w:bCs/>
       </w:rPr>
@@ -15442,6 +16120,7 @@
     </w:tblStylePr>
     <w:tblStylePr w:type="lastRow">
       <w:rPr>
+        <w:rFonts w:eastAsia="黑体"/>
         <w:b/>
         <w:bCs/>
         <w:color w:themeColor="text1" w:val="000000"/>
@@ -15453,6 +16132,7 @@
     </w:tblStylePr>
     <w:tblStylePr w:type="firstCol">
       <w:rPr>
+        <w:rFonts w:eastAsia="黑体"/>
         <w:color w:themeColor="background1" w:val="FFFFFF"/>
       </w:rPr>
       <w:tblPr/>
@@ -15462,6 +16142,7 @@
     </w:tblStylePr>
     <w:tblStylePr w:type="lastCol">
       <w:rPr>
+        <w:rFonts w:eastAsia="黑体"/>
         <w:color w:themeColor="background1" w:val="FFFFFF"/>
       </w:rPr>
       <w:tblPr/>
@@ -15494,6 +16175,7 @@
     <w:name w:val="KeywordTok"/>
     <w:basedOn w:val="VerbatimChar"/>
     <w:rPr>
+      <w:rFonts w:eastAsia="黑体"/>
       <w:b/>
       <w:color w:val="007020"/>
     </w:rPr>
@@ -15502,6 +16184,7 @@
     <w:name w:val="DataTypeTok"/>
     <w:basedOn w:val="VerbatimChar"/>
     <w:rPr>
+      <w:rFonts w:eastAsia="黑体"/>
       <w:color w:val="902000"/>
     </w:rPr>
   </w:style>
@@ -15509,6 +16192,7 @@
     <w:name w:val="DecValTok"/>
     <w:basedOn w:val="VerbatimChar"/>
     <w:rPr>
+      <w:rFonts w:eastAsia="黑体"/>
       <w:color w:val="40a070"/>
     </w:rPr>
   </w:style>
@@ -15516,6 +16200,7 @@
     <w:name w:val="BaseNTok"/>
     <w:basedOn w:val="VerbatimChar"/>
     <w:rPr>
+      <w:rFonts w:eastAsia="黑体"/>
       <w:color w:val="40a070"/>
     </w:rPr>
   </w:style>
@@ -15523,6 +16208,7 @@
     <w:name w:val="FloatTok"/>
     <w:basedOn w:val="VerbatimChar"/>
     <w:rPr>
+      <w:rFonts w:eastAsia="黑体"/>
       <w:color w:val="40a070"/>
     </w:rPr>
   </w:style>
@@ -15530,6 +16216,7 @@
     <w:name w:val="ConstantTok"/>
     <w:basedOn w:val="VerbatimChar"/>
     <w:rPr>
+      <w:rFonts w:eastAsia="黑体"/>
       <w:color w:val="880000"/>
     </w:rPr>
   </w:style>
@@ -15537,6 +16224,7 @@
     <w:name w:val="CharTok"/>
     <w:basedOn w:val="VerbatimChar"/>
     <w:rPr>
+      <w:rFonts w:eastAsia="黑体"/>
       <w:color w:val="4070a0"/>
     </w:rPr>
   </w:style>
@@ -15544,6 +16232,7 @@
     <w:name w:val="SpecialCharTok"/>
     <w:basedOn w:val="VerbatimChar"/>
     <w:rPr>
+      <w:rFonts w:eastAsia="黑体"/>
       <w:color w:val="4070a0"/>
     </w:rPr>
   </w:style>
@@ -15551,6 +16240,7 @@
     <w:name w:val="StringTok"/>
     <w:basedOn w:val="VerbatimChar"/>
     <w:rPr>
+      <w:rFonts w:eastAsia="黑体"/>
       <w:color w:val="4070a0"/>
     </w:rPr>
   </w:style>
@@ -15558,6 +16248,7 @@
     <w:name w:val="VerbatimStringTok"/>
     <w:basedOn w:val="VerbatimChar"/>
     <w:rPr>
+      <w:rFonts w:eastAsia="黑体"/>
       <w:color w:val="4070a0"/>
     </w:rPr>
   </w:style>
@@ -15565,6 +16256,7 @@
     <w:name w:val="SpecialStringTok"/>
     <w:basedOn w:val="VerbatimChar"/>
     <w:rPr>
+      <w:rFonts w:eastAsia="黑体"/>
       <w:color w:val="bb6688"/>
     </w:rPr>
   </w:style>
@@ -15572,6 +16264,7 @@
     <w:name w:val="ImportTok"/>
     <w:basedOn w:val="VerbatimChar"/>
     <w:rPr>
+      <w:rFonts w:eastAsia="黑体"/>
       <w:b/>
       <w:color w:val="008000"/>
     </w:rPr>
@@ -15580,6 +16273,7 @@
     <w:name w:val="CommentTok"/>
     <w:basedOn w:val="VerbatimChar"/>
     <w:rPr>
+      <w:rFonts w:eastAsia="黑体"/>
       <w:i/>
       <w:color w:val="60a0b0"/>
     </w:rPr>
@@ -15588,6 +16282,7 @@
     <w:name w:val="DocumentationTok"/>
     <w:basedOn w:val="VerbatimChar"/>
     <w:rPr>
+      <w:rFonts w:eastAsia="黑体"/>
       <w:i/>
       <w:color w:val="ba2121"/>
     </w:rPr>
@@ -15596,6 +16291,7 @@
     <w:name w:val="AnnotationTok"/>
     <w:basedOn w:val="VerbatimChar"/>
     <w:rPr>
+      <w:rFonts w:eastAsia="黑体"/>
       <w:b/>
       <w:i/>
       <w:color w:val="60a0b0"/>
@@ -15605,6 +16301,7 @@
     <w:name w:val="CommentVarTok"/>
     <w:basedOn w:val="VerbatimChar"/>
     <w:rPr>
+      <w:rFonts w:eastAsia="黑体"/>
       <w:b/>
       <w:i/>
       <w:color w:val="60a0b0"/>
@@ -15614,6 +16311,7 @@
     <w:name w:val="OtherTok"/>
     <w:basedOn w:val="VerbatimChar"/>
     <w:rPr>
+      <w:rFonts w:eastAsia="黑体"/>
       <w:color w:val="007020"/>
     </w:rPr>
   </w:style>
@@ -15621,6 +16319,7 @@
     <w:name w:val="FunctionTok"/>
     <w:basedOn w:val="VerbatimChar"/>
     <w:rPr>
+      <w:rFonts w:eastAsia="黑体"/>
       <w:color w:val="06287e"/>
     </w:rPr>
   </w:style>
@@ -15628,6 +16327,7 @@
     <w:name w:val="VariableTok"/>
     <w:basedOn w:val="VerbatimChar"/>
     <w:rPr>
+      <w:rFonts w:eastAsia="黑体"/>
       <w:color w:val="19177c"/>
     </w:rPr>
   </w:style>
@@ -15635,6 +16335,7 @@
     <w:name w:val="ControlFlowTok"/>
     <w:basedOn w:val="VerbatimChar"/>
     <w:rPr>
+      <w:rFonts w:eastAsia="黑体"/>
       <w:b/>
       <w:color w:val="007020"/>
     </w:rPr>
@@ -15643,6 +16344,7 @@
     <w:name w:val="OperatorTok"/>
     <w:basedOn w:val="VerbatimChar"/>
     <w:rPr>
+      <w:rFonts w:eastAsia="黑体"/>
       <w:color w:val="666666"/>
     </w:rPr>
   </w:style>
@@ -15650,18 +16352,22 @@
     <w:name w:val="BuiltInTok"/>
     <w:basedOn w:val="VerbatimChar"/>
     <w:rPr>
+      <w:rFonts w:eastAsia="黑体"/>
       <w:color w:val="008000"/>
     </w:rPr>
   </w:style>
   <w:style w:type="character" w:customStyle="1" w:styleId="ExtensionTok">
     <w:name w:val="ExtensionTok"/>
     <w:basedOn w:val="VerbatimChar"/>
-    <w:rPr/>
+    <w:rPr>
+      <w:rFonts w:eastAsia="黑体"/>
+    </w:rPr>
   </w:style>
   <w:style w:type="character" w:customStyle="1" w:styleId="PreprocessorTok">
     <w:name w:val="PreprocessorTok"/>
     <w:basedOn w:val="VerbatimChar"/>
     <w:rPr>
+      <w:rFonts w:eastAsia="黑体"/>
       <w:color w:val="bc7a00"/>
     </w:rPr>
   </w:style>
@@ -15669,18 +16375,22 @@
     <w:name w:val="AttributeTok"/>
     <w:basedOn w:val="VerbatimChar"/>
     <w:rPr>
+      <w:rFonts w:eastAsia="黑体"/>
       <w:color w:val="7d9029"/>
     </w:rPr>
   </w:style>
   <w:style w:type="character" w:customStyle="1" w:styleId="RegionMarkerTok">
     <w:name w:val="RegionMarkerTok"/>
     <w:basedOn w:val="VerbatimChar"/>
-    <w:rPr/>
+    <w:rPr>
+      <w:rFonts w:eastAsia="黑体"/>
+    </w:rPr>
   </w:style>
   <w:style w:type="character" w:customStyle="1" w:styleId="InformationTok">
     <w:name w:val="InformationTok"/>
     <w:basedOn w:val="VerbatimChar"/>
     <w:rPr>
+      <w:rFonts w:eastAsia="黑体"/>
       <w:b/>
       <w:i/>
       <w:color w:val="60a0b0"/>
@@ -15690,6 +16400,7 @@
     <w:name w:val="WarningTok"/>
     <w:basedOn w:val="VerbatimChar"/>
     <w:rPr>
+      <w:rFonts w:eastAsia="黑体"/>
       <w:b/>
       <w:i/>
       <w:color w:val="60a0b0"/>
@@ -15699,6 +16410,7 @@
     <w:name w:val="AlertTok"/>
     <w:basedOn w:val="VerbatimChar"/>
     <w:rPr>
+      <w:rFonts w:eastAsia="黑体"/>
       <w:b/>
       <w:color w:val="ff0000"/>
     </w:rPr>
@@ -15707,6 +16419,7 @@
     <w:name w:val="ErrorTok"/>
     <w:basedOn w:val="VerbatimChar"/>
     <w:rPr>
+      <w:rFonts w:eastAsia="黑体"/>
       <w:b/>
       <w:color w:val="ff0000"/>
     </w:rPr>
@@ -15714,7 +16427,9 @@
   <w:style w:type="character" w:customStyle="1" w:styleId="NormalTok">
     <w:name w:val="NormalTok"/>
     <w:basedOn w:val="VerbatimChar"/>
-    <w:rPr/>
+    <w:rPr>
+      <w:rFonts w:eastAsia="黑体"/>
+    </w:rPr>
   </w:style>
 </w:styles>
 </file>
@@ -15763,12 +16478,12 @@
     <a:fontScheme name="Office">
       <a:majorFont>
         <a:latin typeface="Calibri"/>
-        <a:ea typeface=""/>
+        <a:ea typeface="黑体"/>
         <a:cs typeface=""/>
         <a:font script="Jpan" typeface="ＭＳ ゴシック"/>
         <a:font script="Hang" typeface="맑은 고딕"/>
-        <a:font script="Hans" typeface="宋体"/>
-        <a:font script="Hant" typeface="新細明體"/>
+        <a:font script="Hans" typeface="黑体"/>
+        <a:font script="Hant" typeface="黑体"/>
         <a:font script="Arab" typeface="Times New Roman"/>
         <a:font script="Hebr" typeface="Times New Roman"/>
         <a:font script="Thai" typeface="Angsana New"/>
@@ -15798,12 +16513,12 @@
       </a:majorFont>
       <a:minorFont>
         <a:latin typeface="Cambria"/>
-        <a:ea typeface=""/>
+        <a:ea typeface="黑体"/>
         <a:cs typeface=""/>
         <a:font script="Jpan" typeface="ＭＳ 明朝"/>
         <a:font script="Hang" typeface="맑은 고딕"/>
-        <a:font script="Hans" typeface="宋体"/>
-        <a:font script="Hant" typeface="新細明體"/>
+        <a:font script="Hans" typeface="黑体"/>
+        <a:font script="Hant" typeface="黑体"/>
         <a:font script="Arab" typeface="Arial"/>
         <a:font script="Hebr" typeface="Arial"/>
         <a:font script="Thai" typeface="Cordia New"/>

--- a/01-电源电路/02-开关电源/半桥/半桥LLC电路/半桥LLC电路.docx
+++ b/01-电源电路/02-开关电源/半桥/半桥LLC电路/半桥LLC电路.docx
@@ -3407,7 +3407,7 @@
           <w:color w:val="555555"/>
           <w:sz w:val="21"/>
         </w:rPr>
-        <w:t>材料收集者：杜文杰，WX手机：19519196569，QQ:3478827729</w:t>
+        <w:t>材料收集者：杜文杰，微信/手机：19519196569，QQ:3478827729</w:t>
       </w:r>
     </w:p>
     <w:sectPr>
